--- a/Routine/CSE-19_Routine Tamplate.docx
+++ b/Routine/CSE-19_Routine Tamplate.docx
@@ -295,7 +295,28 @@
             <w14:round/>
           </w14:textOutline>
         </w:rPr>
-        <w:t>Spring-25</w:t>
+        <w:t>Fall</w:t>
+      </w:r>
+      <w:r>
+        <w:rPr>
+          <w:rFonts w:ascii="Times New Roman" w:hAnsi="Times New Roman" w:cs="Times New Roman"/>
+          <w:b/>
+          <w:bCs/>
+          <w:color w:val="4472C4" w:themeColor="accent1"/>
+          <w:sz w:val="44"/>
+          <w:szCs w:val="44"/>
+          <w14:shadow w14:blurRad="38100" w14:dist="25400" w14:dir="5400000" w14:sx="100000" w14:sy="100000" w14:kx="0" w14:ky="0" w14:algn="ctr">
+            <w14:srgbClr w14:val="6E747A">
+              <w14:alpha w14:val="57000"/>
+            </w14:srgbClr>
+          </w14:shadow>
+          <w14:textOutline w14:w="0" w14:cap="flat" w14:cmpd="sng" w14:algn="ctr">
+            <w14:noFill/>
+            <w14:prstDash w14:val="solid"/>
+            <w14:round/>
+          </w14:textOutline>
+        </w:rPr>
+        <w:t>-25</w:t>
       </w:r>
       <w:r>
         <w:rPr>
@@ -342,47 +363,7 @@
             <w14:round/>
           </w14:textOutline>
         </w:rPr>
-        <w:t xml:space="preserve">January </w:t>
-      </w:r>
-      <w:r>
-        <w:rPr>
-          <w:rFonts w:ascii="Times New Roman" w:hAnsi="Times New Roman" w:cs="Times New Roman"/>
-          <w:b/>
-          <w:color w:val="4472C4" w:themeColor="accent1"/>
-          <w:sz w:val="44"/>
-          <w:szCs w:val="44"/>
-          <w14:shadow w14:blurRad="38100" w14:dist="25400" w14:dir="5400000" w14:sx="100000" w14:sy="100000" w14:kx="0" w14:ky="0" w14:algn="ctr">
-            <w14:srgbClr w14:val="6E747A">
-              <w14:alpha w14:val="57000"/>
-            </w14:srgbClr>
-          </w14:shadow>
-          <w14:textOutline w14:w="0" w14:cap="flat" w14:cmpd="sng" w14:algn="ctr">
-            <w14:noFill/>
-            <w14:prstDash w14:val="solid"/>
-            <w14:round/>
-          </w14:textOutline>
-        </w:rPr>
-        <w:t>1</w:t>
-      </w:r>
-      <w:r>
-        <w:rPr>
-          <w:rFonts w:ascii="Times New Roman" w:hAnsi="Times New Roman" w:cs="Times New Roman"/>
-          <w:b/>
-          <w:color w:val="4472C4" w:themeColor="accent1"/>
-          <w:sz w:val="44"/>
-          <w:szCs w:val="44"/>
-          <w14:shadow w14:blurRad="38100" w14:dist="25400" w14:dir="5400000" w14:sx="100000" w14:sy="100000" w14:kx="0" w14:ky="0" w14:algn="ctr">
-            <w14:srgbClr w14:val="6E747A">
-              <w14:alpha w14:val="57000"/>
-            </w14:srgbClr>
-          </w14:shadow>
-          <w14:textOutline w14:w="0" w14:cap="flat" w14:cmpd="sng" w14:algn="ctr">
-            <w14:noFill/>
-            <w14:prstDash w14:val="solid"/>
-            <w14:round/>
-          </w14:textOutline>
-        </w:rPr>
-        <w:t>3</w:t>
+        <w:t>July 20</w:t>
       </w:r>
       <w:r>
         <w:rPr>
@@ -1076,60 +1057,141 @@
               <w:rPr>
                 <w:rFonts w:ascii="Times New Roman" w:hAnsi="Times New Roman" w:cs="Times New Roman"/>
                 <w:bCs/>
-                <w:color w:val="000000" w:themeColor="text1"/>
-                <w:sz w:val="44"/>
-                <w:szCs w:val="44"/>
-                <w14:shadow w14:blurRad="38100" w14:dist="19050" w14:dir="2700000" w14:sx="100000" w14:sy="100000" w14:kx="0" w14:ky="0" w14:algn="tl">
-                  <w14:schemeClr w14:val="dk1">
-                    <w14:alpha w14:val="60000"/>
-                  </w14:schemeClr>
-                </w14:shadow>
-                <w14:textOutline w14:w="0" w14:cap="flat" w14:cmpd="sng" w14:algn="ctr">
-                  <w14:noFill/>
-                  <w14:prstDash w14:val="solid"/>
-                  <w14:round/>
-                </w14:textOutline>
-              </w:rPr>
-            </w:pPr>
-            <w:r>
-              <w:rPr>
-                <w:rFonts w:ascii="Times New Roman" w:hAnsi="Times New Roman" w:cs="Times New Roman"/>
-                <w:bCs/>
-                <w:color w:val="000000" w:themeColor="text1"/>
-                <w:sz w:val="44"/>
-                <w:szCs w:val="44"/>
-                <w14:shadow w14:blurRad="38100" w14:dist="19050" w14:dir="2700000" w14:sx="100000" w14:sy="100000" w14:kx="0" w14:ky="0" w14:algn="tl">
-                  <w14:schemeClr w14:val="dk1">
-                    <w14:alpha w14:val="60000"/>
-                  </w14:schemeClr>
-                </w14:shadow>
-                <w14:textOutline w14:w="0" w14:cap="flat" w14:cmpd="sng" w14:algn="ctr">
-                  <w14:noFill/>
-                  <w14:prstDash w14:val="solid"/>
-                  <w14:round/>
-                </w14:textOutline>
-              </w:rPr>
-              <w:t xml:space="preserve">CSE </w:t>
-            </w:r>
-            <w:r>
-              <w:rPr>
-                <w:rFonts w:ascii="Times New Roman" w:hAnsi="Times New Roman" w:cs="Times New Roman"/>
-                <w:bCs/>
-                <w:color w:val="000000" w:themeColor="text1"/>
-                <w:sz w:val="44"/>
-                <w:szCs w:val="44"/>
-                <w14:shadow w14:blurRad="38100" w14:dist="19050" w14:dir="2700000" w14:sx="100000" w14:sy="100000" w14:kx="0" w14:ky="0" w14:algn="tl">
-                  <w14:schemeClr w14:val="dk1">
-                    <w14:alpha w14:val="60000"/>
-                  </w14:schemeClr>
-                </w14:shadow>
-                <w14:textOutline w14:w="0" w14:cap="flat" w14:cmpd="sng" w14:algn="ctr">
-                  <w14:noFill/>
-                  <w14:prstDash w14:val="solid"/>
-                  <w14:round/>
-                </w14:textOutline>
-              </w:rPr>
-              <w:t>4105</w:t>
+                <w:color w:val="1F4E79" w:themeColor="accent5" w:themeShade="80"/>
+                <w:sz w:val="44"/>
+                <w:szCs w:val="44"/>
+                <w14:shadow w14:blurRad="38100" w14:dist="19050" w14:dir="2700000" w14:sx="100000" w14:sy="100000" w14:kx="0" w14:ky="0" w14:algn="tl">
+                  <w14:schemeClr w14:val="dk1">
+                    <w14:alpha w14:val="60000"/>
+                  </w14:schemeClr>
+                </w14:shadow>
+                <w14:textOutline w14:w="0" w14:cap="flat" w14:cmpd="sng" w14:algn="ctr">
+                  <w14:noFill/>
+                  <w14:prstDash w14:val="solid"/>
+                  <w14:round/>
+                </w14:textOutline>
+              </w:rPr>
+            </w:pPr>
+            <w:r>
+              <w:rPr>
+                <w:rFonts w:ascii="Times New Roman" w:hAnsi="Times New Roman" w:cs="Times New Roman"/>
+                <w:bCs/>
+                <w:color w:val="000000" w:themeColor="text1"/>
+                <w:sz w:val="44"/>
+                <w:szCs w:val="44"/>
+                <w14:shadow w14:blurRad="38100" w14:dist="19050" w14:dir="2700000" w14:sx="100000" w14:sy="100000" w14:kx="0" w14:ky="0" w14:algn="tl">
+                  <w14:schemeClr w14:val="dk1">
+                    <w14:alpha w14:val="60000"/>
+                  </w14:schemeClr>
+                </w14:shadow>
+                <w14:textOutline w14:w="0" w14:cap="flat" w14:cmpd="sng" w14:algn="ctr">
+                  <w14:noFill/>
+                  <w14:prstDash w14:val="solid"/>
+                  <w14:round/>
+                </w14:textOutline>
+              </w:rPr>
+              <w:t xml:space="preserve"> </w:t>
+            </w:r>
+            <w:r>
+              <w:rPr>
+                <w:rFonts w:ascii="Times New Roman" w:hAnsi="Times New Roman" w:cs="Times New Roman"/>
+                <w:b/>
+                <w:bCs/>
+                <w:color w:val="C45911" w:themeColor="accent2" w:themeShade="BF"/>
+                <w:sz w:val="48"/>
+                <w:szCs w:val="48"/>
+                <w14:shadow w14:blurRad="38100" w14:dist="25400" w14:dir="5400000" w14:sx="100000" w14:sy="100000" w14:kx="0" w14:ky="0" w14:algn="ctr">
+                  <w14:srgbClr w14:val="6E747A">
+                    <w14:alpha w14:val="57000"/>
+                  </w14:srgbClr>
+                </w14:shadow>
+                <w14:textOutline w14:w="0" w14:cap="flat" w14:cmpd="sng" w14:algn="ctr">
+                  <w14:noFill/>
+                  <w14:prstDash w14:val="solid"/>
+                  <w14:round/>
+                </w14:textOutline>
+              </w:rPr>
+              <w:t xml:space="preserve"> </w:t>
+            </w:r>
+            <w:r>
+              <w:rPr>
+                <w:rFonts w:ascii="Times New Roman" w:hAnsi="Times New Roman" w:cs="Times New Roman"/>
+                <w:bCs/>
+                <w:color w:val="1F4E79" w:themeColor="accent5" w:themeShade="80"/>
+                <w:sz w:val="44"/>
+                <w:szCs w:val="44"/>
+                <w14:shadow w14:blurRad="38100" w14:dist="19050" w14:dir="2700000" w14:sx="100000" w14:sy="100000" w14:kx="0" w14:ky="0" w14:algn="tl">
+                  <w14:schemeClr w14:val="dk1">
+                    <w14:alpha w14:val="60000"/>
+                  </w14:schemeClr>
+                </w14:shadow>
+                <w14:textOutline w14:w="0" w14:cap="flat" w14:cmpd="sng" w14:algn="ctr">
+                  <w14:noFill/>
+                  <w14:prstDash w14:val="solid"/>
+                  <w14:round/>
+                </w14:textOutline>
+              </w:rPr>
+              <w:t xml:space="preserve"> </w:t>
+            </w:r>
+            <w:r>
+              <w:rPr>
+                <w:rFonts w:ascii="Times New Roman" w:hAnsi="Times New Roman" w:cs="Times New Roman"/>
+                <w:bCs/>
+                <w:color w:val="1F4E79" w:themeColor="accent5" w:themeShade="80"/>
+                <w:sz w:val="44"/>
+                <w:szCs w:val="44"/>
+                <w14:shadow w14:blurRad="38100" w14:dist="19050" w14:dir="2700000" w14:sx="100000" w14:sy="100000" w14:kx="0" w14:ky="0" w14:algn="tl">
+                  <w14:schemeClr w14:val="dk1">
+                    <w14:alpha w14:val="60000"/>
+                  </w14:schemeClr>
+                </w14:shadow>
+                <w14:textOutline w14:w="0" w14:cap="flat" w14:cmpd="sng" w14:algn="ctr">
+                  <w14:noFill/>
+                  <w14:prstDash w14:val="solid"/>
+                  <w14:round/>
+                </w14:textOutline>
+              </w:rPr>
+              <w:t>CSE</w:t>
+            </w:r>
+            <w:r>
+              <w:rPr>
+                <w:rFonts w:ascii="Times New Roman" w:hAnsi="Times New Roman" w:cs="Times New Roman"/>
+                <w:bCs/>
+                <w:color w:val="1F4E79" w:themeColor="accent5" w:themeShade="80"/>
+                <w:sz w:val="44"/>
+                <w:szCs w:val="44"/>
+                <w14:shadow w14:blurRad="38100" w14:dist="19050" w14:dir="2700000" w14:sx="100000" w14:sy="100000" w14:kx="0" w14:ky="0" w14:algn="tl">
+                  <w14:schemeClr w14:val="dk1">
+                    <w14:alpha w14:val="60000"/>
+                  </w14:schemeClr>
+                </w14:shadow>
+                <w14:textOutline w14:w="0" w14:cap="flat" w14:cmpd="sng" w14:algn="ctr">
+                  <w14:noFill/>
+                  <w14:prstDash w14:val="solid"/>
+                  <w14:round/>
+                </w14:textOutline>
+              </w:rPr>
+              <w:t xml:space="preserve"> 4</w:t>
+            </w:r>
+            <w:r>
+              <w:rPr>
+                <w:rFonts w:ascii="Times New Roman" w:hAnsi="Times New Roman" w:cs="Times New Roman"/>
+                <w:bCs/>
+                <w:color w:val="1F4E79" w:themeColor="accent5" w:themeShade="80"/>
+                <w:sz w:val="44"/>
+                <w:szCs w:val="44"/>
+                <w14:shadow w14:blurRad="38100" w14:dist="19050" w14:dir="2700000" w14:sx="100000" w14:sy="100000" w14:kx="0" w14:ky="0" w14:algn="tl">
+                  <w14:schemeClr w14:val="dk1">
+                    <w14:alpha w14:val="60000"/>
+                  </w14:schemeClr>
+                </w14:shadow>
+                <w14:textOutline w14:w="0" w14:cap="flat" w14:cmpd="sng" w14:algn="ctr">
+                  <w14:noFill/>
+                  <w14:prstDash w14:val="solid"/>
+                  <w14:round/>
+                </w14:textOutline>
+              </w:rPr>
+              <w:t>213</w:t>
             </w:r>
           </w:p>
           <w:p>
@@ -1191,69 +1253,50 @@
                   <w14:round/>
                 </w14:textOutline>
               </w:rPr>
-              <w:t>311</w:t>
-            </w:r>
-          </w:p>
-          <w:p>
-            <w:pPr>
-              <w:jc w:val="center"/>
-              <w:rPr>
-                <w:rFonts w:ascii="Times New Roman" w:hAnsi="Times New Roman" w:cs="Times New Roman"/>
-                <w:bCs/>
-                <w:color w:val="000000" w:themeColor="text1"/>
-                <w:sz w:val="44"/>
-                <w:szCs w:val="44"/>
-                <w14:shadow w14:blurRad="38100" w14:dist="19050" w14:dir="2700000" w14:sx="100000" w14:sy="100000" w14:kx="0" w14:ky="0" w14:algn="tl">
-                  <w14:schemeClr w14:val="dk1">
-                    <w14:alpha w14:val="60000"/>
-                  </w14:schemeClr>
-                </w14:shadow>
-                <w14:textOutline w14:w="0" w14:cap="flat" w14:cmpd="sng" w14:algn="ctr">
-                  <w14:noFill/>
-                  <w14:prstDash w14:val="solid"/>
-                  <w14:round/>
-                </w14:textOutline>
-              </w:rPr>
-            </w:pPr>
-            <w:r>
-              <w:rPr>
-                <w:rFonts w:ascii="Times New Roman" w:hAnsi="Times New Roman" w:cs="Times New Roman"/>
-                <w:bCs/>
-                <w:color w:val="000000" w:themeColor="text1"/>
-                <w:sz w:val="44"/>
-                <w:szCs w:val="44"/>
-                <w14:shadow w14:blurRad="38100" w14:dist="19050" w14:dir="2700000" w14:sx="100000" w14:sy="100000" w14:kx="0" w14:ky="0" w14:algn="tl">
-                  <w14:schemeClr w14:val="dk1">
-                    <w14:alpha w14:val="60000"/>
-                  </w14:schemeClr>
-                </w14:shadow>
-                <w14:textOutline w14:w="0" w14:cap="flat" w14:cmpd="sng" w14:algn="ctr">
-                  <w14:noFill/>
-                  <w14:prstDash w14:val="solid"/>
-                  <w14:round/>
-                </w14:textOutline>
-              </w:rPr>
-              <w:t>Rubyeat</w:t>
-            </w:r>
-            <w:r>
-              <w:rPr>
-                <w:rFonts w:ascii="Times New Roman" w:hAnsi="Times New Roman" w:cs="Times New Roman"/>
-                <w:bCs/>
-                <w:color w:val="000000" w:themeColor="text1"/>
-                <w:sz w:val="44"/>
-                <w:szCs w:val="44"/>
-                <w14:shadow w14:blurRad="38100" w14:dist="19050" w14:dir="2700000" w14:sx="100000" w14:sy="100000" w14:kx="0" w14:ky="0" w14:algn="tl">
-                  <w14:schemeClr w14:val="dk1">
-                    <w14:alpha w14:val="60000"/>
-                  </w14:schemeClr>
-                </w14:shadow>
-                <w14:textOutline w14:w="0" w14:cap="flat" w14:cmpd="sng" w14:algn="ctr">
-                  <w14:noFill/>
-                  <w14:prstDash w14:val="solid"/>
-                  <w14:round/>
-                </w14:textOutline>
-              </w:rPr>
-              <w:t xml:space="preserve"> </w:t>
+              <w:t>413</w:t>
+            </w:r>
+          </w:p>
+          <w:p>
+            <w:pPr>
+              <w:jc w:val="center"/>
+              <w:rPr>
+                <w:rFonts w:ascii="Times New Roman" w:hAnsi="Times New Roman" w:cs="Times New Roman"/>
+                <w:b/>
+                <w:bCs/>
+                <w:color w:val="C45911" w:themeColor="accent2" w:themeShade="BF"/>
+                <w:sz w:val="48"/>
+                <w:szCs w:val="48"/>
+                <w14:shadow w14:blurRad="38100" w14:dist="25400" w14:dir="5400000" w14:sx="100000" w14:sy="100000" w14:kx="0" w14:ky="0" w14:algn="ctr">
+                  <w14:srgbClr w14:val="6E747A">
+                    <w14:alpha w14:val="57000"/>
+                  </w14:srgbClr>
+                </w14:shadow>
+                <w14:textOutline w14:w="0" w14:cap="flat" w14:cmpd="sng" w14:algn="ctr">
+                  <w14:noFill/>
+                  <w14:prstDash w14:val="solid"/>
+                  <w14:round/>
+                </w14:textOutline>
+              </w:rPr>
+            </w:pPr>
+            <w:r>
+              <w:rPr>
+                <w:rFonts w:ascii="Times New Roman" w:hAnsi="Times New Roman" w:cs="Times New Roman"/>
+                <w:bCs/>
+                <w:color w:val="000000" w:themeColor="text1"/>
+                <w:sz w:val="44"/>
+                <w:szCs w:val="44"/>
+                <w14:shadow w14:blurRad="38100" w14:dist="19050" w14:dir="2700000" w14:sx="100000" w14:sy="100000" w14:kx="0" w14:ky="0" w14:algn="tl">
+                  <w14:schemeClr w14:val="dk1">
+                    <w14:alpha w14:val="60000"/>
+                  </w14:schemeClr>
+                </w14:shadow>
+                <w14:textOutline w14:w="0" w14:cap="flat" w14:cmpd="sng" w14:algn="ctr">
+                  <w14:noFill/>
+                  <w14:prstDash w14:val="solid"/>
+                  <w14:round/>
+                </w14:textOutline>
+              </w:rPr>
+              <w:t>Tahmid Sir</w:t>
             </w:r>
           </w:p>
         </w:tc>
@@ -1273,265 +1316,21 @@
               <w:rPr>
                 <w:rFonts w:ascii="Times New Roman" w:hAnsi="Times New Roman" w:cs="Times New Roman"/>
                 <w:bCs/>
-                <w:color w:val="1F4E79" w:themeColor="accent5" w:themeShade="80"/>
-                <w:sz w:val="44"/>
-                <w:szCs w:val="44"/>
-                <w14:shadow w14:blurRad="38100" w14:dist="19050" w14:dir="2700000" w14:sx="100000" w14:sy="100000" w14:kx="0" w14:ky="0" w14:algn="tl">
-                  <w14:schemeClr w14:val="dk1">
-                    <w14:alpha w14:val="60000"/>
-                  </w14:schemeClr>
-                </w14:shadow>
-                <w14:textOutline w14:w="0" w14:cap="flat" w14:cmpd="sng" w14:algn="ctr">
-                  <w14:noFill/>
-                  <w14:prstDash w14:val="solid"/>
-                  <w14:round/>
-                </w14:textOutline>
-              </w:rPr>
-            </w:pPr>
-            <w:r>
-              <w:rPr>
-                <w:rFonts w:ascii="Times New Roman" w:hAnsi="Times New Roman" w:cs="Times New Roman"/>
-                <w:bCs/>
-                <w:color w:val="1F4E79" w:themeColor="accent5" w:themeShade="80"/>
-                <w:sz w:val="44"/>
-                <w:szCs w:val="44"/>
-                <w14:shadow w14:blurRad="38100" w14:dist="19050" w14:dir="2700000" w14:sx="100000" w14:sy="100000" w14:kx="0" w14:ky="0" w14:algn="tl">
-                  <w14:schemeClr w14:val="dk1">
-                    <w14:alpha w14:val="60000"/>
-                  </w14:schemeClr>
-                </w14:shadow>
-                <w14:textOutline w14:w="0" w14:cap="flat" w14:cmpd="sng" w14:algn="ctr">
-                  <w14:noFill/>
-                  <w14:prstDash w14:val="solid"/>
-                  <w14:round/>
-                </w14:textOutline>
-              </w:rPr>
-              <w:t>CSE 3</w:t>
-            </w:r>
-            <w:r>
-              <w:rPr>
-                <w:rFonts w:ascii="Times New Roman" w:hAnsi="Times New Roman" w:cs="Times New Roman"/>
-                <w:bCs/>
-                <w:color w:val="1F4E79" w:themeColor="accent5" w:themeShade="80"/>
-                <w:sz w:val="44"/>
-                <w:szCs w:val="44"/>
-                <w14:shadow w14:blurRad="38100" w14:dist="19050" w14:dir="2700000" w14:sx="100000" w14:sy="100000" w14:kx="0" w14:ky="0" w14:algn="tl">
-                  <w14:schemeClr w14:val="dk1">
-                    <w14:alpha w14:val="60000"/>
-                  </w14:schemeClr>
-                </w14:shadow>
-                <w14:textOutline w14:w="0" w14:cap="flat" w14:cmpd="sng" w14:algn="ctr">
-                  <w14:noFill/>
-                  <w14:prstDash w14:val="solid"/>
-                  <w14:round/>
-                </w14:textOutline>
-              </w:rPr>
-              <w:t>2</w:t>
-            </w:r>
-            <w:r>
-              <w:rPr>
-                <w:rFonts w:ascii="Times New Roman" w:hAnsi="Times New Roman" w:cs="Times New Roman"/>
-                <w:bCs/>
-                <w:color w:val="1F4E79" w:themeColor="accent5" w:themeShade="80"/>
-                <w:sz w:val="44"/>
-                <w:szCs w:val="44"/>
-                <w14:shadow w14:blurRad="38100" w14:dist="19050" w14:dir="2700000" w14:sx="100000" w14:sy="100000" w14:kx="0" w14:ky="0" w14:algn="tl">
-                  <w14:schemeClr w14:val="dk1">
-                    <w14:alpha w14:val="60000"/>
-                  </w14:schemeClr>
-                </w14:shadow>
-                <w14:textOutline w14:w="0" w14:cap="flat" w14:cmpd="sng" w14:algn="ctr">
-                  <w14:noFill/>
-                  <w14:prstDash w14:val="solid"/>
-                  <w14:round/>
-                </w14:textOutline>
-              </w:rPr>
-              <w:t>0</w:t>
-            </w:r>
-            <w:r>
-              <w:rPr>
-                <w:rFonts w:ascii="Times New Roman" w:hAnsi="Times New Roman" w:cs="Times New Roman"/>
-                <w:bCs/>
-                <w:color w:val="1F4E79" w:themeColor="accent5" w:themeShade="80"/>
-                <w:sz w:val="44"/>
-                <w:szCs w:val="44"/>
-                <w14:shadow w14:blurRad="38100" w14:dist="19050" w14:dir="2700000" w14:sx="100000" w14:sy="100000" w14:kx="0" w14:ky="0" w14:algn="tl">
-                  <w14:schemeClr w14:val="dk1">
-                    <w14:alpha w14:val="60000"/>
-                  </w14:schemeClr>
-                </w14:shadow>
-                <w14:textOutline w14:w="0" w14:cap="flat" w14:cmpd="sng" w14:algn="ctr">
-                  <w14:noFill/>
-                  <w14:prstDash w14:val="solid"/>
-                  <w14:round/>
-                </w14:textOutline>
-              </w:rPr>
-              <w:t>3</w:t>
-            </w:r>
-          </w:p>
-          <w:p>
-            <w:pPr>
-              <w:jc w:val="center"/>
-              <w:rPr>
-                <w:rFonts w:ascii="Times New Roman" w:hAnsi="Times New Roman" w:cs="Times New Roman"/>
-                <w:bCs/>
-                <w:color w:val="000000" w:themeColor="text1"/>
-                <w:sz w:val="44"/>
-                <w:szCs w:val="44"/>
-                <w14:shadow w14:blurRad="38100" w14:dist="19050" w14:dir="2700000" w14:sx="100000" w14:sy="100000" w14:kx="0" w14:ky="0" w14:algn="tl">
-                  <w14:schemeClr w14:val="dk1">
-                    <w14:alpha w14:val="60000"/>
-                  </w14:schemeClr>
-                </w14:shadow>
-                <w14:textOutline w14:w="0" w14:cap="flat" w14:cmpd="sng" w14:algn="ctr">
-                  <w14:noFill/>
-                  <w14:prstDash w14:val="solid"/>
-                  <w14:round/>
-                </w14:textOutline>
-              </w:rPr>
-            </w:pPr>
-            <w:r>
-              <w:rPr>
-                <w:rFonts w:ascii="Times New Roman" w:hAnsi="Times New Roman" w:cs="Times New Roman"/>
-                <w:bCs/>
-                <w:color w:val="000000" w:themeColor="text1"/>
-                <w:sz w:val="44"/>
-                <w:szCs w:val="44"/>
-                <w14:shadow w14:blurRad="38100" w14:dist="19050" w14:dir="2700000" w14:sx="100000" w14:sy="100000" w14:kx="0" w14:ky="0" w14:algn="tl">
-                  <w14:schemeClr w14:val="dk1">
-                    <w14:alpha w14:val="60000"/>
-                  </w14:schemeClr>
-                </w14:shadow>
-                <w14:textOutline w14:w="0" w14:cap="flat" w14:cmpd="sng" w14:algn="ctr">
-                  <w14:noFill/>
-                  <w14:prstDash w14:val="solid"/>
-                  <w14:round/>
-                </w14:textOutline>
-              </w:rPr>
-              <w:t xml:space="preserve">Room no. </w:t>
-            </w:r>
-            <w:r>
-              <w:rPr>
-                <w:rFonts w:ascii="Times New Roman" w:hAnsi="Times New Roman" w:cs="Times New Roman"/>
-                <w:bCs/>
-                <w:color w:val="000000" w:themeColor="text1"/>
-                <w:sz w:val="44"/>
-                <w:szCs w:val="44"/>
-                <w14:shadow w14:blurRad="38100" w14:dist="19050" w14:dir="2700000" w14:sx="100000" w14:sy="100000" w14:kx="0" w14:ky="0" w14:algn="tl">
-                  <w14:schemeClr w14:val="dk1">
-                    <w14:alpha w14:val="60000"/>
-                  </w14:schemeClr>
-                </w14:shadow>
-                <w14:textOutline w14:w="0" w14:cap="flat" w14:cmpd="sng" w14:algn="ctr">
-                  <w14:noFill/>
-                  <w14:prstDash w14:val="solid"/>
-                  <w14:round/>
-                </w14:textOutline>
-              </w:rPr>
-              <w:t>7</w:t>
-            </w:r>
-            <w:r>
-              <w:rPr>
-                <w:rFonts w:ascii="Times New Roman" w:hAnsi="Times New Roman" w:cs="Times New Roman"/>
-                <w:bCs/>
-                <w:color w:val="000000" w:themeColor="text1"/>
-                <w:sz w:val="44"/>
-                <w:szCs w:val="44"/>
-                <w14:shadow w14:blurRad="38100" w14:dist="19050" w14:dir="2700000" w14:sx="100000" w14:sy="100000" w14:kx="0" w14:ky="0" w14:algn="tl">
-                  <w14:schemeClr w14:val="dk1">
-                    <w14:alpha w14:val="60000"/>
-                  </w14:schemeClr>
-                </w14:shadow>
-                <w14:textOutline w14:w="0" w14:cap="flat" w14:cmpd="sng" w14:algn="ctr">
-                  <w14:noFill/>
-                  <w14:prstDash w14:val="solid"/>
-                  <w14:round/>
-                </w14:textOutline>
-              </w:rPr>
-              <w:t>0</w:t>
-            </w:r>
-            <w:r>
-              <w:rPr>
-                <w:rFonts w:ascii="Times New Roman" w:hAnsi="Times New Roman" w:cs="Times New Roman"/>
-                <w:bCs/>
-                <w:color w:val="000000" w:themeColor="text1"/>
-                <w:sz w:val="44"/>
-                <w:szCs w:val="44"/>
-                <w14:shadow w14:blurRad="38100" w14:dist="19050" w14:dir="2700000" w14:sx="100000" w14:sy="100000" w14:kx="0" w14:ky="0" w14:algn="tl">
-                  <w14:schemeClr w14:val="dk1">
-                    <w14:alpha w14:val="60000"/>
-                  </w14:schemeClr>
-                </w14:shadow>
-                <w14:textOutline w14:w="0" w14:cap="flat" w14:cmpd="sng" w14:algn="ctr">
-                  <w14:noFill/>
-                  <w14:prstDash w14:val="solid"/>
-                  <w14:round/>
-                </w14:textOutline>
-              </w:rPr>
-              <w:t>2</w:t>
-            </w:r>
-          </w:p>
-          <w:p>
-            <w:pPr>
-              <w:jc w:val="center"/>
-              <w:rPr>
-                <w:rFonts w:ascii="Times New Roman" w:hAnsi="Times New Roman" w:cs="Times New Roman"/>
-                <w:bCs/>
-                <w:color w:val="000000" w:themeColor="text1"/>
-                <w:sz w:val="44"/>
-                <w:szCs w:val="44"/>
-                <w14:shadow w14:blurRad="38100" w14:dist="19050" w14:dir="2700000" w14:sx="100000" w14:sy="100000" w14:kx="0" w14:ky="0" w14:algn="tl">
-                  <w14:schemeClr w14:val="dk1">
-                    <w14:alpha w14:val="60000"/>
-                  </w14:schemeClr>
-                </w14:shadow>
-                <w14:textOutline w14:w="0" w14:cap="flat" w14:cmpd="sng" w14:algn="ctr">
-                  <w14:noFill/>
-                  <w14:prstDash w14:val="solid"/>
-                  <w14:round/>
-                </w14:textOutline>
-              </w:rPr>
-            </w:pPr>
-            <w:r>
-              <w:rPr>
-                <w:rFonts w:ascii="Times New Roman" w:hAnsi="Times New Roman" w:cs="Times New Roman"/>
-                <w:bCs/>
-                <w:color w:val="000000" w:themeColor="text1"/>
-                <w:sz w:val="44"/>
-                <w:szCs w:val="44"/>
-                <w14:shadow w14:blurRad="38100" w14:dist="19050" w14:dir="2700000" w14:sx="100000" w14:sy="100000" w14:kx="0" w14:ky="0" w14:algn="tl">
-                  <w14:schemeClr w14:val="dk1">
-                    <w14:alpha w14:val="60000"/>
-                  </w14:schemeClr>
-                </w14:shadow>
-                <w14:textOutline w14:w="0" w14:cap="flat" w14:cmpd="sng" w14:algn="ctr">
-                  <w14:noFill/>
-                  <w14:prstDash w14:val="solid"/>
-                  <w14:round/>
-                </w14:textOutline>
-              </w:rPr>
-              <w:t>Fernaz</w:t>
-            </w:r>
-            <w:r>
-              <w:rPr>
-                <w:rFonts w:ascii="Times New Roman" w:hAnsi="Times New Roman" w:cs="Times New Roman"/>
-                <w:bCs/>
-                <w:color w:val="000000" w:themeColor="text1"/>
-                <w:sz w:val="44"/>
-                <w:szCs w:val="44"/>
-                <w14:shadow w14:blurRad="38100" w14:dist="19050" w14:dir="2700000" w14:sx="100000" w14:sy="100000" w14:kx="0" w14:ky="0" w14:algn="tl">
-                  <w14:schemeClr w14:val="dk1">
-                    <w14:alpha w14:val="60000"/>
-                  </w14:schemeClr>
-                </w14:shadow>
-                <w14:textOutline w14:w="0" w14:cap="flat" w14:cmpd="sng" w14:algn="ctr">
-                  <w14:noFill/>
-                  <w14:prstDash w14:val="solid"/>
-                  <w14:round/>
-                </w14:textOutline>
-              </w:rPr>
-              <w:t xml:space="preserve"> ma’am</w:t>
-            </w:r>
+                <w:color w:val="000000" w:themeColor="text1"/>
+                <w:sz w:val="44"/>
+                <w:szCs w:val="44"/>
+                <w14:shadow w14:blurRad="38100" w14:dist="19050" w14:dir="2700000" w14:sx="100000" w14:sy="100000" w14:kx="0" w14:ky="0" w14:algn="tl">
+                  <w14:schemeClr w14:val="dk1">
+                    <w14:alpha w14:val="60000"/>
+                  </w14:schemeClr>
+                </w14:shadow>
+                <w14:textOutline w14:w="0" w14:cap="flat" w14:cmpd="sng" w14:algn="ctr">
+                  <w14:noFill/>
+                  <w14:prstDash w14:val="solid"/>
+                  <w14:round/>
+                </w14:textOutline>
+              </w:rPr>
+            </w:pPr>
           </w:p>
         </w:tc>
         <w:tc>
@@ -1550,230 +1349,6 @@
               <w:rPr>
                 <w:rFonts w:ascii="Times New Roman" w:hAnsi="Times New Roman" w:cs="Times New Roman"/>
                 <w:bCs/>
-                <w:color w:val="1F4E79" w:themeColor="accent5" w:themeShade="80"/>
-                <w:sz w:val="44"/>
-                <w:szCs w:val="44"/>
-                <w14:shadow w14:blurRad="38100" w14:dist="19050" w14:dir="2700000" w14:sx="100000" w14:sy="100000" w14:kx="0" w14:ky="0" w14:algn="tl">
-                  <w14:schemeClr w14:val="dk1">
-                    <w14:alpha w14:val="60000"/>
-                  </w14:schemeClr>
-                </w14:shadow>
-                <w14:textOutline w14:w="0" w14:cap="flat" w14:cmpd="sng" w14:algn="ctr">
-                  <w14:noFill/>
-                  <w14:prstDash w14:val="solid"/>
-                  <w14:round/>
-                </w14:textOutline>
-              </w:rPr>
-            </w:pPr>
-            <w:r>
-              <w:rPr>
-                <w:rFonts w:ascii="Times New Roman" w:hAnsi="Times New Roman" w:cs="Times New Roman"/>
-                <w:bCs/>
-                <w:color w:val="1F4E79" w:themeColor="accent5" w:themeShade="80"/>
-                <w:sz w:val="44"/>
-                <w:szCs w:val="44"/>
-                <w14:shadow w14:blurRad="38100" w14:dist="19050" w14:dir="2700000" w14:sx="100000" w14:sy="100000" w14:kx="0" w14:ky="0" w14:algn="tl">
-                  <w14:schemeClr w14:val="dk1">
-                    <w14:alpha w14:val="60000"/>
-                  </w14:schemeClr>
-                </w14:shadow>
-                <w14:textOutline w14:w="0" w14:cap="flat" w14:cmpd="sng" w14:algn="ctr">
-                  <w14:noFill/>
-                  <w14:prstDash w14:val="solid"/>
-                  <w14:round/>
-                </w14:textOutline>
-              </w:rPr>
-              <w:t xml:space="preserve">CSE </w:t>
-            </w:r>
-            <w:r>
-              <w:rPr>
-                <w:rFonts w:ascii="Times New Roman" w:hAnsi="Times New Roman" w:cs="Times New Roman"/>
-                <w:bCs/>
-                <w:color w:val="1F4E79" w:themeColor="accent5" w:themeShade="80"/>
-                <w:sz w:val="44"/>
-                <w:szCs w:val="44"/>
-                <w14:shadow w14:blurRad="38100" w14:dist="19050" w14:dir="2700000" w14:sx="100000" w14:sy="100000" w14:kx="0" w14:ky="0" w14:algn="tl">
-                  <w14:schemeClr w14:val="dk1">
-                    <w14:alpha w14:val="60000"/>
-                  </w14:schemeClr>
-                </w14:shadow>
-                <w14:textOutline w14:w="0" w14:cap="flat" w14:cmpd="sng" w14:algn="ctr">
-                  <w14:noFill/>
-                  <w14:prstDash w14:val="solid"/>
-                  <w14:round/>
-                </w14:textOutline>
-              </w:rPr>
-              <w:t>3</w:t>
-            </w:r>
-            <w:r>
-              <w:rPr>
-                <w:rFonts w:ascii="Times New Roman" w:hAnsi="Times New Roman" w:cs="Times New Roman"/>
-                <w:bCs/>
-                <w:color w:val="1F4E79" w:themeColor="accent5" w:themeShade="80"/>
-                <w:sz w:val="44"/>
-                <w:szCs w:val="44"/>
-                <w14:shadow w14:blurRad="38100" w14:dist="19050" w14:dir="2700000" w14:sx="100000" w14:sy="100000" w14:kx="0" w14:ky="0" w14:algn="tl">
-                  <w14:schemeClr w14:val="dk1">
-                    <w14:alpha w14:val="60000"/>
-                  </w14:schemeClr>
-                </w14:shadow>
-                <w14:textOutline w14:w="0" w14:cap="flat" w14:cmpd="sng" w14:algn="ctr">
-                  <w14:noFill/>
-                  <w14:prstDash w14:val="solid"/>
-                  <w14:round/>
-                </w14:textOutline>
-              </w:rPr>
-              <w:t>2</w:t>
-            </w:r>
-            <w:r>
-              <w:rPr>
-                <w:rFonts w:ascii="Times New Roman" w:hAnsi="Times New Roman" w:cs="Times New Roman"/>
-                <w:bCs/>
-                <w:color w:val="1F4E79" w:themeColor="accent5" w:themeShade="80"/>
-                <w:sz w:val="44"/>
-                <w:szCs w:val="44"/>
-                <w14:shadow w14:blurRad="38100" w14:dist="19050" w14:dir="2700000" w14:sx="100000" w14:sy="100000" w14:kx="0" w14:ky="0" w14:algn="tl">
-                  <w14:schemeClr w14:val="dk1">
-                    <w14:alpha w14:val="60000"/>
-                  </w14:schemeClr>
-                </w14:shadow>
-                <w14:textOutline w14:w="0" w14:cap="flat" w14:cmpd="sng" w14:algn="ctr">
-                  <w14:noFill/>
-                  <w14:prstDash w14:val="solid"/>
-                  <w14:round/>
-                </w14:textOutline>
-              </w:rPr>
-              <w:t>0</w:t>
-            </w:r>
-            <w:r>
-              <w:rPr>
-                <w:rFonts w:ascii="Times New Roman" w:hAnsi="Times New Roman" w:cs="Times New Roman"/>
-                <w:bCs/>
-                <w:color w:val="1F4E79" w:themeColor="accent5" w:themeShade="80"/>
-                <w:sz w:val="44"/>
-                <w:szCs w:val="44"/>
-                <w14:shadow w14:blurRad="38100" w14:dist="19050" w14:dir="2700000" w14:sx="100000" w14:sy="100000" w14:kx="0" w14:ky="0" w14:algn="tl">
-                  <w14:schemeClr w14:val="dk1">
-                    <w14:alpha w14:val="60000"/>
-                  </w14:schemeClr>
-                </w14:shadow>
-                <w14:textOutline w14:w="0" w14:cap="flat" w14:cmpd="sng" w14:algn="ctr">
-                  <w14:noFill/>
-                  <w14:prstDash w14:val="solid"/>
-                  <w14:round/>
-                </w14:textOutline>
-              </w:rPr>
-              <w:t>4</w:t>
-            </w:r>
-          </w:p>
-          <w:p>
-            <w:pPr>
-              <w:jc w:val="center"/>
-              <w:rPr>
-                <w:rFonts w:ascii="Times New Roman" w:hAnsi="Times New Roman" w:cs="Times New Roman"/>
-                <w:bCs/>
-                <w:color w:val="000000" w:themeColor="text1"/>
-                <w:sz w:val="44"/>
-                <w:szCs w:val="44"/>
-                <w14:shadow w14:blurRad="38100" w14:dist="19050" w14:dir="2700000" w14:sx="100000" w14:sy="100000" w14:kx="0" w14:ky="0" w14:algn="tl">
-                  <w14:schemeClr w14:val="dk1">
-                    <w14:alpha w14:val="60000"/>
-                  </w14:schemeClr>
-                </w14:shadow>
-                <w14:textOutline w14:w="0" w14:cap="flat" w14:cmpd="sng" w14:algn="ctr">
-                  <w14:noFill/>
-                  <w14:prstDash w14:val="solid"/>
-                  <w14:round/>
-                </w14:textOutline>
-              </w:rPr>
-            </w:pPr>
-            <w:r>
-              <w:rPr>
-                <w:rFonts w:ascii="Times New Roman" w:hAnsi="Times New Roman" w:cs="Times New Roman"/>
-                <w:bCs/>
-                <w:color w:val="000000" w:themeColor="text1"/>
-                <w:sz w:val="44"/>
-                <w:szCs w:val="44"/>
-                <w14:shadow w14:blurRad="38100" w14:dist="19050" w14:dir="2700000" w14:sx="100000" w14:sy="100000" w14:kx="0" w14:ky="0" w14:algn="tl">
-                  <w14:schemeClr w14:val="dk1">
-                    <w14:alpha w14:val="60000"/>
-                  </w14:schemeClr>
-                </w14:shadow>
-                <w14:textOutline w14:w="0" w14:cap="flat" w14:cmpd="sng" w14:algn="ctr">
-                  <w14:noFill/>
-                  <w14:prstDash w14:val="solid"/>
-                  <w14:round/>
-                </w14:textOutline>
-              </w:rPr>
-              <w:t xml:space="preserve">Room no. </w:t>
-            </w:r>
-            <w:r>
-              <w:rPr>
-                <w:rFonts w:ascii="Times New Roman" w:hAnsi="Times New Roman" w:cs="Times New Roman"/>
-                <w:bCs/>
-                <w:color w:val="000000" w:themeColor="text1"/>
-                <w:sz w:val="44"/>
-                <w:szCs w:val="44"/>
-                <w14:shadow w14:blurRad="38100" w14:dist="19050" w14:dir="2700000" w14:sx="100000" w14:sy="100000" w14:kx="0" w14:ky="0" w14:algn="tl">
-                  <w14:schemeClr w14:val="dk1">
-                    <w14:alpha w14:val="60000"/>
-                  </w14:schemeClr>
-                </w14:shadow>
-                <w14:textOutline w14:w="0" w14:cap="flat" w14:cmpd="sng" w14:algn="ctr">
-                  <w14:noFill/>
-                  <w14:prstDash w14:val="solid"/>
-                  <w14:round/>
-                </w14:textOutline>
-              </w:rPr>
-              <w:t>7</w:t>
-            </w:r>
-            <w:r>
-              <w:rPr>
-                <w:rFonts w:ascii="Times New Roman" w:hAnsi="Times New Roman" w:cs="Times New Roman"/>
-                <w:bCs/>
-                <w:color w:val="000000" w:themeColor="text1"/>
-                <w:sz w:val="44"/>
-                <w:szCs w:val="44"/>
-                <w14:shadow w14:blurRad="38100" w14:dist="19050" w14:dir="2700000" w14:sx="100000" w14:sy="100000" w14:kx="0" w14:ky="0" w14:algn="tl">
-                  <w14:schemeClr w14:val="dk1">
-                    <w14:alpha w14:val="60000"/>
-                  </w14:schemeClr>
-                </w14:shadow>
-                <w14:textOutline w14:w="0" w14:cap="flat" w14:cmpd="sng" w14:algn="ctr">
-                  <w14:noFill/>
-                  <w14:prstDash w14:val="solid"/>
-                  <w14:round/>
-                </w14:textOutline>
-              </w:rPr>
-              <w:t>0</w:t>
-            </w:r>
-            <w:r>
-              <w:rPr>
-                <w:rFonts w:ascii="Times New Roman" w:hAnsi="Times New Roman" w:cs="Times New Roman"/>
-                <w:bCs/>
-                <w:color w:val="000000" w:themeColor="text1"/>
-                <w:sz w:val="44"/>
-                <w:szCs w:val="44"/>
-                <w14:shadow w14:blurRad="38100" w14:dist="19050" w14:dir="2700000" w14:sx="100000" w14:sy="100000" w14:kx="0" w14:ky="0" w14:algn="tl">
-                  <w14:schemeClr w14:val="dk1">
-                    <w14:alpha w14:val="60000"/>
-                  </w14:schemeClr>
-                </w14:shadow>
-                <w14:textOutline w14:w="0" w14:cap="flat" w14:cmpd="sng" w14:algn="ctr">
-                  <w14:noFill/>
-                  <w14:prstDash w14:val="solid"/>
-                  <w14:round/>
-                </w14:textOutline>
-              </w:rPr>
-              <w:t>9</w:t>
-            </w:r>
-          </w:p>
-          <w:p>
-            <w:pPr>
-              <w:jc w:val="center"/>
-              <w:rPr>
-                <w:rFonts w:ascii="Times New Roman" w:hAnsi="Times New Roman" w:cs="Times New Roman"/>
-                <w:bCs/>
                 <w:color w:val="4472C4" w:themeColor="accent1"/>
                 <w:sz w:val="44"/>
                 <w:szCs w:val="44"/>
@@ -1789,46 +1364,6 @@
                 </w14:textOutline>
               </w:rPr>
             </w:pPr>
-            <w:r>
-              <w:rPr>
-                <w:rFonts w:ascii="Times New Roman" w:hAnsi="Times New Roman" w:cs="Times New Roman"/>
-                <w:bCs/>
-                <w:color w:val="000000" w:themeColor="text1"/>
-                <w:sz w:val="44"/>
-                <w:szCs w:val="44"/>
-                <w14:shadow w14:blurRad="38100" w14:dist="19050" w14:dir="2700000" w14:sx="100000" w14:sy="100000" w14:kx="0" w14:ky="0" w14:algn="tl">
-                  <w14:schemeClr w14:val="dk1">
-                    <w14:alpha w14:val="60000"/>
-                  </w14:schemeClr>
-                </w14:shadow>
-                <w14:textOutline w14:w="0" w14:cap="flat" w14:cmpd="sng" w14:algn="ctr">
-                  <w14:noFill/>
-                  <w14:prstDash w14:val="solid"/>
-                  <w14:round/>
-                </w14:textOutline>
-              </w:rPr>
-              <w:t>Fernaz</w:t>
-            </w:r>
-            <w:r>
-              <w:rPr>
-                <w:rFonts w:ascii="Times New Roman" w:hAnsi="Times New Roman" w:cs="Times New Roman"/>
-                <w:bCs/>
-                <w:color w:val="000000" w:themeColor="text1"/>
-                <w:sz w:val="44"/>
-                <w:szCs w:val="44"/>
-                <w14:shadow w14:blurRad="38100" w14:dist="19050" w14:dir="2700000" w14:sx="100000" w14:sy="100000" w14:kx="0" w14:ky="0" w14:algn="tl">
-                  <w14:schemeClr w14:val="dk1">
-                    <w14:alpha w14:val="60000"/>
-                  </w14:schemeClr>
-                </w14:shadow>
-                <w14:textOutline w14:w="0" w14:cap="flat" w14:cmpd="sng" w14:algn="ctr">
-                  <w14:noFill/>
-                  <w14:prstDash w14:val="solid"/>
-                  <w14:round/>
-                </w14:textOutline>
-              </w:rPr>
-              <w:t xml:space="preserve"> ma’am</w:t>
-            </w:r>
           </w:p>
         </w:tc>
         <w:tc>
@@ -1847,21 +1382,182 @@
               <w:rPr>
                 <w:rFonts w:ascii="Times New Roman" w:hAnsi="Times New Roman" w:cs="Times New Roman"/>
                 <w:bCs/>
-                <w:color w:val="000000" w:themeColor="text1"/>
-                <w:sz w:val="44"/>
-                <w:szCs w:val="44"/>
-                <w14:shadow w14:blurRad="38100" w14:dist="19050" w14:dir="2700000" w14:sx="100000" w14:sy="100000" w14:kx="0" w14:ky="0" w14:algn="tl">
-                  <w14:schemeClr w14:val="dk1">
-                    <w14:alpha w14:val="60000"/>
-                  </w14:schemeClr>
-                </w14:shadow>
-                <w14:textOutline w14:w="0" w14:cap="flat" w14:cmpd="sng" w14:algn="ctr">
-                  <w14:noFill/>
-                  <w14:prstDash w14:val="solid"/>
-                  <w14:round/>
-                </w14:textOutline>
-              </w:rPr>
-            </w:pPr>
+                <w:sz w:val="44"/>
+                <w:szCs w:val="44"/>
+                <w14:shadow w14:blurRad="38100" w14:dist="19050" w14:dir="2700000" w14:sx="100000" w14:sy="100000" w14:kx="0" w14:ky="0" w14:algn="tl">
+                  <w14:schemeClr w14:val="dk1">
+                    <w14:alpha w14:val="60000"/>
+                  </w14:schemeClr>
+                </w14:shadow>
+                <w14:textOutline w14:w="0" w14:cap="flat" w14:cmpd="sng" w14:algn="ctr">
+                  <w14:noFill/>
+                  <w14:prstDash w14:val="solid"/>
+                  <w14:round/>
+                </w14:textOutline>
+              </w:rPr>
+            </w:pPr>
+            <w:r>
+              <w:rPr>
+                <w:rFonts w:ascii="Times New Roman" w:hAnsi="Times New Roman" w:cs="Times New Roman"/>
+                <w:bCs/>
+                <w:sz w:val="44"/>
+                <w:szCs w:val="44"/>
+                <w14:shadow w14:blurRad="38100" w14:dist="19050" w14:dir="2700000" w14:sx="100000" w14:sy="100000" w14:kx="0" w14:ky="0" w14:algn="tl">
+                  <w14:schemeClr w14:val="dk1">
+                    <w14:alpha w14:val="60000"/>
+                  </w14:schemeClr>
+                </w14:shadow>
+                <w14:textOutline w14:w="0" w14:cap="flat" w14:cmpd="sng" w14:algn="ctr">
+                  <w14:noFill/>
+                  <w14:prstDash w14:val="solid"/>
+                  <w14:round/>
+                </w14:textOutline>
+              </w:rPr>
+              <w:t>CSE 4</w:t>
+            </w:r>
+            <w:r>
+              <w:rPr>
+                <w:rFonts w:ascii="Times New Roman" w:hAnsi="Times New Roman" w:cs="Times New Roman"/>
+                <w:bCs/>
+                <w:sz w:val="44"/>
+                <w:szCs w:val="44"/>
+                <w14:shadow w14:blurRad="38100" w14:dist="19050" w14:dir="2700000" w14:sx="100000" w14:sy="100000" w14:kx="0" w14:ky="0" w14:algn="tl">
+                  <w14:schemeClr w14:val="dk1">
+                    <w14:alpha w14:val="60000"/>
+                  </w14:schemeClr>
+                </w14:shadow>
+                <w14:textOutline w14:w="0" w14:cap="flat" w14:cmpd="sng" w14:algn="ctr">
+                  <w14:noFill/>
+                  <w14:prstDash w14:val="solid"/>
+                  <w14:round/>
+                </w14:textOutline>
+              </w:rPr>
+              <w:t>218</w:t>
+            </w:r>
+          </w:p>
+          <w:p>
+            <w:pPr>
+              <w:jc w:val="center"/>
+              <w:rPr>
+                <w:rFonts w:ascii="Times New Roman" w:hAnsi="Times New Roman" w:cs="Times New Roman"/>
+                <w:bCs/>
+                <w:color w:val="000000" w:themeColor="text1"/>
+                <w:sz w:val="44"/>
+                <w:szCs w:val="44"/>
+                <w14:shadow w14:blurRad="38100" w14:dist="19050" w14:dir="2700000" w14:sx="100000" w14:sy="100000" w14:kx="0" w14:ky="0" w14:algn="tl">
+                  <w14:schemeClr w14:val="dk1">
+                    <w14:alpha w14:val="60000"/>
+                  </w14:schemeClr>
+                </w14:shadow>
+                <w14:textOutline w14:w="0" w14:cap="flat" w14:cmpd="sng" w14:algn="ctr">
+                  <w14:noFill/>
+                  <w14:prstDash w14:val="solid"/>
+                  <w14:round/>
+                </w14:textOutline>
+              </w:rPr>
+            </w:pPr>
+            <w:r>
+              <w:rPr>
+                <w:rFonts w:ascii="Times New Roman" w:hAnsi="Times New Roman" w:cs="Times New Roman"/>
+                <w:bCs/>
+                <w:color w:val="000000" w:themeColor="text1"/>
+                <w:sz w:val="44"/>
+                <w:szCs w:val="44"/>
+                <w14:shadow w14:blurRad="38100" w14:dist="19050" w14:dir="2700000" w14:sx="100000" w14:sy="100000" w14:kx="0" w14:ky="0" w14:algn="tl">
+                  <w14:schemeClr w14:val="dk1">
+                    <w14:alpha w14:val="60000"/>
+                  </w14:schemeClr>
+                </w14:shadow>
+                <w14:textOutline w14:w="0" w14:cap="flat" w14:cmpd="sng" w14:algn="ctr">
+                  <w14:noFill/>
+                  <w14:prstDash w14:val="solid"/>
+                  <w14:round/>
+                </w14:textOutline>
+              </w:rPr>
+              <w:t xml:space="preserve">Room no. </w:t>
+            </w:r>
+            <w:r>
+              <w:rPr>
+                <w:rFonts w:ascii="Times New Roman" w:hAnsi="Times New Roman" w:cs="Times New Roman"/>
+                <w:bCs/>
+                <w:color w:val="000000" w:themeColor="text1"/>
+                <w:sz w:val="44"/>
+                <w:szCs w:val="44"/>
+                <w14:shadow w14:blurRad="38100" w14:dist="19050" w14:dir="2700000" w14:sx="100000" w14:sy="100000" w14:kx="0" w14:ky="0" w14:algn="tl">
+                  <w14:schemeClr w14:val="dk1">
+                    <w14:alpha w14:val="60000"/>
+                  </w14:schemeClr>
+                </w14:shadow>
+                <w14:textOutline w14:w="0" w14:cap="flat" w14:cmpd="sng" w14:algn="ctr">
+                  <w14:noFill/>
+                  <w14:prstDash w14:val="solid"/>
+                  <w14:round/>
+                </w14:textOutline>
+              </w:rPr>
+              <w:t>418</w:t>
+            </w:r>
+          </w:p>
+          <w:p>
+            <w:pPr>
+              <w:jc w:val="center"/>
+              <w:rPr>
+                <w:rFonts w:ascii="Times New Roman" w:hAnsi="Times New Roman" w:cs="Times New Roman"/>
+                <w:bCs/>
+                <w:color w:val="000000" w:themeColor="text1"/>
+                <w:sz w:val="44"/>
+                <w:szCs w:val="44"/>
+                <w14:shadow w14:blurRad="38100" w14:dist="19050" w14:dir="2700000" w14:sx="100000" w14:sy="100000" w14:kx="0" w14:ky="0" w14:algn="tl">
+                  <w14:schemeClr w14:val="dk1">
+                    <w14:alpha w14:val="60000"/>
+                  </w14:schemeClr>
+                </w14:shadow>
+                <w14:textOutline w14:w="0" w14:cap="flat" w14:cmpd="sng" w14:algn="ctr">
+                  <w14:noFill/>
+                  <w14:prstDash w14:val="solid"/>
+                  <w14:round/>
+                </w14:textOutline>
+              </w:rPr>
+            </w:pPr>
+            <w:r>
+              <w:rPr>
+                <w:rFonts w:ascii="Times New Roman" w:hAnsi="Times New Roman" w:cs="Times New Roman"/>
+                <w:bCs/>
+                <w:color w:val="000000" w:themeColor="text1"/>
+                <w:sz w:val="44"/>
+                <w:szCs w:val="44"/>
+                <w14:shadow w14:blurRad="38100" w14:dist="19050" w14:dir="2700000" w14:sx="100000" w14:sy="100000" w14:kx="0" w14:ky="0" w14:algn="tl">
+                  <w14:schemeClr w14:val="dk1">
+                    <w14:alpha w14:val="60000"/>
+                  </w14:schemeClr>
+                </w14:shadow>
+                <w14:textOutline w14:w="0" w14:cap="flat" w14:cmpd="sng" w14:algn="ctr">
+                  <w14:noFill/>
+                  <w14:prstDash w14:val="solid"/>
+                  <w14:round/>
+                </w14:textOutline>
+              </w:rPr>
+              <w:t>Nafisa</w:t>
+            </w:r>
+            <w:r>
+              <w:rPr>
+                <w:rFonts w:ascii="Times New Roman" w:hAnsi="Times New Roman" w:cs="Times New Roman"/>
+                <w:bCs/>
+                <w:color w:val="000000" w:themeColor="text1"/>
+                <w:sz w:val="44"/>
+                <w:szCs w:val="44"/>
+                <w14:shadow w14:blurRad="38100" w14:dist="19050" w14:dir="2700000" w14:sx="100000" w14:sy="100000" w14:kx="0" w14:ky="0" w14:algn="tl">
+                  <w14:schemeClr w14:val="dk1">
+                    <w14:alpha w14:val="60000"/>
+                  </w14:schemeClr>
+                </w14:shadow>
+                <w14:textOutline w14:w="0" w14:cap="flat" w14:cmpd="sng" w14:algn="ctr">
+                  <w14:noFill/>
+                  <w14:prstDash w14:val="solid"/>
+                  <w14:round/>
+                </w14:textOutline>
+              </w:rPr>
+              <w:t xml:space="preserve"> ma’am</w:t>
+            </w:r>
           </w:p>
         </w:tc>
         <w:tc>
@@ -1879,60 +1575,40 @@
               <w:rPr>
                 <w:rFonts w:ascii="Times New Roman" w:hAnsi="Times New Roman" w:cs="Times New Roman"/>
                 <w:bCs/>
-                <w:color w:val="000000" w:themeColor="text1"/>
-                <w:sz w:val="44"/>
-                <w:szCs w:val="44"/>
-                <w14:shadow w14:blurRad="38100" w14:dist="19050" w14:dir="2700000" w14:sx="100000" w14:sy="100000" w14:kx="0" w14:ky="0" w14:algn="tl">
-                  <w14:schemeClr w14:val="dk1">
-                    <w14:alpha w14:val="60000"/>
-                  </w14:schemeClr>
-                </w14:shadow>
-                <w14:textOutline w14:w="0" w14:cap="flat" w14:cmpd="sng" w14:algn="ctr">
-                  <w14:noFill/>
-                  <w14:prstDash w14:val="solid"/>
-                  <w14:round/>
-                </w14:textOutline>
-              </w:rPr>
-            </w:pPr>
-            <w:r>
-              <w:rPr>
-                <w:rFonts w:ascii="Times New Roman" w:hAnsi="Times New Roman" w:cs="Times New Roman"/>
-                <w:bCs/>
-                <w:color w:val="000000" w:themeColor="text1"/>
-                <w:sz w:val="44"/>
-                <w:szCs w:val="44"/>
-                <w14:shadow w14:blurRad="38100" w14:dist="19050" w14:dir="2700000" w14:sx="100000" w14:sy="100000" w14:kx="0" w14:ky="0" w14:algn="tl">
-                  <w14:schemeClr w14:val="dk1">
-                    <w14:alpha w14:val="60000"/>
-                  </w14:schemeClr>
-                </w14:shadow>
-                <w14:textOutline w14:w="0" w14:cap="flat" w14:cmpd="sng" w14:algn="ctr">
-                  <w14:noFill/>
-                  <w14:prstDash w14:val="solid"/>
-                  <w14:round/>
-                </w14:textOutline>
-              </w:rPr>
-              <w:t xml:space="preserve">CSE </w:t>
-            </w:r>
-            <w:r>
-              <w:rPr>
-                <w:rFonts w:ascii="Times New Roman" w:hAnsi="Times New Roman" w:cs="Times New Roman"/>
-                <w:bCs/>
-                <w:color w:val="000000" w:themeColor="text1"/>
-                <w:sz w:val="44"/>
-                <w:szCs w:val="44"/>
-                <w14:shadow w14:blurRad="38100" w14:dist="19050" w14:dir="2700000" w14:sx="100000" w14:sy="100000" w14:kx="0" w14:ky="0" w14:algn="tl">
-                  <w14:schemeClr w14:val="dk1">
-                    <w14:alpha w14:val="60000"/>
-                  </w14:schemeClr>
-                </w14:shadow>
-                <w14:textOutline w14:w="0" w14:cap="flat" w14:cmpd="sng" w14:algn="ctr">
-                  <w14:noFill/>
-                  <w14:prstDash w14:val="solid"/>
-                  <w14:round/>
-                </w14:textOutline>
-              </w:rPr>
-              <w:t>4106</w:t>
+                <w:color w:val="1F4E79" w:themeColor="accent5" w:themeShade="80"/>
+                <w:sz w:val="44"/>
+                <w:szCs w:val="44"/>
+                <w14:shadow w14:blurRad="38100" w14:dist="19050" w14:dir="2700000" w14:sx="100000" w14:sy="100000" w14:kx="0" w14:ky="0" w14:algn="tl">
+                  <w14:schemeClr w14:val="dk1">
+                    <w14:alpha w14:val="60000"/>
+                  </w14:schemeClr>
+                </w14:shadow>
+                <w14:textOutline w14:w="0" w14:cap="flat" w14:cmpd="sng" w14:algn="ctr">
+                  <w14:noFill/>
+                  <w14:prstDash w14:val="solid"/>
+                  <w14:round/>
+                </w14:textOutline>
+              </w:rPr>
+            </w:pPr>
+            <w:r>
+              <w:rPr>
+                <w:rFonts w:ascii="Times New Roman" w:hAnsi="Times New Roman" w:cs="Times New Roman"/>
+                <w:bCs/>
+                <w:color w:val="1F4E79" w:themeColor="accent5" w:themeShade="80"/>
+                <w:sz w:val="44"/>
+                <w:szCs w:val="44"/>
+                <w14:shadow w14:blurRad="38100" w14:dist="19050" w14:dir="2700000" w14:sx="100000" w14:sy="100000" w14:kx="0" w14:ky="0" w14:algn="tl">
+                  <w14:schemeClr w14:val="dk1">
+                    <w14:alpha w14:val="60000"/>
+                  </w14:schemeClr>
+                </w14:shadow>
+                <w14:textOutline w14:w="0" w14:cap="flat" w14:cmpd="sng" w14:algn="ctr">
+                  <w14:noFill/>
+                  <w14:prstDash w14:val="solid"/>
+                  <w14:round/>
+                </w14:textOutline>
+              </w:rPr>
+              <w:t>IPE 4102</w:t>
             </w:r>
           </w:p>
           <w:p>
@@ -1994,7 +1670,7 @@
                   <w14:round/>
                 </w14:textOutline>
               </w:rPr>
-              <w:t>709</w:t>
+              <w:t>414</w:t>
             </w:r>
           </w:p>
           <w:p>
@@ -2036,7 +1712,7 @@
                   <w14:round/>
                 </w14:textOutline>
               </w:rPr>
-              <w:t>Rubyeat</w:t>
+              <w:t>Tahmid Sir</w:t>
             </w:r>
           </w:p>
         </w:tc>
@@ -2244,264 +1920,180 @@
               <w:rPr>
                 <w:rFonts w:ascii="Times New Roman" w:hAnsi="Times New Roman" w:cs="Times New Roman"/>
                 <w:bCs/>
-                <w:color w:val="000000" w:themeColor="text1"/>
-                <w:sz w:val="44"/>
-                <w:szCs w:val="44"/>
-                <w14:shadow w14:blurRad="38100" w14:dist="19050" w14:dir="2700000" w14:sx="100000" w14:sy="100000" w14:kx="0" w14:ky="0" w14:algn="tl">
-                  <w14:schemeClr w14:val="dk1">
-                    <w14:alpha w14:val="60000"/>
-                  </w14:schemeClr>
-                </w14:shadow>
-                <w14:textOutline w14:w="0" w14:cap="flat" w14:cmpd="sng" w14:algn="ctr">
-                  <w14:noFill/>
-                  <w14:prstDash w14:val="solid"/>
-                  <w14:round/>
-                </w14:textOutline>
-              </w:rPr>
-            </w:pPr>
-            <w:r>
-              <w:rPr>
-                <w:rFonts w:ascii="Times New Roman" w:hAnsi="Times New Roman" w:cs="Times New Roman"/>
-                <w:bCs/>
-                <w:color w:val="000000" w:themeColor="text1"/>
-                <w:sz w:val="44"/>
-                <w:szCs w:val="44"/>
-                <w14:shadow w14:blurRad="38100" w14:dist="19050" w14:dir="2700000" w14:sx="100000" w14:sy="100000" w14:kx="0" w14:ky="0" w14:algn="tl">
-                  <w14:schemeClr w14:val="dk1">
-                    <w14:alpha w14:val="60000"/>
-                  </w14:schemeClr>
-                </w14:shadow>
-                <w14:textOutline w14:w="0" w14:cap="flat" w14:cmpd="sng" w14:algn="ctr">
-                  <w14:noFill/>
-                  <w14:prstDash w14:val="solid"/>
-                  <w14:round/>
-                </w14:textOutline>
-              </w:rPr>
-              <w:t>CSE 4108</w:t>
-            </w:r>
-            <w:r>
-              <w:rPr>
-                <w:rFonts w:ascii="Times New Roman" w:hAnsi="Times New Roman" w:cs="Times New Roman"/>
-                <w:bCs/>
-                <w:color w:val="000000" w:themeColor="text1"/>
-                <w:sz w:val="44"/>
-                <w:szCs w:val="44"/>
-                <w14:shadow w14:blurRad="38100" w14:dist="19050" w14:dir="2700000" w14:sx="100000" w14:sy="100000" w14:kx="0" w14:ky="0" w14:algn="tl">
-                  <w14:schemeClr w14:val="dk1">
-                    <w14:alpha w14:val="60000"/>
-                  </w14:schemeClr>
-                </w14:shadow>
-                <w14:textOutline w14:w="0" w14:cap="flat" w14:cmpd="sng" w14:algn="ctr">
-                  <w14:noFill/>
-                  <w14:prstDash w14:val="solid"/>
-                  <w14:round/>
-                </w14:textOutline>
-              </w:rPr>
-              <w:t xml:space="preserve"> / 4110</w:t>
-            </w:r>
-          </w:p>
-          <w:p>
-            <w:pPr>
-              <w:jc w:val="center"/>
-              <w:rPr>
-                <w:rFonts w:ascii="Times New Roman" w:hAnsi="Times New Roman" w:cs="Times New Roman"/>
-                <w:bCs/>
-                <w:color w:val="000000" w:themeColor="text1"/>
-                <w:sz w:val="44"/>
-                <w:szCs w:val="44"/>
-                <w14:shadow w14:blurRad="38100" w14:dist="19050" w14:dir="2700000" w14:sx="100000" w14:sy="100000" w14:kx="0" w14:ky="0" w14:algn="tl">
-                  <w14:schemeClr w14:val="dk1">
-                    <w14:alpha w14:val="60000"/>
-                  </w14:schemeClr>
-                </w14:shadow>
-                <w14:textOutline w14:w="0" w14:cap="flat" w14:cmpd="sng" w14:algn="ctr">
-                  <w14:noFill/>
-                  <w14:prstDash w14:val="solid"/>
-                  <w14:round/>
-                </w14:textOutline>
-              </w:rPr>
-            </w:pPr>
-            <w:r>
-              <w:rPr>
-                <w:rFonts w:ascii="Times New Roman" w:hAnsi="Times New Roman" w:cs="Times New Roman"/>
-                <w:bCs/>
-                <w:color w:val="000000" w:themeColor="text1"/>
-                <w:sz w:val="44"/>
-                <w:szCs w:val="44"/>
-                <w14:shadow w14:blurRad="38100" w14:dist="19050" w14:dir="2700000" w14:sx="100000" w14:sy="100000" w14:kx="0" w14:ky="0" w14:algn="tl">
-                  <w14:schemeClr w14:val="dk1">
-                    <w14:alpha w14:val="60000"/>
-                  </w14:schemeClr>
-                </w14:shadow>
-                <w14:textOutline w14:w="0" w14:cap="flat" w14:cmpd="sng" w14:algn="ctr">
-                  <w14:noFill/>
-                  <w14:prstDash w14:val="solid"/>
-                  <w14:round/>
-                </w14:textOutline>
-              </w:rPr>
-              <w:t>Room</w:t>
-            </w:r>
-            <w:r>
-              <w:rPr>
-                <w:rFonts w:ascii="Times New Roman" w:hAnsi="Times New Roman" w:cs="Times New Roman"/>
-                <w:bCs/>
-                <w:color w:val="000000" w:themeColor="text1"/>
-                <w:sz w:val="44"/>
-                <w:szCs w:val="44"/>
-                <w14:shadow w14:blurRad="38100" w14:dist="19050" w14:dir="2700000" w14:sx="100000" w14:sy="100000" w14:kx="0" w14:ky="0" w14:algn="tl">
-                  <w14:schemeClr w14:val="dk1">
-                    <w14:alpha w14:val="60000"/>
-                  </w14:schemeClr>
-                </w14:shadow>
-                <w14:textOutline w14:w="0" w14:cap="flat" w14:cmpd="sng" w14:algn="ctr">
-                  <w14:noFill/>
-                  <w14:prstDash w14:val="solid"/>
-                  <w14:round/>
-                </w14:textOutline>
-              </w:rPr>
-              <w:t>-</w:t>
-            </w:r>
-            <w:r>
-              <w:rPr>
-                <w:rFonts w:ascii="Times New Roman" w:hAnsi="Times New Roman" w:cs="Times New Roman"/>
-                <w:bCs/>
-                <w:color w:val="000000" w:themeColor="text1"/>
-                <w:sz w:val="44"/>
-                <w:szCs w:val="44"/>
-                <w14:shadow w14:blurRad="38100" w14:dist="19050" w14:dir="2700000" w14:sx="100000" w14:sy="100000" w14:kx="0" w14:ky="0" w14:algn="tl">
-                  <w14:schemeClr w14:val="dk1">
-                    <w14:alpha w14:val="60000"/>
-                  </w14:schemeClr>
-                </w14:shadow>
-                <w14:textOutline w14:w="0" w14:cap="flat" w14:cmpd="sng" w14:algn="ctr">
-                  <w14:noFill/>
-                  <w14:prstDash w14:val="solid"/>
-                  <w14:round/>
-                </w14:textOutline>
-              </w:rPr>
-              <w:t xml:space="preserve"> </w:t>
-            </w:r>
-            <w:r>
-              <w:rPr>
-                <w:rFonts w:ascii="Times New Roman" w:hAnsi="Times New Roman" w:cs="Times New Roman"/>
-                <w:bCs/>
-                <w:color w:val="000000" w:themeColor="text1"/>
-                <w:sz w:val="44"/>
-                <w:szCs w:val="44"/>
-                <w14:shadow w14:blurRad="38100" w14:dist="19050" w14:dir="2700000" w14:sx="100000" w14:sy="100000" w14:kx="0" w14:ky="0" w14:algn="tl">
-                  <w14:schemeClr w14:val="dk1">
-                    <w14:alpha w14:val="60000"/>
-                  </w14:schemeClr>
-                </w14:shadow>
-                <w14:textOutline w14:w="0" w14:cap="flat" w14:cmpd="sng" w14:algn="ctr">
-                  <w14:noFill/>
-                  <w14:prstDash w14:val="solid"/>
-                  <w14:round/>
-                </w14:textOutline>
-              </w:rPr>
-              <w:t>315</w:t>
-            </w:r>
-            <w:r>
-              <w:rPr>
-                <w:rFonts w:ascii="Times New Roman" w:hAnsi="Times New Roman" w:cs="Times New Roman"/>
-                <w:bCs/>
-                <w:color w:val="000000" w:themeColor="text1"/>
-                <w:sz w:val="44"/>
-                <w:szCs w:val="44"/>
-                <w14:shadow w14:blurRad="38100" w14:dist="19050" w14:dir="2700000" w14:sx="100000" w14:sy="100000" w14:kx="0" w14:ky="0" w14:algn="tl">
-                  <w14:schemeClr w14:val="dk1">
-                    <w14:alpha w14:val="60000"/>
-                  </w14:schemeClr>
-                </w14:shadow>
-                <w14:textOutline w14:w="0" w14:cap="flat" w14:cmpd="sng" w14:algn="ctr">
-                  <w14:noFill/>
-                  <w14:prstDash w14:val="solid"/>
-                  <w14:round/>
-                </w14:textOutline>
-              </w:rPr>
-              <w:t xml:space="preserve"> / 417</w:t>
-            </w:r>
-          </w:p>
-          <w:p>
-            <w:pPr>
-              <w:jc w:val="center"/>
-              <w:rPr>
-                <w:rFonts w:ascii="Times New Roman" w:hAnsi="Times New Roman" w:cs="Times New Roman"/>
-                <w:bCs/>
-                <w:color w:val="000000" w:themeColor="text1"/>
-                <w:sz w:val="44"/>
-                <w:szCs w:val="44"/>
-                <w14:shadow w14:blurRad="38100" w14:dist="19050" w14:dir="2700000" w14:sx="100000" w14:sy="100000" w14:kx="0" w14:ky="0" w14:algn="tl">
-                  <w14:schemeClr w14:val="dk1">
-                    <w14:alpha w14:val="60000"/>
-                  </w14:schemeClr>
-                </w14:shadow>
-                <w14:textOutline w14:w="0" w14:cap="flat" w14:cmpd="sng" w14:algn="ctr">
-                  <w14:noFill/>
-                  <w14:prstDash w14:val="solid"/>
-                  <w14:round/>
-                </w14:textOutline>
-              </w:rPr>
-            </w:pPr>
-            <w:r>
-              <w:rPr>
-                <w:rFonts w:ascii="Times New Roman" w:hAnsi="Times New Roman" w:cs="Times New Roman"/>
-                <w:bCs/>
-                <w:color w:val="000000" w:themeColor="text1"/>
-                <w:sz w:val="44"/>
-                <w:szCs w:val="44"/>
-                <w14:shadow w14:blurRad="38100" w14:dist="19050" w14:dir="2700000" w14:sx="100000" w14:sy="100000" w14:kx="0" w14:ky="0" w14:algn="tl">
-                  <w14:schemeClr w14:val="dk1">
-                    <w14:alpha w14:val="60000"/>
-                  </w14:schemeClr>
-                </w14:shadow>
-                <w14:textOutline w14:w="0" w14:cap="flat" w14:cmpd="sng" w14:algn="ctr">
-                  <w14:noFill/>
-                  <w14:prstDash w14:val="solid"/>
-                  <w14:round/>
-                </w14:textOutline>
-              </w:rPr>
-              <w:t xml:space="preserve">Nusrat </w:t>
-            </w:r>
-            <w:r>
-              <w:rPr>
-                <w:rFonts w:ascii="Times New Roman" w:hAnsi="Times New Roman" w:cs="Times New Roman"/>
-                <w:bCs/>
-                <w:color w:val="000000" w:themeColor="text1"/>
-                <w:sz w:val="44"/>
-                <w:szCs w:val="44"/>
-                <w14:shadow w14:blurRad="38100" w14:dist="19050" w14:dir="2700000" w14:sx="100000" w14:sy="100000" w14:kx="0" w14:ky="0" w14:algn="tl">
-                  <w14:schemeClr w14:val="dk1">
-                    <w14:alpha w14:val="60000"/>
-                  </w14:schemeClr>
-                </w14:shadow>
-                <w14:textOutline w14:w="0" w14:cap="flat" w14:cmpd="sng" w14:algn="ctr">
-                  <w14:noFill/>
-                  <w14:prstDash w14:val="solid"/>
-                  <w14:round/>
-                </w14:textOutline>
-              </w:rPr>
-              <w:t>/ Ta</w:t>
-            </w:r>
-            <w:r>
-              <w:rPr>
-                <w:rFonts w:ascii="Times New Roman" w:hAnsi="Times New Roman" w:cs="Times New Roman"/>
-                <w:bCs/>
-                <w:color w:val="000000" w:themeColor="text1"/>
-                <w:sz w:val="44"/>
-                <w:szCs w:val="44"/>
-                <w14:shadow w14:blurRad="38100" w14:dist="19050" w14:dir="2700000" w14:sx="100000" w14:sy="100000" w14:kx="0" w14:ky="0" w14:algn="tl">
-                  <w14:schemeClr w14:val="dk1">
-                    <w14:alpha w14:val="60000"/>
-                  </w14:schemeClr>
-                </w14:shadow>
-                <w14:textOutline w14:w="0" w14:cap="flat" w14:cmpd="sng" w14:algn="ctr">
-                  <w14:noFill/>
-                  <w14:prstDash w14:val="solid"/>
-                  <w14:round/>
-                </w14:textOutline>
-              </w:rPr>
-              <w:t>been</w:t>
+                <w:sz w:val="44"/>
+                <w:szCs w:val="44"/>
+                <w14:shadow w14:blurRad="38100" w14:dist="19050" w14:dir="2700000" w14:sx="100000" w14:sy="100000" w14:kx="0" w14:ky="0" w14:algn="tl">
+                  <w14:schemeClr w14:val="dk1">
+                    <w14:alpha w14:val="60000"/>
+                  </w14:schemeClr>
+                </w14:shadow>
+                <w14:textOutline w14:w="0" w14:cap="flat" w14:cmpd="sng" w14:algn="ctr">
+                  <w14:noFill/>
+                  <w14:prstDash w14:val="solid"/>
+                  <w14:round/>
+                </w14:textOutline>
+              </w:rPr>
+            </w:pPr>
+            <w:r>
+              <w:rPr>
+                <w:rFonts w:ascii="Times New Roman" w:hAnsi="Times New Roman" w:cs="Times New Roman"/>
+                <w:bCs/>
+                <w:sz w:val="44"/>
+                <w:szCs w:val="44"/>
+                <w14:shadow w14:blurRad="38100" w14:dist="19050" w14:dir="2700000" w14:sx="100000" w14:sy="100000" w14:kx="0" w14:ky="0" w14:algn="tl">
+                  <w14:schemeClr w14:val="dk1">
+                    <w14:alpha w14:val="60000"/>
+                  </w14:schemeClr>
+                </w14:shadow>
+                <w14:textOutline w14:w="0" w14:cap="flat" w14:cmpd="sng" w14:algn="ctr">
+                  <w14:noFill/>
+                  <w14:prstDash w14:val="solid"/>
+                  <w14:round/>
+                </w14:textOutline>
+              </w:rPr>
+              <w:t xml:space="preserve">CSE </w:t>
+            </w:r>
+            <w:r>
+              <w:rPr>
+                <w:rFonts w:ascii="Times New Roman" w:hAnsi="Times New Roman" w:cs="Times New Roman"/>
+                <w:bCs/>
+                <w:sz w:val="44"/>
+                <w:szCs w:val="44"/>
+                <w14:shadow w14:blurRad="38100" w14:dist="19050" w14:dir="2700000" w14:sx="100000" w14:sy="100000" w14:kx="0" w14:ky="0" w14:algn="tl">
+                  <w14:schemeClr w14:val="dk1">
+                    <w14:alpha w14:val="60000"/>
+                  </w14:schemeClr>
+                </w14:shadow>
+                <w14:textOutline w14:w="0" w14:cap="flat" w14:cmpd="sng" w14:algn="ctr">
+                  <w14:noFill/>
+                  <w14:prstDash w14:val="solid"/>
+                  <w14:round/>
+                </w14:textOutline>
+              </w:rPr>
+              <w:t>4</w:t>
+            </w:r>
+            <w:r>
+              <w:rPr>
+                <w:rFonts w:ascii="Times New Roman" w:hAnsi="Times New Roman" w:cs="Times New Roman"/>
+                <w:bCs/>
+                <w:sz w:val="44"/>
+                <w:szCs w:val="44"/>
+                <w14:shadow w14:blurRad="38100" w14:dist="19050" w14:dir="2700000" w14:sx="100000" w14:sy="100000" w14:kx="0" w14:ky="0" w14:algn="tl">
+                  <w14:schemeClr w14:val="dk1">
+                    <w14:alpha w14:val="60000"/>
+                  </w14:schemeClr>
+                </w14:shadow>
+                <w14:textOutline w14:w="0" w14:cap="flat" w14:cmpd="sng" w14:algn="ctr">
+                  <w14:noFill/>
+                  <w14:prstDash w14:val="solid"/>
+                  <w14:round/>
+                </w14:textOutline>
+              </w:rPr>
+              <w:t>203</w:t>
+            </w:r>
+          </w:p>
+          <w:p>
+            <w:pPr>
+              <w:jc w:val="center"/>
+              <w:rPr>
+                <w:rFonts w:ascii="Times New Roman" w:hAnsi="Times New Roman" w:cs="Times New Roman"/>
+                <w:bCs/>
+                <w:color w:val="000000" w:themeColor="text1"/>
+                <w:sz w:val="44"/>
+                <w:szCs w:val="44"/>
+                <w14:shadow w14:blurRad="38100" w14:dist="19050" w14:dir="2700000" w14:sx="100000" w14:sy="100000" w14:kx="0" w14:ky="0" w14:algn="tl">
+                  <w14:schemeClr w14:val="dk1">
+                    <w14:alpha w14:val="60000"/>
+                  </w14:schemeClr>
+                </w14:shadow>
+                <w14:textOutline w14:w="0" w14:cap="flat" w14:cmpd="sng" w14:algn="ctr">
+                  <w14:noFill/>
+                  <w14:prstDash w14:val="solid"/>
+                  <w14:round/>
+                </w14:textOutline>
+              </w:rPr>
+            </w:pPr>
+            <w:r>
+              <w:rPr>
+                <w:rFonts w:ascii="Times New Roman" w:hAnsi="Times New Roman" w:cs="Times New Roman"/>
+                <w:bCs/>
+                <w:color w:val="000000" w:themeColor="text1"/>
+                <w:sz w:val="44"/>
+                <w:szCs w:val="44"/>
+                <w14:shadow w14:blurRad="38100" w14:dist="19050" w14:dir="2700000" w14:sx="100000" w14:sy="100000" w14:kx="0" w14:ky="0" w14:algn="tl">
+                  <w14:schemeClr w14:val="dk1">
+                    <w14:alpha w14:val="60000"/>
+                  </w14:schemeClr>
+                </w14:shadow>
+                <w14:textOutline w14:w="0" w14:cap="flat" w14:cmpd="sng" w14:algn="ctr">
+                  <w14:noFill/>
+                  <w14:prstDash w14:val="solid"/>
+                  <w14:round/>
+                </w14:textOutline>
+              </w:rPr>
+              <w:t xml:space="preserve">Room no. </w:t>
+            </w:r>
+            <w:r>
+              <w:rPr>
+                <w:rFonts w:ascii="Times New Roman" w:hAnsi="Times New Roman" w:cs="Times New Roman"/>
+                <w:bCs/>
+                <w:color w:val="000000" w:themeColor="text1"/>
+                <w:sz w:val="44"/>
+                <w:szCs w:val="44"/>
+                <w14:shadow w14:blurRad="38100" w14:dist="19050" w14:dir="2700000" w14:sx="100000" w14:sy="100000" w14:kx="0" w14:ky="0" w14:algn="tl">
+                  <w14:schemeClr w14:val="dk1">
+                    <w14:alpha w14:val="60000"/>
+                  </w14:schemeClr>
+                </w14:shadow>
+                <w14:textOutline w14:w="0" w14:cap="flat" w14:cmpd="sng" w14:algn="ctr">
+                  <w14:noFill/>
+                  <w14:prstDash w14:val="solid"/>
+                  <w14:round/>
+                </w14:textOutline>
+              </w:rPr>
+              <w:t>413</w:t>
+            </w:r>
+          </w:p>
+          <w:p>
+            <w:pPr>
+              <w:jc w:val="center"/>
+              <w:rPr>
+                <w:rFonts w:ascii="Times New Roman" w:hAnsi="Times New Roman" w:cs="Times New Roman"/>
+                <w:bCs/>
+                <w:color w:val="000000" w:themeColor="text1"/>
+                <w:sz w:val="44"/>
+                <w:szCs w:val="44"/>
+                <w14:shadow w14:blurRad="38100" w14:dist="19050" w14:dir="2700000" w14:sx="100000" w14:sy="100000" w14:kx="0" w14:ky="0" w14:algn="tl">
+                  <w14:schemeClr w14:val="dk1">
+                    <w14:alpha w14:val="60000"/>
+                  </w14:schemeClr>
+                </w14:shadow>
+                <w14:textOutline w14:w="0" w14:cap="flat" w14:cmpd="sng" w14:algn="ctr">
+                  <w14:noFill/>
+                  <w14:prstDash w14:val="solid"/>
+                  <w14:round/>
+                </w14:textOutline>
+              </w:rPr>
+            </w:pPr>
+            <w:r>
+              <w:rPr>
+                <w:rFonts w:ascii="Times New Roman" w:hAnsi="Times New Roman" w:cs="Times New Roman"/>
+                <w:bCs/>
+                <w:color w:val="000000" w:themeColor="text1"/>
+                <w:sz w:val="44"/>
+                <w:szCs w:val="44"/>
+                <w14:shadow w14:blurRad="38100" w14:dist="19050" w14:dir="2700000" w14:sx="100000" w14:sy="100000" w14:kx="0" w14:ky="0" w14:algn="tl">
+                  <w14:schemeClr w14:val="dk1">
+                    <w14:alpha w14:val="60000"/>
+                  </w14:schemeClr>
+                </w14:shadow>
+                <w14:textOutline w14:w="0" w14:cap="flat" w14:cmpd="sng" w14:algn="ctr">
+                  <w14:noFill/>
+                  <w14:prstDash w14:val="solid"/>
+                  <w14:round/>
+                </w14:textOutline>
+              </w:rPr>
+              <w:t>Humayara Ma’am</w:t>
             </w:r>
           </w:p>
         </w:tc>
@@ -2521,265 +2113,21 @@
               <w:rPr>
                 <w:rFonts w:ascii="Times New Roman" w:hAnsi="Times New Roman" w:cs="Times New Roman"/>
                 <w:bCs/>
-                <w:color w:val="1F4E79" w:themeColor="accent5" w:themeShade="80"/>
-                <w:sz w:val="44"/>
-                <w:szCs w:val="44"/>
-                <w14:shadow w14:blurRad="38100" w14:dist="19050" w14:dir="2700000" w14:sx="100000" w14:sy="100000" w14:kx="0" w14:ky="0" w14:algn="tl">
-                  <w14:schemeClr w14:val="dk1">
-                    <w14:alpha w14:val="60000"/>
-                  </w14:schemeClr>
-                </w14:shadow>
-                <w14:textOutline w14:w="0" w14:cap="flat" w14:cmpd="sng" w14:algn="ctr">
-                  <w14:noFill/>
-                  <w14:prstDash w14:val="solid"/>
-                  <w14:round/>
-                </w14:textOutline>
-              </w:rPr>
-            </w:pPr>
-            <w:r>
-              <w:rPr>
-                <w:rFonts w:ascii="Times New Roman" w:hAnsi="Times New Roman" w:cs="Times New Roman"/>
-                <w:bCs/>
-                <w:color w:val="1F4E79" w:themeColor="accent5" w:themeShade="80"/>
-                <w:sz w:val="44"/>
-                <w:szCs w:val="44"/>
-                <w14:shadow w14:blurRad="38100" w14:dist="19050" w14:dir="2700000" w14:sx="100000" w14:sy="100000" w14:kx="0" w14:ky="0" w14:algn="tl">
-                  <w14:schemeClr w14:val="dk1">
-                    <w14:alpha w14:val="60000"/>
-                  </w14:schemeClr>
-                </w14:shadow>
-                <w14:textOutline w14:w="0" w14:cap="flat" w14:cmpd="sng" w14:algn="ctr">
-                  <w14:noFill/>
-                  <w14:prstDash w14:val="solid"/>
-                  <w14:round/>
-                </w14:textOutline>
-              </w:rPr>
-              <w:t>CSE 3</w:t>
-            </w:r>
-            <w:r>
-              <w:rPr>
-                <w:rFonts w:ascii="Times New Roman" w:hAnsi="Times New Roman" w:cs="Times New Roman"/>
-                <w:bCs/>
-                <w:color w:val="1F4E79" w:themeColor="accent5" w:themeShade="80"/>
-                <w:sz w:val="44"/>
-                <w:szCs w:val="44"/>
-                <w14:shadow w14:blurRad="38100" w14:dist="19050" w14:dir="2700000" w14:sx="100000" w14:sy="100000" w14:kx="0" w14:ky="0" w14:algn="tl">
-                  <w14:schemeClr w14:val="dk1">
-                    <w14:alpha w14:val="60000"/>
-                  </w14:schemeClr>
-                </w14:shadow>
-                <w14:textOutline w14:w="0" w14:cap="flat" w14:cmpd="sng" w14:algn="ctr">
-                  <w14:noFill/>
-                  <w14:prstDash w14:val="solid"/>
-                  <w14:round/>
-                </w14:textOutline>
-              </w:rPr>
-              <w:t>2</w:t>
-            </w:r>
-            <w:r>
-              <w:rPr>
-                <w:rFonts w:ascii="Times New Roman" w:hAnsi="Times New Roman" w:cs="Times New Roman"/>
-                <w:bCs/>
-                <w:color w:val="1F4E79" w:themeColor="accent5" w:themeShade="80"/>
-                <w:sz w:val="44"/>
-                <w:szCs w:val="44"/>
-                <w14:shadow w14:blurRad="38100" w14:dist="19050" w14:dir="2700000" w14:sx="100000" w14:sy="100000" w14:kx="0" w14:ky="0" w14:algn="tl">
-                  <w14:schemeClr w14:val="dk1">
-                    <w14:alpha w14:val="60000"/>
-                  </w14:schemeClr>
-                </w14:shadow>
-                <w14:textOutline w14:w="0" w14:cap="flat" w14:cmpd="sng" w14:algn="ctr">
-                  <w14:noFill/>
-                  <w14:prstDash w14:val="solid"/>
-                  <w14:round/>
-                </w14:textOutline>
-              </w:rPr>
-              <w:t>0</w:t>
-            </w:r>
-            <w:r>
-              <w:rPr>
-                <w:rFonts w:ascii="Times New Roman" w:hAnsi="Times New Roman" w:cs="Times New Roman"/>
-                <w:bCs/>
-                <w:color w:val="1F4E79" w:themeColor="accent5" w:themeShade="80"/>
-                <w:sz w:val="44"/>
-                <w:szCs w:val="44"/>
-                <w14:shadow w14:blurRad="38100" w14:dist="19050" w14:dir="2700000" w14:sx="100000" w14:sy="100000" w14:kx="0" w14:ky="0" w14:algn="tl">
-                  <w14:schemeClr w14:val="dk1">
-                    <w14:alpha w14:val="60000"/>
-                  </w14:schemeClr>
-                </w14:shadow>
-                <w14:textOutline w14:w="0" w14:cap="flat" w14:cmpd="sng" w14:algn="ctr">
-                  <w14:noFill/>
-                  <w14:prstDash w14:val="solid"/>
-                  <w14:round/>
-                </w14:textOutline>
-              </w:rPr>
-              <w:t>3</w:t>
-            </w:r>
-          </w:p>
-          <w:p>
-            <w:pPr>
-              <w:jc w:val="center"/>
-              <w:rPr>
-                <w:rFonts w:ascii="Times New Roman" w:hAnsi="Times New Roman" w:cs="Times New Roman"/>
-                <w:bCs/>
-                <w:color w:val="000000" w:themeColor="text1"/>
-                <w:sz w:val="44"/>
-                <w:szCs w:val="44"/>
-                <w14:shadow w14:blurRad="38100" w14:dist="19050" w14:dir="2700000" w14:sx="100000" w14:sy="100000" w14:kx="0" w14:ky="0" w14:algn="tl">
-                  <w14:schemeClr w14:val="dk1">
-                    <w14:alpha w14:val="60000"/>
-                  </w14:schemeClr>
-                </w14:shadow>
-                <w14:textOutline w14:w="0" w14:cap="flat" w14:cmpd="sng" w14:algn="ctr">
-                  <w14:noFill/>
-                  <w14:prstDash w14:val="solid"/>
-                  <w14:round/>
-                </w14:textOutline>
-              </w:rPr>
-            </w:pPr>
-            <w:r>
-              <w:rPr>
-                <w:rFonts w:ascii="Times New Roman" w:hAnsi="Times New Roman" w:cs="Times New Roman"/>
-                <w:bCs/>
-                <w:color w:val="000000" w:themeColor="text1"/>
-                <w:sz w:val="44"/>
-                <w:szCs w:val="44"/>
-                <w14:shadow w14:blurRad="38100" w14:dist="19050" w14:dir="2700000" w14:sx="100000" w14:sy="100000" w14:kx="0" w14:ky="0" w14:algn="tl">
-                  <w14:schemeClr w14:val="dk1">
-                    <w14:alpha w14:val="60000"/>
-                  </w14:schemeClr>
-                </w14:shadow>
-                <w14:textOutline w14:w="0" w14:cap="flat" w14:cmpd="sng" w14:algn="ctr">
-                  <w14:noFill/>
-                  <w14:prstDash w14:val="solid"/>
-                  <w14:round/>
-                </w14:textOutline>
-              </w:rPr>
-              <w:t xml:space="preserve">Room no. </w:t>
-            </w:r>
-            <w:r>
-              <w:rPr>
-                <w:rFonts w:ascii="Times New Roman" w:hAnsi="Times New Roman" w:cs="Times New Roman"/>
-                <w:bCs/>
-                <w:color w:val="000000" w:themeColor="text1"/>
-                <w:sz w:val="44"/>
-                <w:szCs w:val="44"/>
-                <w14:shadow w14:blurRad="38100" w14:dist="19050" w14:dir="2700000" w14:sx="100000" w14:sy="100000" w14:kx="0" w14:ky="0" w14:algn="tl">
-                  <w14:schemeClr w14:val="dk1">
-                    <w14:alpha w14:val="60000"/>
-                  </w14:schemeClr>
-                </w14:shadow>
-                <w14:textOutline w14:w="0" w14:cap="flat" w14:cmpd="sng" w14:algn="ctr">
-                  <w14:noFill/>
-                  <w14:prstDash w14:val="solid"/>
-                  <w14:round/>
-                </w14:textOutline>
-              </w:rPr>
-              <w:t>7</w:t>
-            </w:r>
-            <w:r>
-              <w:rPr>
-                <w:rFonts w:ascii="Times New Roman" w:hAnsi="Times New Roman" w:cs="Times New Roman"/>
-                <w:bCs/>
-                <w:color w:val="000000" w:themeColor="text1"/>
-                <w:sz w:val="44"/>
-                <w:szCs w:val="44"/>
-                <w14:shadow w14:blurRad="38100" w14:dist="19050" w14:dir="2700000" w14:sx="100000" w14:sy="100000" w14:kx="0" w14:ky="0" w14:algn="tl">
-                  <w14:schemeClr w14:val="dk1">
-                    <w14:alpha w14:val="60000"/>
-                  </w14:schemeClr>
-                </w14:shadow>
-                <w14:textOutline w14:w="0" w14:cap="flat" w14:cmpd="sng" w14:algn="ctr">
-                  <w14:noFill/>
-                  <w14:prstDash w14:val="solid"/>
-                  <w14:round/>
-                </w14:textOutline>
-              </w:rPr>
-              <w:t>0</w:t>
-            </w:r>
-            <w:r>
-              <w:rPr>
-                <w:rFonts w:ascii="Times New Roman" w:hAnsi="Times New Roman" w:cs="Times New Roman"/>
-                <w:bCs/>
-                <w:color w:val="000000" w:themeColor="text1"/>
-                <w:sz w:val="44"/>
-                <w:szCs w:val="44"/>
-                <w14:shadow w14:blurRad="38100" w14:dist="19050" w14:dir="2700000" w14:sx="100000" w14:sy="100000" w14:kx="0" w14:ky="0" w14:algn="tl">
-                  <w14:schemeClr w14:val="dk1">
-                    <w14:alpha w14:val="60000"/>
-                  </w14:schemeClr>
-                </w14:shadow>
-                <w14:textOutline w14:w="0" w14:cap="flat" w14:cmpd="sng" w14:algn="ctr">
-                  <w14:noFill/>
-                  <w14:prstDash w14:val="solid"/>
-                  <w14:round/>
-                </w14:textOutline>
-              </w:rPr>
-              <w:t>2</w:t>
-            </w:r>
-          </w:p>
-          <w:p>
-            <w:pPr>
-              <w:jc w:val="center"/>
-              <w:rPr>
-                <w:rFonts w:ascii="Times New Roman" w:hAnsi="Times New Roman" w:cs="Times New Roman"/>
-                <w:bCs/>
-                <w:color w:val="000000" w:themeColor="text1"/>
-                <w:sz w:val="44"/>
-                <w:szCs w:val="44"/>
-                <w14:shadow w14:blurRad="38100" w14:dist="19050" w14:dir="2700000" w14:sx="100000" w14:sy="100000" w14:kx="0" w14:ky="0" w14:algn="tl">
-                  <w14:schemeClr w14:val="dk1">
-                    <w14:alpha w14:val="60000"/>
-                  </w14:schemeClr>
-                </w14:shadow>
-                <w14:textOutline w14:w="0" w14:cap="flat" w14:cmpd="sng" w14:algn="ctr">
-                  <w14:noFill/>
-                  <w14:prstDash w14:val="solid"/>
-                  <w14:round/>
-                </w14:textOutline>
-              </w:rPr>
-            </w:pPr>
-            <w:r>
-              <w:rPr>
-                <w:rFonts w:ascii="Times New Roman" w:hAnsi="Times New Roman" w:cs="Times New Roman"/>
-                <w:bCs/>
-                <w:color w:val="000000" w:themeColor="text1"/>
-                <w:sz w:val="44"/>
-                <w:szCs w:val="44"/>
-                <w14:shadow w14:blurRad="38100" w14:dist="19050" w14:dir="2700000" w14:sx="100000" w14:sy="100000" w14:kx="0" w14:ky="0" w14:algn="tl">
-                  <w14:schemeClr w14:val="dk1">
-                    <w14:alpha w14:val="60000"/>
-                  </w14:schemeClr>
-                </w14:shadow>
-                <w14:textOutline w14:w="0" w14:cap="flat" w14:cmpd="sng" w14:algn="ctr">
-                  <w14:noFill/>
-                  <w14:prstDash w14:val="solid"/>
-                  <w14:round/>
-                </w14:textOutline>
-              </w:rPr>
-              <w:t>Fernaz</w:t>
-            </w:r>
-            <w:r>
-              <w:rPr>
-                <w:rFonts w:ascii="Times New Roman" w:hAnsi="Times New Roman" w:cs="Times New Roman"/>
-                <w:bCs/>
-                <w:color w:val="000000" w:themeColor="text1"/>
-                <w:sz w:val="44"/>
-                <w:szCs w:val="44"/>
-                <w14:shadow w14:blurRad="38100" w14:dist="19050" w14:dir="2700000" w14:sx="100000" w14:sy="100000" w14:kx="0" w14:ky="0" w14:algn="tl">
-                  <w14:schemeClr w14:val="dk1">
-                    <w14:alpha w14:val="60000"/>
-                  </w14:schemeClr>
-                </w14:shadow>
-                <w14:textOutline w14:w="0" w14:cap="flat" w14:cmpd="sng" w14:algn="ctr">
-                  <w14:noFill/>
-                  <w14:prstDash w14:val="solid"/>
-                  <w14:round/>
-                </w14:textOutline>
-              </w:rPr>
-              <w:t xml:space="preserve"> ma’am</w:t>
-            </w:r>
+                <w:color w:val="000000" w:themeColor="text1"/>
+                <w:sz w:val="44"/>
+                <w:szCs w:val="44"/>
+                <w14:shadow w14:blurRad="38100" w14:dist="19050" w14:dir="2700000" w14:sx="100000" w14:sy="100000" w14:kx="0" w14:ky="0" w14:algn="tl">
+                  <w14:schemeClr w14:val="dk1">
+                    <w14:alpha w14:val="60000"/>
+                  </w14:schemeClr>
+                </w14:shadow>
+                <w14:textOutline w14:w="0" w14:cap="flat" w14:cmpd="sng" w14:algn="ctr">
+                  <w14:noFill/>
+                  <w14:prstDash w14:val="solid"/>
+                  <w14:round/>
+                </w14:textOutline>
+              </w:rPr>
+            </w:pPr>
           </w:p>
         </w:tc>
         <w:tc>
@@ -2798,210 +2146,6 @@
               <w:rPr>
                 <w:rFonts w:ascii="Times New Roman" w:hAnsi="Times New Roman" w:cs="Times New Roman"/>
                 <w:bCs/>
-                <w:color w:val="1F4E79" w:themeColor="accent5" w:themeShade="80"/>
-                <w:sz w:val="44"/>
-                <w:szCs w:val="44"/>
-                <w14:shadow w14:blurRad="38100" w14:dist="19050" w14:dir="2700000" w14:sx="100000" w14:sy="100000" w14:kx="0" w14:ky="0" w14:algn="tl">
-                  <w14:schemeClr w14:val="dk1">
-                    <w14:alpha w14:val="60000"/>
-                  </w14:schemeClr>
-                </w14:shadow>
-                <w14:textOutline w14:w="0" w14:cap="flat" w14:cmpd="sng" w14:algn="ctr">
-                  <w14:noFill/>
-                  <w14:prstDash w14:val="solid"/>
-                  <w14:round/>
-                </w14:textOutline>
-              </w:rPr>
-            </w:pPr>
-            <w:r>
-              <w:rPr>
-                <w:rFonts w:ascii="Times New Roman" w:hAnsi="Times New Roman" w:cs="Times New Roman"/>
-                <w:bCs/>
-                <w:color w:val="1F4E79" w:themeColor="accent5" w:themeShade="80"/>
-                <w:sz w:val="44"/>
-                <w:szCs w:val="44"/>
-                <w14:shadow w14:blurRad="38100" w14:dist="19050" w14:dir="2700000" w14:sx="100000" w14:sy="100000" w14:kx="0" w14:ky="0" w14:algn="tl">
-                  <w14:schemeClr w14:val="dk1">
-                    <w14:alpha w14:val="60000"/>
-                  </w14:schemeClr>
-                </w14:shadow>
-                <w14:textOutline w14:w="0" w14:cap="flat" w14:cmpd="sng" w14:algn="ctr">
-                  <w14:noFill/>
-                  <w14:prstDash w14:val="solid"/>
-                  <w14:round/>
-                </w14:textOutline>
-              </w:rPr>
-              <w:t>CSE 3</w:t>
-            </w:r>
-            <w:r>
-              <w:rPr>
-                <w:rFonts w:ascii="Times New Roman" w:hAnsi="Times New Roman" w:cs="Times New Roman"/>
-                <w:bCs/>
-                <w:color w:val="1F4E79" w:themeColor="accent5" w:themeShade="80"/>
-                <w:sz w:val="44"/>
-                <w:szCs w:val="44"/>
-                <w14:shadow w14:blurRad="38100" w14:dist="19050" w14:dir="2700000" w14:sx="100000" w14:sy="100000" w14:kx="0" w14:ky="0" w14:algn="tl">
-                  <w14:schemeClr w14:val="dk1">
-                    <w14:alpha w14:val="60000"/>
-                  </w14:schemeClr>
-                </w14:shadow>
-                <w14:textOutline w14:w="0" w14:cap="flat" w14:cmpd="sng" w14:algn="ctr">
-                  <w14:noFill/>
-                  <w14:prstDash w14:val="solid"/>
-                  <w14:round/>
-                </w14:textOutline>
-              </w:rPr>
-              <w:t>2</w:t>
-            </w:r>
-            <w:r>
-              <w:rPr>
-                <w:rFonts w:ascii="Times New Roman" w:hAnsi="Times New Roman" w:cs="Times New Roman"/>
-                <w:bCs/>
-                <w:color w:val="1F4E79" w:themeColor="accent5" w:themeShade="80"/>
-                <w:sz w:val="44"/>
-                <w:szCs w:val="44"/>
-                <w14:shadow w14:blurRad="38100" w14:dist="19050" w14:dir="2700000" w14:sx="100000" w14:sy="100000" w14:kx="0" w14:ky="0" w14:algn="tl">
-                  <w14:schemeClr w14:val="dk1">
-                    <w14:alpha w14:val="60000"/>
-                  </w14:schemeClr>
-                </w14:shadow>
-                <w14:textOutline w14:w="0" w14:cap="flat" w14:cmpd="sng" w14:algn="ctr">
-                  <w14:noFill/>
-                  <w14:prstDash w14:val="solid"/>
-                  <w14:round/>
-                </w14:textOutline>
-              </w:rPr>
-              <w:t>0</w:t>
-            </w:r>
-            <w:r>
-              <w:rPr>
-                <w:rFonts w:ascii="Times New Roman" w:hAnsi="Times New Roman" w:cs="Times New Roman"/>
-                <w:bCs/>
-                <w:color w:val="1F4E79" w:themeColor="accent5" w:themeShade="80"/>
-                <w:sz w:val="44"/>
-                <w:szCs w:val="44"/>
-                <w14:shadow w14:blurRad="38100" w14:dist="19050" w14:dir="2700000" w14:sx="100000" w14:sy="100000" w14:kx="0" w14:ky="0" w14:algn="tl">
-                  <w14:schemeClr w14:val="dk1">
-                    <w14:alpha w14:val="60000"/>
-                  </w14:schemeClr>
-                </w14:shadow>
-                <w14:textOutline w14:w="0" w14:cap="flat" w14:cmpd="sng" w14:algn="ctr">
-                  <w14:noFill/>
-                  <w14:prstDash w14:val="solid"/>
-                  <w14:round/>
-                </w14:textOutline>
-              </w:rPr>
-              <w:t>4</w:t>
-            </w:r>
-          </w:p>
-          <w:p>
-            <w:pPr>
-              <w:jc w:val="center"/>
-              <w:rPr>
-                <w:rFonts w:ascii="Times New Roman" w:hAnsi="Times New Roman" w:cs="Times New Roman"/>
-                <w:bCs/>
-                <w:color w:val="000000" w:themeColor="text1"/>
-                <w:sz w:val="44"/>
-                <w:szCs w:val="44"/>
-                <w14:shadow w14:blurRad="38100" w14:dist="19050" w14:dir="2700000" w14:sx="100000" w14:sy="100000" w14:kx="0" w14:ky="0" w14:algn="tl">
-                  <w14:schemeClr w14:val="dk1">
-                    <w14:alpha w14:val="60000"/>
-                  </w14:schemeClr>
-                </w14:shadow>
-                <w14:textOutline w14:w="0" w14:cap="flat" w14:cmpd="sng" w14:algn="ctr">
-                  <w14:noFill/>
-                  <w14:prstDash w14:val="solid"/>
-                  <w14:round/>
-                </w14:textOutline>
-              </w:rPr>
-            </w:pPr>
-            <w:r>
-              <w:rPr>
-                <w:rFonts w:ascii="Times New Roman" w:hAnsi="Times New Roman" w:cs="Times New Roman"/>
-                <w:bCs/>
-                <w:color w:val="000000" w:themeColor="text1"/>
-                <w:sz w:val="44"/>
-                <w:szCs w:val="44"/>
-                <w14:shadow w14:blurRad="38100" w14:dist="19050" w14:dir="2700000" w14:sx="100000" w14:sy="100000" w14:kx="0" w14:ky="0" w14:algn="tl">
-                  <w14:schemeClr w14:val="dk1">
-                    <w14:alpha w14:val="60000"/>
-                  </w14:schemeClr>
-                </w14:shadow>
-                <w14:textOutline w14:w="0" w14:cap="flat" w14:cmpd="sng" w14:algn="ctr">
-                  <w14:noFill/>
-                  <w14:prstDash w14:val="solid"/>
-                  <w14:round/>
-                </w14:textOutline>
-              </w:rPr>
-              <w:t xml:space="preserve">Room no. </w:t>
-            </w:r>
-            <w:r>
-              <w:rPr>
-                <w:rFonts w:ascii="Times New Roman" w:hAnsi="Times New Roman" w:cs="Times New Roman"/>
-                <w:bCs/>
-                <w:color w:val="000000" w:themeColor="text1"/>
-                <w:sz w:val="44"/>
-                <w:szCs w:val="44"/>
-                <w14:shadow w14:blurRad="38100" w14:dist="19050" w14:dir="2700000" w14:sx="100000" w14:sy="100000" w14:kx="0" w14:ky="0" w14:algn="tl">
-                  <w14:schemeClr w14:val="dk1">
-                    <w14:alpha w14:val="60000"/>
-                  </w14:schemeClr>
-                </w14:shadow>
-                <w14:textOutline w14:w="0" w14:cap="flat" w14:cmpd="sng" w14:algn="ctr">
-                  <w14:noFill/>
-                  <w14:prstDash w14:val="solid"/>
-                  <w14:round/>
-                </w14:textOutline>
-              </w:rPr>
-              <w:t>7</w:t>
-            </w:r>
-            <w:r>
-              <w:rPr>
-                <w:rFonts w:ascii="Times New Roman" w:hAnsi="Times New Roman" w:cs="Times New Roman"/>
-                <w:bCs/>
-                <w:color w:val="000000" w:themeColor="text1"/>
-                <w:sz w:val="44"/>
-                <w:szCs w:val="44"/>
-                <w14:shadow w14:blurRad="38100" w14:dist="19050" w14:dir="2700000" w14:sx="100000" w14:sy="100000" w14:kx="0" w14:ky="0" w14:algn="tl">
-                  <w14:schemeClr w14:val="dk1">
-                    <w14:alpha w14:val="60000"/>
-                  </w14:schemeClr>
-                </w14:shadow>
-                <w14:textOutline w14:w="0" w14:cap="flat" w14:cmpd="sng" w14:algn="ctr">
-                  <w14:noFill/>
-                  <w14:prstDash w14:val="solid"/>
-                  <w14:round/>
-                </w14:textOutline>
-              </w:rPr>
-              <w:t>0</w:t>
-            </w:r>
-            <w:r>
-              <w:rPr>
-                <w:rFonts w:ascii="Times New Roman" w:hAnsi="Times New Roman" w:cs="Times New Roman"/>
-                <w:bCs/>
-                <w:color w:val="000000" w:themeColor="text1"/>
-                <w:sz w:val="44"/>
-                <w:szCs w:val="44"/>
-                <w14:shadow w14:blurRad="38100" w14:dist="19050" w14:dir="2700000" w14:sx="100000" w14:sy="100000" w14:kx="0" w14:ky="0" w14:algn="tl">
-                  <w14:schemeClr w14:val="dk1">
-                    <w14:alpha w14:val="60000"/>
-                  </w14:schemeClr>
-                </w14:shadow>
-                <w14:textOutline w14:w="0" w14:cap="flat" w14:cmpd="sng" w14:algn="ctr">
-                  <w14:noFill/>
-                  <w14:prstDash w14:val="solid"/>
-                  <w14:round/>
-                </w14:textOutline>
-              </w:rPr>
-              <w:t>9</w:t>
-            </w:r>
-          </w:p>
-          <w:p>
-            <w:pPr>
-              <w:jc w:val="center"/>
-              <w:rPr>
-                <w:rFonts w:ascii="Times New Roman" w:hAnsi="Times New Roman" w:cs="Times New Roman"/>
-                <w:bCs/>
                 <w:color w:val="4472C4" w:themeColor="accent1"/>
                 <w:sz w:val="44"/>
                 <w:szCs w:val="44"/>
@@ -3017,46 +2161,6 @@
                 </w14:textOutline>
               </w:rPr>
             </w:pPr>
-            <w:r>
-              <w:rPr>
-                <w:rFonts w:ascii="Times New Roman" w:hAnsi="Times New Roman" w:cs="Times New Roman"/>
-                <w:bCs/>
-                <w:color w:val="000000" w:themeColor="text1"/>
-                <w:sz w:val="44"/>
-                <w:szCs w:val="44"/>
-                <w14:shadow w14:blurRad="38100" w14:dist="19050" w14:dir="2700000" w14:sx="100000" w14:sy="100000" w14:kx="0" w14:ky="0" w14:algn="tl">
-                  <w14:schemeClr w14:val="dk1">
-                    <w14:alpha w14:val="60000"/>
-                  </w14:schemeClr>
-                </w14:shadow>
-                <w14:textOutline w14:w="0" w14:cap="flat" w14:cmpd="sng" w14:algn="ctr">
-                  <w14:noFill/>
-                  <w14:prstDash w14:val="solid"/>
-                  <w14:round/>
-                </w14:textOutline>
-              </w:rPr>
-              <w:t>Fernaz</w:t>
-            </w:r>
-            <w:r>
-              <w:rPr>
-                <w:rFonts w:ascii="Times New Roman" w:hAnsi="Times New Roman" w:cs="Times New Roman"/>
-                <w:bCs/>
-                <w:color w:val="000000" w:themeColor="text1"/>
-                <w:sz w:val="44"/>
-                <w:szCs w:val="44"/>
-                <w14:shadow w14:blurRad="38100" w14:dist="19050" w14:dir="2700000" w14:sx="100000" w14:sy="100000" w14:kx="0" w14:ky="0" w14:algn="tl">
-                  <w14:schemeClr w14:val="dk1">
-                    <w14:alpha w14:val="60000"/>
-                  </w14:schemeClr>
-                </w14:shadow>
-                <w14:textOutline w14:w="0" w14:cap="flat" w14:cmpd="sng" w14:algn="ctr">
-                  <w14:noFill/>
-                  <w14:prstDash w14:val="solid"/>
-                  <w14:round/>
-                </w14:textOutline>
-              </w:rPr>
-              <w:t xml:space="preserve"> ma’am</w:t>
-            </w:r>
           </w:p>
         </w:tc>
         <w:tc>
@@ -3075,142 +2179,100 @@
               <w:rPr>
                 <w:rFonts w:ascii="Times New Roman" w:hAnsi="Times New Roman" w:cs="Times New Roman"/>
                 <w:bCs/>
-                <w:color w:val="000000" w:themeColor="text1"/>
-                <w:sz w:val="44"/>
-                <w:szCs w:val="44"/>
-                <w14:shadow w14:blurRad="38100" w14:dist="19050" w14:dir="2700000" w14:sx="100000" w14:sy="100000" w14:kx="0" w14:ky="0" w14:algn="tl">
-                  <w14:schemeClr w14:val="dk1">
-                    <w14:alpha w14:val="60000"/>
-                  </w14:schemeClr>
-                </w14:shadow>
-                <w14:textOutline w14:w="0" w14:cap="flat" w14:cmpd="sng" w14:algn="ctr">
-                  <w14:noFill/>
-                  <w14:prstDash w14:val="solid"/>
-                  <w14:round/>
-                </w14:textOutline>
-              </w:rPr>
-            </w:pPr>
-            <w:r>
-              <w:rPr>
-                <w:rFonts w:ascii="Times New Roman" w:hAnsi="Times New Roman" w:cs="Times New Roman"/>
-                <w:bCs/>
-                <w:color w:val="000000" w:themeColor="text1"/>
-                <w:sz w:val="44"/>
-                <w:szCs w:val="44"/>
-                <w14:shadow w14:blurRad="38100" w14:dist="19050" w14:dir="2700000" w14:sx="100000" w14:sy="100000" w14:kx="0" w14:ky="0" w14:algn="tl">
-                  <w14:schemeClr w14:val="dk1">
-                    <w14:alpha w14:val="60000"/>
-                  </w14:schemeClr>
-                </w14:shadow>
-                <w14:textOutline w14:w="0" w14:cap="flat" w14:cmpd="sng" w14:algn="ctr">
-                  <w14:noFill/>
-                  <w14:prstDash w14:val="solid"/>
-                  <w14:round/>
-                </w14:textOutline>
-              </w:rPr>
-              <w:t>CSE 4108 / 4110</w:t>
-            </w:r>
-          </w:p>
-          <w:p>
-            <w:pPr>
-              <w:jc w:val="center"/>
-              <w:rPr>
-                <w:rFonts w:ascii="Times New Roman" w:hAnsi="Times New Roman" w:cs="Times New Roman"/>
-                <w:bCs/>
-                <w:color w:val="000000" w:themeColor="text1"/>
-                <w:sz w:val="44"/>
-                <w:szCs w:val="44"/>
-                <w14:shadow w14:blurRad="38100" w14:dist="19050" w14:dir="2700000" w14:sx="100000" w14:sy="100000" w14:kx="0" w14:ky="0" w14:algn="tl">
-                  <w14:schemeClr w14:val="dk1">
-                    <w14:alpha w14:val="60000"/>
-                  </w14:schemeClr>
-                </w14:shadow>
-                <w14:textOutline w14:w="0" w14:cap="flat" w14:cmpd="sng" w14:algn="ctr">
-                  <w14:noFill/>
-                  <w14:prstDash w14:val="solid"/>
-                  <w14:round/>
-                </w14:textOutline>
-              </w:rPr>
-            </w:pPr>
-            <w:r>
-              <w:rPr>
-                <w:rFonts w:ascii="Times New Roman" w:hAnsi="Times New Roman" w:cs="Times New Roman"/>
-                <w:bCs/>
-                <w:color w:val="000000" w:themeColor="text1"/>
-                <w:sz w:val="44"/>
-                <w:szCs w:val="44"/>
-                <w14:shadow w14:blurRad="38100" w14:dist="19050" w14:dir="2700000" w14:sx="100000" w14:sy="100000" w14:kx="0" w14:ky="0" w14:algn="tl">
-                  <w14:schemeClr w14:val="dk1">
-                    <w14:alpha w14:val="60000"/>
-                  </w14:schemeClr>
-                </w14:shadow>
-                <w14:textOutline w14:w="0" w14:cap="flat" w14:cmpd="sng" w14:algn="ctr">
-                  <w14:noFill/>
-                  <w14:prstDash w14:val="solid"/>
-                  <w14:round/>
-                </w14:textOutline>
-              </w:rPr>
-              <w:t>Room</w:t>
-            </w:r>
-            <w:r>
-              <w:rPr>
-                <w:rFonts w:ascii="Times New Roman" w:hAnsi="Times New Roman" w:cs="Times New Roman"/>
-                <w:bCs/>
-                <w:color w:val="000000" w:themeColor="text1"/>
-                <w:sz w:val="44"/>
-                <w:szCs w:val="44"/>
-                <w14:shadow w14:blurRad="38100" w14:dist="19050" w14:dir="2700000" w14:sx="100000" w14:sy="100000" w14:kx="0" w14:ky="0" w14:algn="tl">
-                  <w14:schemeClr w14:val="dk1">
-                    <w14:alpha w14:val="60000"/>
-                  </w14:schemeClr>
-                </w14:shadow>
-                <w14:textOutline w14:w="0" w14:cap="flat" w14:cmpd="sng" w14:algn="ctr">
-                  <w14:noFill/>
-                  <w14:prstDash w14:val="solid"/>
-                  <w14:round/>
-                </w14:textOutline>
-              </w:rPr>
-              <w:t>-</w:t>
-            </w:r>
-            <w:r>
-              <w:rPr>
-                <w:rFonts w:ascii="Times New Roman" w:hAnsi="Times New Roman" w:cs="Times New Roman"/>
-                <w:bCs/>
-                <w:color w:val="000000" w:themeColor="text1"/>
-                <w:sz w:val="44"/>
-                <w:szCs w:val="44"/>
-                <w14:shadow w14:blurRad="38100" w14:dist="19050" w14:dir="2700000" w14:sx="100000" w14:sy="100000" w14:kx="0" w14:ky="0" w14:algn="tl">
-                  <w14:schemeClr w14:val="dk1">
-                    <w14:alpha w14:val="60000"/>
-                  </w14:schemeClr>
-                </w14:shadow>
-                <w14:textOutline w14:w="0" w14:cap="flat" w14:cmpd="sng" w14:algn="ctr">
-                  <w14:noFill/>
-                  <w14:prstDash w14:val="solid"/>
-                  <w14:round/>
-                </w14:textOutline>
-              </w:rPr>
-              <w:t xml:space="preserve"> </w:t>
-            </w:r>
-            <w:r>
-              <w:rPr>
-                <w:rFonts w:ascii="Times New Roman" w:hAnsi="Times New Roman" w:cs="Times New Roman"/>
-                <w:bCs/>
-                <w:color w:val="000000" w:themeColor="text1"/>
-                <w:sz w:val="44"/>
-                <w:szCs w:val="44"/>
-                <w14:shadow w14:blurRad="38100" w14:dist="19050" w14:dir="2700000" w14:sx="100000" w14:sy="100000" w14:kx="0" w14:ky="0" w14:algn="tl">
-                  <w14:schemeClr w14:val="dk1">
-                    <w14:alpha w14:val="60000"/>
-                  </w14:schemeClr>
-                </w14:shadow>
-                <w14:textOutline w14:w="0" w14:cap="flat" w14:cmpd="sng" w14:algn="ctr">
-                  <w14:noFill/>
-                  <w14:prstDash w14:val="solid"/>
-                  <w14:round/>
-                </w14:textOutline>
-              </w:rPr>
-              <w:t>315 / 417</w:t>
+                <w:sz w:val="44"/>
+                <w:szCs w:val="44"/>
+                <w14:shadow w14:blurRad="38100" w14:dist="19050" w14:dir="2700000" w14:sx="100000" w14:sy="100000" w14:kx="0" w14:ky="0" w14:algn="tl">
+                  <w14:schemeClr w14:val="dk1">
+                    <w14:alpha w14:val="60000"/>
+                  </w14:schemeClr>
+                </w14:shadow>
+                <w14:textOutline w14:w="0" w14:cap="flat" w14:cmpd="sng" w14:algn="ctr">
+                  <w14:noFill/>
+                  <w14:prstDash w14:val="solid"/>
+                  <w14:round/>
+                </w14:textOutline>
+              </w:rPr>
+            </w:pPr>
+            <w:r>
+              <w:rPr>
+                <w:rFonts w:ascii="Times New Roman" w:hAnsi="Times New Roman" w:cs="Times New Roman"/>
+                <w:bCs/>
+                <w:sz w:val="44"/>
+                <w:szCs w:val="44"/>
+                <w14:shadow w14:blurRad="38100" w14:dist="19050" w14:dir="2700000" w14:sx="100000" w14:sy="100000" w14:kx="0" w14:ky="0" w14:algn="tl">
+                  <w14:schemeClr w14:val="dk1">
+                    <w14:alpha w14:val="60000"/>
+                  </w14:schemeClr>
+                </w14:shadow>
+                <w14:textOutline w14:w="0" w14:cap="flat" w14:cmpd="sng" w14:algn="ctr">
+                  <w14:noFill/>
+                  <w14:prstDash w14:val="solid"/>
+                  <w14:round/>
+                </w14:textOutline>
+              </w:rPr>
+              <w:t>CSE 4218</w:t>
+            </w:r>
+          </w:p>
+          <w:p>
+            <w:pPr>
+              <w:jc w:val="center"/>
+              <w:rPr>
+                <w:rFonts w:ascii="Times New Roman" w:hAnsi="Times New Roman" w:cs="Times New Roman"/>
+                <w:bCs/>
+                <w:color w:val="000000" w:themeColor="text1"/>
+                <w:sz w:val="44"/>
+                <w:szCs w:val="44"/>
+                <w14:shadow w14:blurRad="38100" w14:dist="19050" w14:dir="2700000" w14:sx="100000" w14:sy="100000" w14:kx="0" w14:ky="0" w14:algn="tl">
+                  <w14:schemeClr w14:val="dk1">
+                    <w14:alpha w14:val="60000"/>
+                  </w14:schemeClr>
+                </w14:shadow>
+                <w14:textOutline w14:w="0" w14:cap="flat" w14:cmpd="sng" w14:algn="ctr">
+                  <w14:noFill/>
+                  <w14:prstDash w14:val="solid"/>
+                  <w14:round/>
+                </w14:textOutline>
+              </w:rPr>
+            </w:pPr>
+            <w:r>
+              <w:rPr>
+                <w:rFonts w:ascii="Times New Roman" w:hAnsi="Times New Roman" w:cs="Times New Roman"/>
+                <w:bCs/>
+                <w:color w:val="000000" w:themeColor="text1"/>
+                <w:sz w:val="44"/>
+                <w:szCs w:val="44"/>
+                <w14:shadow w14:blurRad="38100" w14:dist="19050" w14:dir="2700000" w14:sx="100000" w14:sy="100000" w14:kx="0" w14:ky="0" w14:algn="tl">
+                  <w14:schemeClr w14:val="dk1">
+                    <w14:alpha w14:val="60000"/>
+                  </w14:schemeClr>
+                </w14:shadow>
+                <w14:textOutline w14:w="0" w14:cap="flat" w14:cmpd="sng" w14:algn="ctr">
+                  <w14:noFill/>
+                  <w14:prstDash w14:val="solid"/>
+                  <w14:round/>
+                </w14:textOutline>
+              </w:rPr>
+              <w:t xml:space="preserve">Room no. </w:t>
+            </w:r>
+            <w:r>
+              <w:rPr>
+                <w:rFonts w:ascii="Times New Roman" w:hAnsi="Times New Roman" w:cs="Times New Roman"/>
+                <w:bCs/>
+                <w:color w:val="000000" w:themeColor="text1"/>
+                <w:sz w:val="44"/>
+                <w:szCs w:val="44"/>
+                <w14:shadow w14:blurRad="38100" w14:dist="19050" w14:dir="2700000" w14:sx="100000" w14:sy="100000" w14:kx="0" w14:ky="0" w14:algn="tl">
+                  <w14:schemeClr w14:val="dk1">
+                    <w14:alpha w14:val="60000"/>
+                  </w14:schemeClr>
+                </w14:shadow>
+                <w14:textOutline w14:w="0" w14:cap="flat" w14:cmpd="sng" w14:algn="ctr">
+                  <w14:noFill/>
+                  <w14:prstDash w14:val="solid"/>
+                  <w14:round/>
+                </w14:textOutline>
+              </w:rPr>
+              <w:t>418</w:t>
             </w:r>
           </w:p>
           <w:p>
@@ -3252,7 +2314,7 @@
                   <w14:round/>
                 </w14:textOutline>
               </w:rPr>
-              <w:t>Nusrat / Tabeen</w:t>
+              <w:t>Nafisa ma’am</w:t>
             </w:r>
           </w:p>
         </w:tc>
@@ -3267,130 +2329,6 @@
           </w:tcPr>
           <w:p>
             <w:pPr>
-              <w:jc w:val="center"/>
-              <w:rPr>
-                <w:rFonts w:ascii="Times New Roman" w:hAnsi="Times New Roman" w:cs="Times New Roman"/>
-                <w:bCs/>
-                <w:color w:val="000000" w:themeColor="text1"/>
-                <w:sz w:val="44"/>
-                <w:szCs w:val="44"/>
-                <w14:shadow w14:blurRad="38100" w14:dist="19050" w14:dir="2700000" w14:sx="100000" w14:sy="100000" w14:kx="0" w14:ky="0" w14:algn="tl">
-                  <w14:schemeClr w14:val="dk1">
-                    <w14:alpha w14:val="60000"/>
-                  </w14:schemeClr>
-                </w14:shadow>
-                <w14:textOutline w14:w="0" w14:cap="flat" w14:cmpd="sng" w14:algn="ctr">
-                  <w14:noFill/>
-                  <w14:prstDash w14:val="solid"/>
-                  <w14:round/>
-                </w14:textOutline>
-              </w:rPr>
-            </w:pPr>
-            <w:r>
-              <w:rPr>
-                <w:rFonts w:ascii="Times New Roman" w:hAnsi="Times New Roman" w:cs="Times New Roman"/>
-                <w:bCs/>
-                <w:color w:val="000000" w:themeColor="text1"/>
-                <w:sz w:val="44"/>
-                <w:szCs w:val="44"/>
-                <w14:shadow w14:blurRad="38100" w14:dist="19050" w14:dir="2700000" w14:sx="100000" w14:sy="100000" w14:kx="0" w14:ky="0" w14:algn="tl">
-                  <w14:schemeClr w14:val="dk1">
-                    <w14:alpha w14:val="60000"/>
-                  </w14:schemeClr>
-                </w14:shadow>
-                <w14:textOutline w14:w="0" w14:cap="flat" w14:cmpd="sng" w14:algn="ctr">
-                  <w14:noFill/>
-                  <w14:prstDash w14:val="solid"/>
-                  <w14:round/>
-                </w14:textOutline>
-              </w:rPr>
-              <w:t xml:space="preserve">CSE </w:t>
-            </w:r>
-            <w:r>
-              <w:rPr>
-                <w:rFonts w:ascii="Times New Roman" w:hAnsi="Times New Roman" w:cs="Times New Roman"/>
-                <w:bCs/>
-                <w:color w:val="000000" w:themeColor="text1"/>
-                <w:sz w:val="44"/>
-                <w:szCs w:val="44"/>
-                <w14:shadow w14:blurRad="38100" w14:dist="19050" w14:dir="2700000" w14:sx="100000" w14:sy="100000" w14:kx="0" w14:ky="0" w14:algn="tl">
-                  <w14:schemeClr w14:val="dk1">
-                    <w14:alpha w14:val="60000"/>
-                  </w14:schemeClr>
-                </w14:shadow>
-                <w14:textOutline w14:w="0" w14:cap="flat" w14:cmpd="sng" w14:algn="ctr">
-                  <w14:noFill/>
-                  <w14:prstDash w14:val="solid"/>
-                  <w14:round/>
-                </w14:textOutline>
-              </w:rPr>
-              <w:t>4106</w:t>
-            </w:r>
-          </w:p>
-          <w:p>
-            <w:pPr>
-              <w:jc w:val="center"/>
-              <w:rPr>
-                <w:rFonts w:ascii="Times New Roman" w:hAnsi="Times New Roman" w:cs="Times New Roman"/>
-                <w:bCs/>
-                <w:color w:val="000000" w:themeColor="text1"/>
-                <w:sz w:val="44"/>
-                <w:szCs w:val="44"/>
-                <w14:shadow w14:blurRad="38100" w14:dist="19050" w14:dir="2700000" w14:sx="100000" w14:sy="100000" w14:kx="0" w14:ky="0" w14:algn="tl">
-                  <w14:schemeClr w14:val="dk1">
-                    <w14:alpha w14:val="60000"/>
-                  </w14:schemeClr>
-                </w14:shadow>
-                <w14:textOutline w14:w="0" w14:cap="flat" w14:cmpd="sng" w14:algn="ctr">
-                  <w14:noFill/>
-                  <w14:prstDash w14:val="solid"/>
-                  <w14:round/>
-                </w14:textOutline>
-              </w:rPr>
-            </w:pPr>
-            <w:r>
-              <w:rPr>
-                <w:rFonts w:ascii="Times New Roman" w:hAnsi="Times New Roman" w:cs="Times New Roman"/>
-                <w:bCs/>
-                <w:color w:val="000000" w:themeColor="text1"/>
-                <w:sz w:val="44"/>
-                <w:szCs w:val="44"/>
-                <w14:shadow w14:blurRad="38100" w14:dist="19050" w14:dir="2700000" w14:sx="100000" w14:sy="100000" w14:kx="0" w14:ky="0" w14:algn="tl">
-                  <w14:schemeClr w14:val="dk1">
-                    <w14:alpha w14:val="60000"/>
-                  </w14:schemeClr>
-                </w14:shadow>
-                <w14:textOutline w14:w="0" w14:cap="flat" w14:cmpd="sng" w14:algn="ctr">
-                  <w14:noFill/>
-                  <w14:prstDash w14:val="solid"/>
-                  <w14:round/>
-                </w14:textOutline>
-              </w:rPr>
-              <w:t xml:space="preserve">Room no. </w:t>
-            </w:r>
-            <w:r>
-              <w:rPr>
-                <w:rFonts w:ascii="Times New Roman" w:hAnsi="Times New Roman" w:cs="Times New Roman"/>
-                <w:bCs/>
-                <w:color w:val="000000" w:themeColor="text1"/>
-                <w:sz w:val="44"/>
-                <w:szCs w:val="44"/>
-                <w14:shadow w14:blurRad="38100" w14:dist="19050" w14:dir="2700000" w14:sx="100000" w14:sy="100000" w14:kx="0" w14:ky="0" w14:algn="tl">
-                  <w14:schemeClr w14:val="dk1">
-                    <w14:alpha w14:val="60000"/>
-                  </w14:schemeClr>
-                </w14:shadow>
-                <w14:textOutline w14:w="0" w14:cap="flat" w14:cmpd="sng" w14:algn="ctr">
-                  <w14:noFill/>
-                  <w14:prstDash w14:val="solid"/>
-                  <w14:round/>
-                </w14:textOutline>
-              </w:rPr>
-              <w:t>709</w:t>
-            </w:r>
-          </w:p>
-          <w:p>
-            <w:pPr>
               <w:tabs>
                 <w:tab w:val="left" w:pos="195"/>
                 <w:tab w:val="center" w:pos="1294"/>
@@ -3414,26 +2352,6 @@
                 </w14:textOutline>
               </w:rPr>
             </w:pPr>
-            <w:r>
-              <w:rPr>
-                <w:rFonts w:ascii="Times New Roman" w:hAnsi="Times New Roman" w:cs="Times New Roman"/>
-                <w:bCs/>
-                <w:color w:val="000000" w:themeColor="text1"/>
-                <w:sz w:val="44"/>
-                <w:szCs w:val="44"/>
-                <w14:shadow w14:blurRad="38100" w14:dist="19050" w14:dir="2700000" w14:sx="100000" w14:sy="100000" w14:kx="0" w14:ky="0" w14:algn="tl">
-                  <w14:schemeClr w14:val="dk1">
-                    <w14:alpha w14:val="60000"/>
-                  </w14:schemeClr>
-                </w14:shadow>
-                <w14:textOutline w14:w="0" w14:cap="flat" w14:cmpd="sng" w14:algn="ctr">
-                  <w14:noFill/>
-                  <w14:prstDash w14:val="solid"/>
-                  <w14:round/>
-                </w14:textOutline>
-              </w:rPr>
-              <w:t>Rubyeat</w:t>
-            </w:r>
           </w:p>
         </w:tc>
         <w:tc>
@@ -3641,143 +2559,21 @@
               <w:rPr>
                 <w:rFonts w:ascii="Times New Roman" w:hAnsi="Times New Roman" w:cs="Times New Roman"/>
                 <w:bCs/>
-                <w:sz w:val="44"/>
-                <w:szCs w:val="44"/>
-                <w14:shadow w14:blurRad="38100" w14:dist="19050" w14:dir="2700000" w14:sx="100000" w14:sy="100000" w14:kx="0" w14:ky="0" w14:algn="tl">
-                  <w14:schemeClr w14:val="dk1">
-                    <w14:alpha w14:val="60000"/>
-                  </w14:schemeClr>
-                </w14:shadow>
-                <w14:textOutline w14:w="0" w14:cap="flat" w14:cmpd="sng" w14:algn="ctr">
-                  <w14:noFill/>
-                  <w14:prstDash w14:val="solid"/>
-                  <w14:round/>
-                </w14:textOutline>
-              </w:rPr>
-            </w:pPr>
-            <w:r>
-              <w:rPr>
-                <w:rFonts w:ascii="Times New Roman" w:hAnsi="Times New Roman" w:cs="Times New Roman"/>
-                <w:bCs/>
-                <w:sz w:val="44"/>
-                <w:szCs w:val="44"/>
-                <w14:shadow w14:blurRad="38100" w14:dist="19050" w14:dir="2700000" w14:sx="100000" w14:sy="100000" w14:kx="0" w14:ky="0" w14:algn="tl">
-                  <w14:schemeClr w14:val="dk1">
-                    <w14:alpha w14:val="60000"/>
-                  </w14:schemeClr>
-                </w14:shadow>
-                <w14:textOutline w14:w="0" w14:cap="flat" w14:cmpd="sng" w14:algn="ctr">
-                  <w14:noFill/>
-                  <w14:prstDash w14:val="solid"/>
-                  <w14:round/>
-                </w14:textOutline>
-              </w:rPr>
-              <w:t>CSE 4103</w:t>
-            </w:r>
-          </w:p>
-          <w:p>
-            <w:pPr>
-              <w:jc w:val="center"/>
-              <w:rPr>
-                <w:rFonts w:ascii="Times New Roman" w:hAnsi="Times New Roman" w:cs="Times New Roman"/>
-                <w:bCs/>
-                <w:color w:val="000000" w:themeColor="text1"/>
-                <w:sz w:val="44"/>
-                <w:szCs w:val="44"/>
-                <w14:shadow w14:blurRad="38100" w14:dist="19050" w14:dir="2700000" w14:sx="100000" w14:sy="100000" w14:kx="0" w14:ky="0" w14:algn="tl">
-                  <w14:schemeClr w14:val="dk1">
-                    <w14:alpha w14:val="60000"/>
-                  </w14:schemeClr>
-                </w14:shadow>
-                <w14:textOutline w14:w="0" w14:cap="flat" w14:cmpd="sng" w14:algn="ctr">
-                  <w14:noFill/>
-                  <w14:prstDash w14:val="solid"/>
-                  <w14:round/>
-                </w14:textOutline>
-              </w:rPr>
-            </w:pPr>
-            <w:r>
-              <w:rPr>
-                <w:rFonts w:ascii="Times New Roman" w:hAnsi="Times New Roman" w:cs="Times New Roman"/>
-                <w:bCs/>
-                <w:color w:val="000000" w:themeColor="text1"/>
-                <w:sz w:val="44"/>
-                <w:szCs w:val="44"/>
-                <w14:shadow w14:blurRad="38100" w14:dist="19050" w14:dir="2700000" w14:sx="100000" w14:sy="100000" w14:kx="0" w14:ky="0" w14:algn="tl">
-                  <w14:schemeClr w14:val="dk1">
-                    <w14:alpha w14:val="60000"/>
-                  </w14:schemeClr>
-                </w14:shadow>
-                <w14:textOutline w14:w="0" w14:cap="flat" w14:cmpd="sng" w14:algn="ctr">
-                  <w14:noFill/>
-                  <w14:prstDash w14:val="solid"/>
-                  <w14:round/>
-                </w14:textOutline>
-              </w:rPr>
-              <w:t xml:space="preserve">Room no. </w:t>
-            </w:r>
-            <w:r>
-              <w:rPr>
-                <w:rFonts w:ascii="Times New Roman" w:hAnsi="Times New Roman" w:cs="Times New Roman"/>
-                <w:bCs/>
-                <w:color w:val="000000" w:themeColor="text1"/>
-                <w:sz w:val="44"/>
-                <w:szCs w:val="44"/>
-                <w14:shadow w14:blurRad="38100" w14:dist="19050" w14:dir="2700000" w14:sx="100000" w14:sy="100000" w14:kx="0" w14:ky="0" w14:algn="tl">
-                  <w14:schemeClr w14:val="dk1">
-                    <w14:alpha w14:val="60000"/>
-                  </w14:schemeClr>
-                </w14:shadow>
-                <w14:textOutline w14:w="0" w14:cap="flat" w14:cmpd="sng" w14:algn="ctr">
-                  <w14:noFill/>
-                  <w14:prstDash w14:val="solid"/>
-                  <w14:round/>
-                </w14:textOutline>
-              </w:rPr>
-              <w:t>310</w:t>
-            </w:r>
-          </w:p>
-          <w:p>
-            <w:pPr>
-              <w:jc w:val="center"/>
-              <w:rPr>
-                <w:rFonts w:ascii="Times New Roman" w:hAnsi="Times New Roman" w:cs="Times New Roman"/>
-                <w:bCs/>
-                <w:color w:val="000000" w:themeColor="text1"/>
-                <w:sz w:val="44"/>
-                <w:szCs w:val="44"/>
-                <w14:shadow w14:blurRad="38100" w14:dist="19050" w14:dir="2700000" w14:sx="100000" w14:sy="100000" w14:kx="0" w14:ky="0" w14:algn="tl">
-                  <w14:schemeClr w14:val="dk1">
-                    <w14:alpha w14:val="60000"/>
-                  </w14:schemeClr>
-                </w14:shadow>
-                <w14:textOutline w14:w="0" w14:cap="flat" w14:cmpd="sng" w14:algn="ctr">
-                  <w14:noFill/>
-                  <w14:prstDash w14:val="solid"/>
-                  <w14:round/>
-                </w14:textOutline>
-              </w:rPr>
-            </w:pPr>
-            <w:r>
-              <w:rPr>
-                <w:rFonts w:ascii="Times New Roman" w:hAnsi="Times New Roman" w:cs="Times New Roman"/>
-                <w:bCs/>
-                <w:color w:val="000000" w:themeColor="text1"/>
-                <w:sz w:val="44"/>
-                <w:szCs w:val="44"/>
-                <w14:shadow w14:blurRad="38100" w14:dist="19050" w14:dir="2700000" w14:sx="100000" w14:sy="100000" w14:kx="0" w14:ky="0" w14:algn="tl">
-                  <w14:schemeClr w14:val="dk1">
-                    <w14:alpha w14:val="60000"/>
-                  </w14:schemeClr>
-                </w14:shadow>
-                <w14:textOutline w14:w="0" w14:cap="flat" w14:cmpd="sng" w14:algn="ctr">
-                  <w14:noFill/>
-                  <w14:prstDash w14:val="solid"/>
-                  <w14:round/>
-                </w14:textOutline>
-              </w:rPr>
-              <w:t>Humayara ma’am</w:t>
-            </w:r>
+                <w:color w:val="000000" w:themeColor="text1"/>
+                <w:sz w:val="44"/>
+                <w:szCs w:val="44"/>
+                <w14:shadow w14:blurRad="38100" w14:dist="19050" w14:dir="2700000" w14:sx="100000" w14:sy="100000" w14:kx="0" w14:ky="0" w14:algn="tl">
+                  <w14:schemeClr w14:val="dk1">
+                    <w14:alpha w14:val="60000"/>
+                  </w14:schemeClr>
+                </w14:shadow>
+                <w14:textOutline w14:w="0" w14:cap="flat" w14:cmpd="sng" w14:algn="ctr">
+                  <w14:noFill/>
+                  <w14:prstDash w14:val="solid"/>
+                  <w14:round/>
+                </w14:textOutline>
+              </w:rPr>
+            </w:pPr>
           </w:p>
         </w:tc>
         <w:tc>
@@ -3796,21 +2592,145 @@
               <w:rPr>
                 <w:rFonts w:ascii="Times New Roman" w:hAnsi="Times New Roman" w:cs="Times New Roman"/>
                 <w:bCs/>
-                <w:color w:val="000000" w:themeColor="text1"/>
-                <w:sz w:val="44"/>
-                <w:szCs w:val="44"/>
-                <w14:shadow w14:blurRad="38100" w14:dist="19050" w14:dir="2700000" w14:sx="100000" w14:sy="100000" w14:kx="0" w14:ky="0" w14:algn="tl">
-                  <w14:schemeClr w14:val="dk1">
-                    <w14:alpha w14:val="60000"/>
-                  </w14:schemeClr>
-                </w14:shadow>
-                <w14:textOutline w14:w="0" w14:cap="flat" w14:cmpd="sng" w14:algn="ctr">
-                  <w14:noFill/>
-                  <w14:prstDash w14:val="solid"/>
-                  <w14:round/>
-                </w14:textOutline>
-              </w:rPr>
-            </w:pPr>
+                <w:color w:val="1F4E79" w:themeColor="accent5" w:themeShade="80"/>
+                <w:sz w:val="44"/>
+                <w:szCs w:val="44"/>
+                <w14:shadow w14:blurRad="38100" w14:dist="19050" w14:dir="2700000" w14:sx="100000" w14:sy="100000" w14:kx="0" w14:ky="0" w14:algn="tl">
+                  <w14:schemeClr w14:val="dk1">
+                    <w14:alpha w14:val="60000"/>
+                  </w14:schemeClr>
+                </w14:shadow>
+                <w14:textOutline w14:w="0" w14:cap="flat" w14:cmpd="sng" w14:algn="ctr">
+                  <w14:noFill/>
+                  <w14:prstDash w14:val="solid"/>
+                  <w14:round/>
+                </w14:textOutline>
+              </w:rPr>
+            </w:pPr>
+            <w:r>
+              <w:rPr>
+                <w:rFonts w:ascii="Times New Roman" w:hAnsi="Times New Roman" w:cs="Times New Roman"/>
+                <w:bCs/>
+                <w:color w:val="1F4E79" w:themeColor="accent5" w:themeShade="80"/>
+                <w:sz w:val="44"/>
+                <w:szCs w:val="44"/>
+                <w14:shadow w14:blurRad="38100" w14:dist="19050" w14:dir="2700000" w14:sx="100000" w14:sy="100000" w14:kx="0" w14:ky="0" w14:algn="tl">
+                  <w14:schemeClr w14:val="dk1">
+                    <w14:alpha w14:val="60000"/>
+                  </w14:schemeClr>
+                </w14:shadow>
+                <w14:textOutline w14:w="0" w14:cap="flat" w14:cmpd="sng" w14:algn="ctr">
+                  <w14:noFill/>
+                  <w14:prstDash w14:val="solid"/>
+                  <w14:round/>
+                </w14:textOutline>
+              </w:rPr>
+              <w:t>IPE 4102</w:t>
+            </w:r>
+          </w:p>
+          <w:p>
+            <w:pPr>
+              <w:jc w:val="center"/>
+              <w:rPr>
+                <w:rFonts w:ascii="Times New Roman" w:hAnsi="Times New Roman" w:cs="Times New Roman"/>
+                <w:bCs/>
+                <w:color w:val="000000" w:themeColor="text1"/>
+                <w:sz w:val="44"/>
+                <w:szCs w:val="44"/>
+                <w14:shadow w14:blurRad="38100" w14:dist="19050" w14:dir="2700000" w14:sx="100000" w14:sy="100000" w14:kx="0" w14:ky="0" w14:algn="tl">
+                  <w14:schemeClr w14:val="dk1">
+                    <w14:alpha w14:val="60000"/>
+                  </w14:schemeClr>
+                </w14:shadow>
+                <w14:textOutline w14:w="0" w14:cap="flat" w14:cmpd="sng" w14:algn="ctr">
+                  <w14:noFill/>
+                  <w14:prstDash w14:val="solid"/>
+                  <w14:round/>
+                </w14:textOutline>
+              </w:rPr>
+            </w:pPr>
+            <w:r>
+              <w:rPr>
+                <w:rFonts w:ascii="Times New Roman" w:hAnsi="Times New Roman" w:cs="Times New Roman"/>
+                <w:bCs/>
+                <w:color w:val="000000" w:themeColor="text1"/>
+                <w:sz w:val="44"/>
+                <w:szCs w:val="44"/>
+                <w14:shadow w14:blurRad="38100" w14:dist="19050" w14:dir="2700000" w14:sx="100000" w14:sy="100000" w14:kx="0" w14:ky="0" w14:algn="tl">
+                  <w14:schemeClr w14:val="dk1">
+                    <w14:alpha w14:val="60000"/>
+                  </w14:schemeClr>
+                </w14:shadow>
+                <w14:textOutline w14:w="0" w14:cap="flat" w14:cmpd="sng" w14:algn="ctr">
+                  <w14:noFill/>
+                  <w14:prstDash w14:val="solid"/>
+                  <w14:round/>
+                </w14:textOutline>
+              </w:rPr>
+              <w:t xml:space="preserve">Room no. </w:t>
+            </w:r>
+            <w:r>
+              <w:rPr>
+                <w:rFonts w:ascii="Times New Roman" w:hAnsi="Times New Roman" w:cs="Times New Roman"/>
+                <w:bCs/>
+                <w:color w:val="000000" w:themeColor="text1"/>
+                <w:sz w:val="44"/>
+                <w:szCs w:val="44"/>
+                <w14:shadow w14:blurRad="38100" w14:dist="19050" w14:dir="2700000" w14:sx="100000" w14:sy="100000" w14:kx="0" w14:ky="0" w14:algn="tl">
+                  <w14:schemeClr w14:val="dk1">
+                    <w14:alpha w14:val="60000"/>
+                  </w14:schemeClr>
+                </w14:shadow>
+                <w14:textOutline w14:w="0" w14:cap="flat" w14:cmpd="sng" w14:algn="ctr">
+                  <w14:noFill/>
+                  <w14:prstDash w14:val="solid"/>
+                  <w14:round/>
+                </w14:textOutline>
+              </w:rPr>
+              <w:t>512</w:t>
+            </w:r>
+          </w:p>
+          <w:p>
+            <w:pPr>
+              <w:jc w:val="center"/>
+              <w:rPr>
+                <w:rFonts w:ascii="Times New Roman" w:hAnsi="Times New Roman" w:cs="Times New Roman"/>
+                <w:bCs/>
+                <w:color w:val="000000" w:themeColor="text1"/>
+                <w:sz w:val="44"/>
+                <w:szCs w:val="44"/>
+                <w14:shadow w14:blurRad="38100" w14:dist="19050" w14:dir="2700000" w14:sx="100000" w14:sy="100000" w14:kx="0" w14:ky="0" w14:algn="tl">
+                  <w14:schemeClr w14:val="dk1">
+                    <w14:alpha w14:val="60000"/>
+                  </w14:schemeClr>
+                </w14:shadow>
+                <w14:textOutline w14:w="0" w14:cap="flat" w14:cmpd="sng" w14:algn="ctr">
+                  <w14:noFill/>
+                  <w14:prstDash w14:val="solid"/>
+                  <w14:round/>
+                </w14:textOutline>
+              </w:rPr>
+            </w:pPr>
+            <w:r>
+              <w:rPr>
+                <w:rFonts w:ascii="Times New Roman" w:hAnsi="Times New Roman" w:cs="Times New Roman"/>
+                <w:bCs/>
+                <w:color w:val="000000" w:themeColor="text1"/>
+                <w:sz w:val="44"/>
+                <w:szCs w:val="44"/>
+                <w14:shadow w14:blurRad="38100" w14:dist="19050" w14:dir="2700000" w14:sx="100000" w14:sy="100000" w14:kx="0" w14:ky="0" w14:algn="tl">
+                  <w14:schemeClr w14:val="dk1">
+                    <w14:alpha w14:val="60000"/>
+                  </w14:schemeClr>
+                </w14:shadow>
+                <w14:textOutline w14:w="0" w14:cap="flat" w14:cmpd="sng" w14:algn="ctr">
+                  <w14:noFill/>
+                  <w14:prstDash w14:val="solid"/>
+                  <w14:round/>
+                </w14:textOutline>
+              </w:rPr>
+              <w:t>Tahmid Sir</w:t>
+            </w:r>
           </w:p>
         </w:tc>
         <w:tc>
@@ -3829,108 +2749,6 @@
               <w:rPr>
                 <w:rFonts w:ascii="Times New Roman" w:hAnsi="Times New Roman" w:cs="Times New Roman"/>
                 <w:bCs/>
-                <w:sz w:val="44"/>
-                <w:szCs w:val="44"/>
-                <w14:shadow w14:blurRad="38100" w14:dist="19050" w14:dir="2700000" w14:sx="100000" w14:sy="100000" w14:kx="0" w14:ky="0" w14:algn="tl">
-                  <w14:schemeClr w14:val="dk1">
-                    <w14:alpha w14:val="60000"/>
-                  </w14:schemeClr>
-                </w14:shadow>
-                <w14:textOutline w14:w="0" w14:cap="flat" w14:cmpd="sng" w14:algn="ctr">
-                  <w14:noFill/>
-                  <w14:prstDash w14:val="solid"/>
-                  <w14:round/>
-                </w14:textOutline>
-              </w:rPr>
-            </w:pPr>
-            <w:r>
-              <w:rPr>
-                <w:rFonts w:ascii="Times New Roman" w:hAnsi="Times New Roman" w:cs="Times New Roman"/>
-                <w:bCs/>
-                <w:sz w:val="44"/>
-                <w:szCs w:val="44"/>
-                <w14:shadow w14:blurRad="38100" w14:dist="19050" w14:dir="2700000" w14:sx="100000" w14:sy="100000" w14:kx="0" w14:ky="0" w14:algn="tl">
-                  <w14:schemeClr w14:val="dk1">
-                    <w14:alpha w14:val="60000"/>
-                  </w14:schemeClr>
-                </w14:shadow>
-                <w14:textOutline w14:w="0" w14:cap="flat" w14:cmpd="sng" w14:algn="ctr">
-                  <w14:noFill/>
-                  <w14:prstDash w14:val="solid"/>
-                  <w14:round/>
-                </w14:textOutline>
-              </w:rPr>
-              <w:t>CSE 3108</w:t>
-            </w:r>
-          </w:p>
-          <w:p>
-            <w:pPr>
-              <w:jc w:val="center"/>
-              <w:rPr>
-                <w:rFonts w:ascii="Times New Roman" w:hAnsi="Times New Roman" w:cs="Times New Roman"/>
-                <w:bCs/>
-                <w:color w:val="000000" w:themeColor="text1"/>
-                <w:sz w:val="44"/>
-                <w:szCs w:val="44"/>
-                <w14:shadow w14:blurRad="38100" w14:dist="19050" w14:dir="2700000" w14:sx="100000" w14:sy="100000" w14:kx="0" w14:ky="0" w14:algn="tl">
-                  <w14:schemeClr w14:val="dk1">
-                    <w14:alpha w14:val="60000"/>
-                  </w14:schemeClr>
-                </w14:shadow>
-                <w14:textOutline w14:w="0" w14:cap="flat" w14:cmpd="sng" w14:algn="ctr">
-                  <w14:noFill/>
-                  <w14:prstDash w14:val="solid"/>
-                  <w14:round/>
-                </w14:textOutline>
-              </w:rPr>
-            </w:pPr>
-            <w:r>
-              <w:rPr>
-                <w:rFonts w:ascii="Times New Roman" w:hAnsi="Times New Roman" w:cs="Times New Roman"/>
-                <w:bCs/>
-                <w:color w:val="000000" w:themeColor="text1"/>
-                <w:sz w:val="44"/>
-                <w:szCs w:val="44"/>
-                <w14:shadow w14:blurRad="38100" w14:dist="19050" w14:dir="2700000" w14:sx="100000" w14:sy="100000" w14:kx="0" w14:ky="0" w14:algn="tl">
-                  <w14:schemeClr w14:val="dk1">
-                    <w14:alpha w14:val="60000"/>
-                  </w14:schemeClr>
-                </w14:shadow>
-                <w14:textOutline w14:w="0" w14:cap="flat" w14:cmpd="sng" w14:algn="ctr">
-                  <w14:noFill/>
-                  <w14:prstDash w14:val="solid"/>
-                  <w14:round/>
-                </w14:textOutline>
-              </w:rPr>
-              <w:t xml:space="preserve">Room no. </w:t>
-            </w:r>
-            <w:r>
-              <w:rPr>
-                <w:rFonts w:ascii="Times New Roman" w:hAnsi="Times New Roman" w:cs="Times New Roman"/>
-                <w:bCs/>
-                <w:color w:val="000000" w:themeColor="text1"/>
-                <w:sz w:val="44"/>
-                <w:szCs w:val="44"/>
-                <w14:shadow w14:blurRad="38100" w14:dist="19050" w14:dir="2700000" w14:sx="100000" w14:sy="100000" w14:kx="0" w14:ky="0" w14:algn="tl">
-                  <w14:schemeClr w14:val="dk1">
-                    <w14:alpha w14:val="60000"/>
-                  </w14:schemeClr>
-                </w14:shadow>
-                <w14:textOutline w14:w="0" w14:cap="flat" w14:cmpd="sng" w14:algn="ctr">
-                  <w14:noFill/>
-                  <w14:prstDash w14:val="solid"/>
-                  <w14:round/>
-                </w14:textOutline>
-              </w:rPr>
-              <w:t>315</w:t>
-            </w:r>
-          </w:p>
-          <w:p>
-            <w:pPr>
-              <w:jc w:val="center"/>
-              <w:rPr>
-                <w:rFonts w:ascii="Times New Roman" w:hAnsi="Times New Roman" w:cs="Times New Roman"/>
-                <w:bCs/>
                 <w:color w:val="C45911" w:themeColor="accent2" w:themeShade="BF"/>
                 <w:sz w:val="44"/>
                 <w:szCs w:val="44"/>
@@ -3946,26 +2764,6 @@
                 </w14:textOutline>
               </w:rPr>
             </w:pPr>
-            <w:r>
-              <w:rPr>
-                <w:rFonts w:ascii="Times New Roman" w:hAnsi="Times New Roman" w:cs="Times New Roman"/>
-                <w:bCs/>
-                <w:color w:val="000000" w:themeColor="text1"/>
-                <w:sz w:val="44"/>
-                <w:szCs w:val="44"/>
-                <w14:shadow w14:blurRad="38100" w14:dist="19050" w14:dir="2700000" w14:sx="100000" w14:sy="100000" w14:kx="0" w14:ky="0" w14:algn="tl">
-                  <w14:schemeClr w14:val="dk1">
-                    <w14:alpha w14:val="60000"/>
-                  </w14:schemeClr>
-                </w14:shadow>
-                <w14:textOutline w14:w="0" w14:cap="flat" w14:cmpd="sng" w14:algn="ctr">
-                  <w14:noFill/>
-                  <w14:prstDash w14:val="solid"/>
-                  <w14:round/>
-                </w14:textOutline>
-              </w:rPr>
-              <w:t>Anowar Sir</w:t>
-            </w:r>
           </w:p>
         </w:tc>
         <w:tc>
@@ -4015,7 +2813,26 @@
                   <w14:round/>
                 </w14:textOutline>
               </w:rPr>
-              <w:t>CSE 4103</w:t>
+              <w:t>CSE 421</w:t>
+            </w:r>
+            <w:r>
+              <w:rPr>
+                <w:rFonts w:ascii="Times New Roman" w:hAnsi="Times New Roman" w:cs="Times New Roman"/>
+                <w:bCs/>
+                <w:sz w:val="44"/>
+                <w:szCs w:val="44"/>
+                <w14:shadow w14:blurRad="38100" w14:dist="19050" w14:dir="2700000" w14:sx="100000" w14:sy="100000" w14:kx="0" w14:ky="0" w14:algn="tl">
+                  <w14:schemeClr w14:val="dk1">
+                    <w14:alpha w14:val="60000"/>
+                  </w14:schemeClr>
+                </w14:shadow>
+                <w14:textOutline w14:w="0" w14:cap="flat" w14:cmpd="sng" w14:algn="ctr">
+                  <w14:noFill/>
+                  <w14:prstDash w14:val="solid"/>
+                  <w14:round/>
+                </w14:textOutline>
+              </w:rPr>
+              <w:t>7</w:t>
             </w:r>
           </w:p>
           <w:p>
@@ -4077,7 +2894,27 @@
                   <w14:round/>
                 </w14:textOutline>
               </w:rPr>
-              <w:t>310</w:t>
+              <w:t>41</w:t>
+            </w:r>
+            <w:r>
+              <w:rPr>
+                <w:rFonts w:ascii="Times New Roman" w:hAnsi="Times New Roman" w:cs="Times New Roman"/>
+                <w:bCs/>
+                <w:color w:val="000000" w:themeColor="text1"/>
+                <w:sz w:val="44"/>
+                <w:szCs w:val="44"/>
+                <w14:shadow w14:blurRad="38100" w14:dist="19050" w14:dir="2700000" w14:sx="100000" w14:sy="100000" w14:kx="0" w14:ky="0" w14:algn="tl">
+                  <w14:schemeClr w14:val="dk1">
+                    <w14:alpha w14:val="60000"/>
+                  </w14:schemeClr>
+                </w14:shadow>
+                <w14:textOutline w14:w="0" w14:cap="flat" w14:cmpd="sng" w14:algn="ctr">
+                  <w14:noFill/>
+                  <w14:prstDash w14:val="solid"/>
+                  <w14:round/>
+                </w14:textOutline>
+              </w:rPr>
+              <w:t>4</w:t>
             </w:r>
           </w:p>
           <w:p>
@@ -4119,7 +2956,7 @@
                   <w14:round/>
                 </w14:textOutline>
               </w:rPr>
-              <w:t>Humayara ma’am</w:t>
+              <w:t>Nafisa ma’am</w:t>
             </w:r>
           </w:p>
         </w:tc>
@@ -4133,60 +2970,38 @@
               <w:rPr>
                 <w:rFonts w:ascii="Times New Roman" w:hAnsi="Times New Roman" w:cs="Times New Roman"/>
                 <w:bCs/>
-                <w:color w:val="000000" w:themeColor="text1"/>
-                <w:sz w:val="44"/>
-                <w:szCs w:val="44"/>
-                <w14:shadow w14:blurRad="38100" w14:dist="19050" w14:dir="2700000" w14:sx="100000" w14:sy="100000" w14:kx="0" w14:ky="0" w14:algn="tl">
-                  <w14:schemeClr w14:val="dk1">
-                    <w14:alpha w14:val="60000"/>
-                  </w14:schemeClr>
-                </w14:shadow>
-                <w14:textOutline w14:w="0" w14:cap="flat" w14:cmpd="sng" w14:algn="ctr">
-                  <w14:noFill/>
-                  <w14:prstDash w14:val="solid"/>
-                  <w14:round/>
-                </w14:textOutline>
-              </w:rPr>
-            </w:pPr>
-            <w:r>
-              <w:rPr>
-                <w:rFonts w:ascii="Times New Roman" w:hAnsi="Times New Roman" w:cs="Times New Roman"/>
-                <w:bCs/>
-                <w:color w:val="000000" w:themeColor="text1"/>
-                <w:sz w:val="44"/>
-                <w:szCs w:val="44"/>
-                <w14:shadow w14:blurRad="38100" w14:dist="19050" w14:dir="2700000" w14:sx="100000" w14:sy="100000" w14:kx="0" w14:ky="0" w14:algn="tl">
-                  <w14:schemeClr w14:val="dk1">
-                    <w14:alpha w14:val="60000"/>
-                  </w14:schemeClr>
-                </w14:shadow>
-                <w14:textOutline w14:w="0" w14:cap="flat" w14:cmpd="sng" w14:algn="ctr">
-                  <w14:noFill/>
-                  <w14:prstDash w14:val="solid"/>
-                  <w14:round/>
-                </w14:textOutline>
-              </w:rPr>
-              <w:t xml:space="preserve">CSE </w:t>
-            </w:r>
-            <w:r>
-              <w:rPr>
-                <w:rFonts w:ascii="Times New Roman" w:hAnsi="Times New Roman" w:cs="Times New Roman"/>
-                <w:bCs/>
-                <w:color w:val="000000" w:themeColor="text1"/>
-                <w:sz w:val="44"/>
-                <w:szCs w:val="44"/>
-                <w14:shadow w14:blurRad="38100" w14:dist="19050" w14:dir="2700000" w14:sx="100000" w14:sy="100000" w14:kx="0" w14:ky="0" w14:algn="tl">
-                  <w14:schemeClr w14:val="dk1">
-                    <w14:alpha w14:val="60000"/>
-                  </w14:schemeClr>
-                </w14:shadow>
-                <w14:textOutline w14:w="0" w14:cap="flat" w14:cmpd="sng" w14:algn="ctr">
-                  <w14:noFill/>
-                  <w14:prstDash w14:val="solid"/>
-                  <w14:round/>
-                </w14:textOutline>
-              </w:rPr>
-              <w:t>4105</w:t>
+                <w:sz w:val="44"/>
+                <w:szCs w:val="44"/>
+                <w14:shadow w14:blurRad="38100" w14:dist="19050" w14:dir="2700000" w14:sx="100000" w14:sy="100000" w14:kx="0" w14:ky="0" w14:algn="tl">
+                  <w14:schemeClr w14:val="dk1">
+                    <w14:alpha w14:val="60000"/>
+                  </w14:schemeClr>
+                </w14:shadow>
+                <w14:textOutline w14:w="0" w14:cap="flat" w14:cmpd="sng" w14:algn="ctr">
+                  <w14:noFill/>
+                  <w14:prstDash w14:val="solid"/>
+                  <w14:round/>
+                </w14:textOutline>
+              </w:rPr>
+            </w:pPr>
+            <w:r>
+              <w:rPr>
+                <w:rFonts w:ascii="Times New Roman" w:hAnsi="Times New Roman" w:cs="Times New Roman"/>
+                <w:bCs/>
+                <w:sz w:val="44"/>
+                <w:szCs w:val="44"/>
+                <w14:shadow w14:blurRad="38100" w14:dist="19050" w14:dir="2700000" w14:sx="100000" w14:sy="100000" w14:kx="0" w14:ky="0" w14:algn="tl">
+                  <w14:schemeClr w14:val="dk1">
+                    <w14:alpha w14:val="60000"/>
+                  </w14:schemeClr>
+                </w14:shadow>
+                <w14:textOutline w14:w="0" w14:cap="flat" w14:cmpd="sng" w14:algn="ctr">
+                  <w14:noFill/>
+                  <w14:prstDash w14:val="solid"/>
+                  <w14:round/>
+                </w14:textOutline>
+              </w:rPr>
+              <w:t>CSE 4217</w:t>
             </w:r>
           </w:p>
           <w:p>
@@ -4248,7 +3063,7 @@
                   <w14:round/>
                 </w14:textOutline>
               </w:rPr>
-              <w:t>310</w:t>
+              <w:t>414</w:t>
             </w:r>
           </w:p>
           <w:p>
@@ -4290,7 +3105,7 @@
                   <w14:round/>
                 </w14:textOutline>
               </w:rPr>
-              <w:t>Rubyeat</w:t>
+              <w:t>Nafisa ma’am</w:t>
             </w:r>
           </w:p>
         </w:tc>
@@ -4514,7 +3329,7 @@
                   <w14:round/>
                 </w14:textOutline>
               </w:rPr>
-              <w:t>3</w:t>
+              <w:t>25</w:t>
             </w:r>
             <w:r>
               <w:rPr>
@@ -4534,7 +3349,7 @@
                   <w14:round/>
                 </w14:textOutline>
               </w:rPr>
-              <w:t>0 pm.</w:t>
+              <w:t xml:space="preserve"> pm.</w:t>
             </w:r>
           </w:p>
           <w:p>
@@ -4789,7 +3604,7 @@
                   <w14:round/>
                 </w14:textOutline>
               </w:rPr>
-              <w:t>30</w:t>
+              <w:t>25</w:t>
             </w:r>
             <w:r>
               <w:rPr>
@@ -4869,7 +3684,27 @@
                   <w14:round/>
                 </w14:textOutline>
               </w:rPr>
-              <w:t>50</w:t>
+              <w:t>4</w:t>
+            </w:r>
+            <w:r>
+              <w:rPr>
+                <w:rFonts w:ascii="Times New Roman" w:hAnsi="Times New Roman" w:cs="Times New Roman"/>
+                <w:b/>
+                <w:color w:val="000000" w:themeColor="text1"/>
+                <w:sz w:val="40"/>
+                <w:szCs w:val="40"/>
+                <w14:shadow w14:blurRad="38100" w14:dist="19050" w14:dir="2700000" w14:sx="100000" w14:sy="100000" w14:kx="0" w14:ky="0" w14:algn="tl">
+                  <w14:schemeClr w14:val="dk1">
+                    <w14:alpha w14:val="60000"/>
+                  </w14:schemeClr>
+                </w14:shadow>
+                <w14:textOutline w14:w="0" w14:cap="flat" w14:cmpd="sng" w14:algn="ctr">
+                  <w14:noFill/>
+                  <w14:prstDash w14:val="solid"/>
+                  <w14:round/>
+                </w14:textOutline>
+              </w:rPr>
+              <w:t>5</w:t>
             </w:r>
             <w:r>
               <w:rPr>
@@ -5126,108 +3961,6 @@
               <w:rPr>
                 <w:rFonts w:ascii="Times New Roman" w:hAnsi="Times New Roman" w:cs="Times New Roman"/>
                 <w:bCs/>
-                <w:sz w:val="44"/>
-                <w:szCs w:val="44"/>
-                <w14:shadow w14:blurRad="38100" w14:dist="19050" w14:dir="2700000" w14:sx="100000" w14:sy="100000" w14:kx="0" w14:ky="0" w14:algn="tl">
-                  <w14:schemeClr w14:val="dk1">
-                    <w14:alpha w14:val="60000"/>
-                  </w14:schemeClr>
-                </w14:shadow>
-                <w14:textOutline w14:w="0" w14:cap="flat" w14:cmpd="sng" w14:algn="ctr">
-                  <w14:noFill/>
-                  <w14:prstDash w14:val="solid"/>
-                  <w14:round/>
-                </w14:textOutline>
-              </w:rPr>
-            </w:pPr>
-            <w:r>
-              <w:rPr>
-                <w:rFonts w:ascii="Times New Roman" w:hAnsi="Times New Roman" w:cs="Times New Roman"/>
-                <w:bCs/>
-                <w:sz w:val="44"/>
-                <w:szCs w:val="44"/>
-                <w14:shadow w14:blurRad="38100" w14:dist="19050" w14:dir="2700000" w14:sx="100000" w14:sy="100000" w14:kx="0" w14:ky="0" w14:algn="tl">
-                  <w14:schemeClr w14:val="dk1">
-                    <w14:alpha w14:val="60000"/>
-                  </w14:schemeClr>
-                </w14:shadow>
-                <w14:textOutline w14:w="0" w14:cap="flat" w14:cmpd="sng" w14:algn="ctr">
-                  <w14:noFill/>
-                  <w14:prstDash w14:val="solid"/>
-                  <w14:round/>
-                </w14:textOutline>
-              </w:rPr>
-              <w:t>CSE 3108</w:t>
-            </w:r>
-          </w:p>
-          <w:p>
-            <w:pPr>
-              <w:jc w:val="center"/>
-              <w:rPr>
-                <w:rFonts w:ascii="Times New Roman" w:hAnsi="Times New Roman" w:cs="Times New Roman"/>
-                <w:bCs/>
-                <w:color w:val="000000" w:themeColor="text1"/>
-                <w:sz w:val="44"/>
-                <w:szCs w:val="44"/>
-                <w14:shadow w14:blurRad="38100" w14:dist="19050" w14:dir="2700000" w14:sx="100000" w14:sy="100000" w14:kx="0" w14:ky="0" w14:algn="tl">
-                  <w14:schemeClr w14:val="dk1">
-                    <w14:alpha w14:val="60000"/>
-                  </w14:schemeClr>
-                </w14:shadow>
-                <w14:textOutline w14:w="0" w14:cap="flat" w14:cmpd="sng" w14:algn="ctr">
-                  <w14:noFill/>
-                  <w14:prstDash w14:val="solid"/>
-                  <w14:round/>
-                </w14:textOutline>
-              </w:rPr>
-            </w:pPr>
-            <w:r>
-              <w:rPr>
-                <w:rFonts w:ascii="Times New Roman" w:hAnsi="Times New Roman" w:cs="Times New Roman"/>
-                <w:bCs/>
-                <w:color w:val="000000" w:themeColor="text1"/>
-                <w:sz w:val="44"/>
-                <w:szCs w:val="44"/>
-                <w14:shadow w14:blurRad="38100" w14:dist="19050" w14:dir="2700000" w14:sx="100000" w14:sy="100000" w14:kx="0" w14:ky="0" w14:algn="tl">
-                  <w14:schemeClr w14:val="dk1">
-                    <w14:alpha w14:val="60000"/>
-                  </w14:schemeClr>
-                </w14:shadow>
-                <w14:textOutline w14:w="0" w14:cap="flat" w14:cmpd="sng" w14:algn="ctr">
-                  <w14:noFill/>
-                  <w14:prstDash w14:val="solid"/>
-                  <w14:round/>
-                </w14:textOutline>
-              </w:rPr>
-              <w:t xml:space="preserve">Room no. </w:t>
-            </w:r>
-            <w:r>
-              <w:rPr>
-                <w:rFonts w:ascii="Times New Roman" w:hAnsi="Times New Roman" w:cs="Times New Roman"/>
-                <w:bCs/>
-                <w:color w:val="000000" w:themeColor="text1"/>
-                <w:sz w:val="44"/>
-                <w:szCs w:val="44"/>
-                <w14:shadow w14:blurRad="38100" w14:dist="19050" w14:dir="2700000" w14:sx="100000" w14:sy="100000" w14:kx="0" w14:ky="0" w14:algn="tl">
-                  <w14:schemeClr w14:val="dk1">
-                    <w14:alpha w14:val="60000"/>
-                  </w14:schemeClr>
-                </w14:shadow>
-                <w14:textOutline w14:w="0" w14:cap="flat" w14:cmpd="sng" w14:algn="ctr">
-                  <w14:noFill/>
-                  <w14:prstDash w14:val="solid"/>
-                  <w14:round/>
-                </w14:textOutline>
-              </w:rPr>
-              <w:t>419</w:t>
-            </w:r>
-          </w:p>
-          <w:p>
-            <w:pPr>
-              <w:jc w:val="center"/>
-              <w:rPr>
-                <w:rFonts w:ascii="Times New Roman" w:hAnsi="Times New Roman" w:cs="Times New Roman"/>
-                <w:bCs/>
                 <w:color w:val="4472C4" w:themeColor="accent1"/>
                 <w:sz w:val="44"/>
                 <w:szCs w:val="44"/>
@@ -5243,26 +3976,6 @@
                 </w14:textOutline>
               </w:rPr>
             </w:pPr>
-            <w:r>
-              <w:rPr>
-                <w:rFonts w:ascii="Times New Roman" w:hAnsi="Times New Roman" w:cs="Times New Roman"/>
-                <w:bCs/>
-                <w:color w:val="000000" w:themeColor="text1"/>
-                <w:sz w:val="44"/>
-                <w:szCs w:val="44"/>
-                <w14:shadow w14:blurRad="38100" w14:dist="19050" w14:dir="2700000" w14:sx="100000" w14:sy="100000" w14:kx="0" w14:ky="0" w14:algn="tl">
-                  <w14:schemeClr w14:val="dk1">
-                    <w14:alpha w14:val="60000"/>
-                  </w14:schemeClr>
-                </w14:shadow>
-                <w14:textOutline w14:w="0" w14:cap="flat" w14:cmpd="sng" w14:algn="ctr">
-                  <w14:noFill/>
-                  <w14:prstDash w14:val="solid"/>
-                  <w14:round/>
-                </w14:textOutline>
-              </w:rPr>
-              <w:t>Anowar Sir</w:t>
-            </w:r>
           </w:p>
         </w:tc>
         <w:tc>
@@ -5280,6 +3993,127 @@
               <w:rPr>
                 <w:rFonts w:ascii="Times New Roman" w:hAnsi="Times New Roman" w:cs="Times New Roman"/>
                 <w:bCs/>
+                <w:sz w:val="44"/>
+                <w:szCs w:val="44"/>
+                <w14:shadow w14:blurRad="38100" w14:dist="19050" w14:dir="2700000" w14:sx="100000" w14:sy="100000" w14:kx="0" w14:ky="0" w14:algn="tl">
+                  <w14:schemeClr w14:val="dk1">
+                    <w14:alpha w14:val="60000"/>
+                  </w14:schemeClr>
+                </w14:shadow>
+                <w14:textOutline w14:w="0" w14:cap="flat" w14:cmpd="sng" w14:algn="ctr">
+                  <w14:noFill/>
+                  <w14:prstDash w14:val="solid"/>
+                  <w14:round/>
+                </w14:textOutline>
+              </w:rPr>
+            </w:pPr>
+            <w:r>
+              <w:rPr>
+                <w:rFonts w:ascii="Times New Roman" w:hAnsi="Times New Roman" w:cs="Times New Roman"/>
+                <w:bCs/>
+                <w:sz w:val="44"/>
+                <w:szCs w:val="44"/>
+                <w14:shadow w14:blurRad="38100" w14:dist="19050" w14:dir="2700000" w14:sx="100000" w14:sy="100000" w14:kx="0" w14:ky="0" w14:algn="tl">
+                  <w14:schemeClr w14:val="dk1">
+                    <w14:alpha w14:val="60000"/>
+                  </w14:schemeClr>
+                </w14:shadow>
+                <w14:textOutline w14:w="0" w14:cap="flat" w14:cmpd="sng" w14:algn="ctr">
+                  <w14:noFill/>
+                  <w14:prstDash w14:val="solid"/>
+                  <w14:round/>
+                </w14:textOutline>
+              </w:rPr>
+              <w:t xml:space="preserve">CSE </w:t>
+            </w:r>
+            <w:r>
+              <w:rPr>
+                <w:rFonts w:ascii="Times New Roman" w:hAnsi="Times New Roman" w:cs="Times New Roman"/>
+                <w:bCs/>
+                <w:sz w:val="44"/>
+                <w:szCs w:val="44"/>
+                <w14:shadow w14:blurRad="38100" w14:dist="19050" w14:dir="2700000" w14:sx="100000" w14:sy="100000" w14:kx="0" w14:ky="0" w14:algn="tl">
+                  <w14:schemeClr w14:val="dk1">
+                    <w14:alpha w14:val="60000"/>
+                  </w14:schemeClr>
+                </w14:shadow>
+                <w14:textOutline w14:w="0" w14:cap="flat" w14:cmpd="sng" w14:algn="ctr">
+                  <w14:noFill/>
+                  <w14:prstDash w14:val="solid"/>
+                  <w14:round/>
+                </w14:textOutline>
+              </w:rPr>
+              <w:t>4203</w:t>
+            </w:r>
+          </w:p>
+          <w:p>
+            <w:pPr>
+              <w:jc w:val="center"/>
+              <w:rPr>
+                <w:rFonts w:ascii="Times New Roman" w:hAnsi="Times New Roman" w:cs="Times New Roman"/>
+                <w:bCs/>
+                <w:color w:val="000000" w:themeColor="text1"/>
+                <w:sz w:val="44"/>
+                <w:szCs w:val="44"/>
+                <w14:shadow w14:blurRad="38100" w14:dist="19050" w14:dir="2700000" w14:sx="100000" w14:sy="100000" w14:kx="0" w14:ky="0" w14:algn="tl">
+                  <w14:schemeClr w14:val="dk1">
+                    <w14:alpha w14:val="60000"/>
+                  </w14:schemeClr>
+                </w14:shadow>
+                <w14:textOutline w14:w="0" w14:cap="flat" w14:cmpd="sng" w14:algn="ctr">
+                  <w14:noFill/>
+                  <w14:prstDash w14:val="solid"/>
+                  <w14:round/>
+                </w14:textOutline>
+              </w:rPr>
+            </w:pPr>
+            <w:r>
+              <w:rPr>
+                <w:rFonts w:ascii="Times New Roman" w:hAnsi="Times New Roman" w:cs="Times New Roman"/>
+                <w:bCs/>
+                <w:color w:val="000000" w:themeColor="text1"/>
+                <w:sz w:val="44"/>
+                <w:szCs w:val="44"/>
+                <w14:shadow w14:blurRad="38100" w14:dist="19050" w14:dir="2700000" w14:sx="100000" w14:sy="100000" w14:kx="0" w14:ky="0" w14:algn="tl">
+                  <w14:schemeClr w14:val="dk1">
+                    <w14:alpha w14:val="60000"/>
+                  </w14:schemeClr>
+                </w14:shadow>
+                <w14:textOutline w14:w="0" w14:cap="flat" w14:cmpd="sng" w14:algn="ctr">
+                  <w14:noFill/>
+                  <w14:prstDash w14:val="solid"/>
+                  <w14:round/>
+                </w14:textOutline>
+              </w:rPr>
+              <w:t xml:space="preserve">Room no. </w:t>
+            </w:r>
+            <w:r>
+              <w:rPr>
+                <w:rFonts w:ascii="Times New Roman" w:hAnsi="Times New Roman" w:cs="Times New Roman"/>
+                <w:bCs/>
+                <w:color w:val="000000" w:themeColor="text1"/>
+                <w:sz w:val="44"/>
+                <w:szCs w:val="44"/>
+                <w14:shadow w14:blurRad="38100" w14:dist="19050" w14:dir="2700000" w14:sx="100000" w14:sy="100000" w14:kx="0" w14:ky="0" w14:algn="tl">
+                  <w14:schemeClr w14:val="dk1">
+                    <w14:alpha w14:val="60000"/>
+                  </w14:schemeClr>
+                </w14:shadow>
+                <w14:textOutline w14:w="0" w14:cap="flat" w14:cmpd="sng" w14:algn="ctr">
+                  <w14:noFill/>
+                  <w14:prstDash w14:val="solid"/>
+                  <w14:round/>
+                </w14:textOutline>
+              </w:rPr>
+              <w:t>413</w:t>
+            </w:r>
+          </w:p>
+          <w:p>
+            <w:pPr>
+              <w:jc w:val="center"/>
+              <w:rPr>
+                <w:rFonts w:ascii="Times New Roman" w:hAnsi="Times New Roman" w:cs="Times New Roman"/>
+                <w:bCs/>
                 <w:color w:val="4472C4" w:themeColor="accent1"/>
                 <w:sz w:val="44"/>
                 <w:szCs w:val="44"/>
@@ -5295,6 +4129,26 @@
                 </w14:textOutline>
               </w:rPr>
             </w:pPr>
+            <w:r>
+              <w:rPr>
+                <w:rFonts w:ascii="Times New Roman" w:hAnsi="Times New Roman" w:cs="Times New Roman"/>
+                <w:bCs/>
+                <w:color w:val="000000" w:themeColor="text1"/>
+                <w:sz w:val="44"/>
+                <w:szCs w:val="44"/>
+                <w14:shadow w14:blurRad="38100" w14:dist="19050" w14:dir="2700000" w14:sx="100000" w14:sy="100000" w14:kx="0" w14:ky="0" w14:algn="tl">
+                  <w14:schemeClr w14:val="dk1">
+                    <w14:alpha w14:val="60000"/>
+                  </w14:schemeClr>
+                </w14:shadow>
+                <w14:textOutline w14:w="0" w14:cap="flat" w14:cmpd="sng" w14:algn="ctr">
+                  <w14:noFill/>
+                  <w14:prstDash w14:val="solid"/>
+                  <w14:round/>
+                </w14:textOutline>
+              </w:rPr>
+              <w:t>Humayara Ma’am</w:t>
+            </w:r>
           </w:p>
         </w:tc>
         <w:tc>
@@ -5421,7 +4275,7 @@
                   <w14:round/>
                 </w14:textOutline>
               </w:rPr>
-              <w:t>55</w:t>
+              <w:t>5</w:t>
             </w:r>
             <w:r>
               <w:rPr>
@@ -5441,7 +4295,7 @@
                   <w14:round/>
                 </w14:textOutline>
               </w:rPr>
-              <w:t xml:space="preserve"> pm-</w:t>
+              <w:t>0</w:t>
             </w:r>
             <w:r>
               <w:rPr>
@@ -5461,7 +4315,7 @@
                   <w14:round/>
                 </w14:textOutline>
               </w:rPr>
-              <w:t>3</w:t>
+              <w:t xml:space="preserve"> pm-</w:t>
             </w:r>
             <w:r>
               <w:rPr>
@@ -5481,7 +4335,7 @@
                   <w14:round/>
                 </w14:textOutline>
               </w:rPr>
-              <w:t>.</w:t>
+              <w:t>3</w:t>
             </w:r>
             <w:r>
               <w:rPr>
@@ -5501,7 +4355,47 @@
                   <w14:round/>
                 </w14:textOutline>
               </w:rPr>
-              <w:t>15</w:t>
+              <w:t>.</w:t>
+            </w:r>
+            <w:r>
+              <w:rPr>
+                <w:rFonts w:ascii="Times New Roman" w:hAnsi="Times New Roman" w:cs="Times New Roman"/>
+                <w:b/>
+                <w:color w:val="000000" w:themeColor="text1"/>
+                <w:sz w:val="40"/>
+                <w:szCs w:val="40"/>
+                <w14:shadow w14:blurRad="38100" w14:dist="19050" w14:dir="2700000" w14:sx="100000" w14:sy="100000" w14:kx="0" w14:ky="0" w14:algn="tl">
+                  <w14:schemeClr w14:val="dk1">
+                    <w14:alpha w14:val="60000"/>
+                  </w14:schemeClr>
+                </w14:shadow>
+                <w14:textOutline w14:w="0" w14:cap="flat" w14:cmpd="sng" w14:algn="ctr">
+                  <w14:noFill/>
+                  <w14:prstDash w14:val="solid"/>
+                  <w14:round/>
+                </w14:textOutline>
+              </w:rPr>
+              <w:t>1</w:t>
+            </w:r>
+            <w:r>
+              <w:rPr>
+                <w:rFonts w:ascii="Times New Roman" w:hAnsi="Times New Roman" w:cs="Times New Roman"/>
+                <w:b/>
+                <w:color w:val="000000" w:themeColor="text1"/>
+                <w:sz w:val="40"/>
+                <w:szCs w:val="40"/>
+                <w14:shadow w14:blurRad="38100" w14:dist="19050" w14:dir="2700000" w14:sx="100000" w14:sy="100000" w14:kx="0" w14:ky="0" w14:algn="tl">
+                  <w14:schemeClr w14:val="dk1">
+                    <w14:alpha w14:val="60000"/>
+                  </w14:schemeClr>
+                </w14:shadow>
+                <w14:textOutline w14:w="0" w14:cap="flat" w14:cmpd="sng" w14:algn="ctr">
+                  <w14:noFill/>
+                  <w14:prstDash w14:val="solid"/>
+                  <w14:round/>
+                </w14:textOutline>
+              </w:rPr>
+              <w:t>0</w:t>
             </w:r>
             <w:r>
               <w:rPr>
@@ -5626,21 +4520,201 @@
               <w:rPr>
                 <w:rFonts w:ascii="Times New Roman" w:hAnsi="Times New Roman" w:cs="Times New Roman"/>
                 <w:bCs/>
-                <w:color w:val="000000" w:themeColor="text1"/>
-                <w:sz w:val="44"/>
-                <w:szCs w:val="44"/>
-                <w14:shadow w14:blurRad="38100" w14:dist="19050" w14:dir="2700000" w14:sx="100000" w14:sy="100000" w14:kx="0" w14:ky="0" w14:algn="tl">
-                  <w14:schemeClr w14:val="dk1">
-                    <w14:alpha w14:val="60000"/>
-                  </w14:schemeClr>
-                </w14:shadow>
-                <w14:textOutline w14:w="0" w14:cap="flat" w14:cmpd="sng" w14:algn="ctr">
-                  <w14:noFill/>
-                  <w14:prstDash w14:val="solid"/>
-                  <w14:round/>
-                </w14:textOutline>
-              </w:rPr>
-            </w:pPr>
+                <w:sz w:val="44"/>
+                <w:szCs w:val="44"/>
+                <w14:shadow w14:blurRad="38100" w14:dist="19050" w14:dir="2700000" w14:sx="100000" w14:sy="100000" w14:kx="0" w14:ky="0" w14:algn="tl">
+                  <w14:schemeClr w14:val="dk1">
+                    <w14:alpha w14:val="60000"/>
+                  </w14:schemeClr>
+                </w14:shadow>
+                <w14:textOutline w14:w="0" w14:cap="flat" w14:cmpd="sng" w14:algn="ctr">
+                  <w14:noFill/>
+                  <w14:prstDash w14:val="solid"/>
+                  <w14:round/>
+                </w14:textOutline>
+              </w:rPr>
+            </w:pPr>
+            <w:r>
+              <w:rPr>
+                <w:rFonts w:ascii="Times New Roman" w:hAnsi="Times New Roman" w:cs="Times New Roman"/>
+                <w:bCs/>
+                <w:sz w:val="44"/>
+                <w:szCs w:val="44"/>
+                <w14:shadow w14:blurRad="38100" w14:dist="19050" w14:dir="2700000" w14:sx="100000" w14:sy="100000" w14:kx="0" w14:ky="0" w14:algn="tl">
+                  <w14:schemeClr w14:val="dk1">
+                    <w14:alpha w14:val="60000"/>
+                  </w14:schemeClr>
+                </w14:shadow>
+                <w14:textOutline w14:w="0" w14:cap="flat" w14:cmpd="sng" w14:algn="ctr">
+                  <w14:noFill/>
+                  <w14:prstDash w14:val="solid"/>
+                  <w14:round/>
+                </w14:textOutline>
+              </w:rPr>
+              <w:t xml:space="preserve">CSE </w:t>
+            </w:r>
+            <w:r>
+              <w:rPr>
+                <w:rFonts w:ascii="Times New Roman" w:hAnsi="Times New Roman" w:cs="Times New Roman"/>
+                <w:bCs/>
+                <w:sz w:val="44"/>
+                <w:szCs w:val="44"/>
+                <w14:shadow w14:blurRad="38100" w14:dist="19050" w14:dir="2700000" w14:sx="100000" w14:sy="100000" w14:kx="0" w14:ky="0" w14:algn="tl">
+                  <w14:schemeClr w14:val="dk1">
+                    <w14:alpha w14:val="60000"/>
+                  </w14:schemeClr>
+                </w14:shadow>
+                <w14:textOutline w14:w="0" w14:cap="flat" w14:cmpd="sng" w14:algn="ctr">
+                  <w14:noFill/>
+                  <w14:prstDash w14:val="solid"/>
+                  <w14:round/>
+                </w14:textOutline>
+              </w:rPr>
+              <w:t>420</w:t>
+            </w:r>
+            <w:r>
+              <w:rPr>
+                <w:rFonts w:ascii="Times New Roman" w:hAnsi="Times New Roman" w:cs="Times New Roman"/>
+                <w:bCs/>
+                <w:sz w:val="44"/>
+                <w:szCs w:val="44"/>
+                <w14:shadow w14:blurRad="38100" w14:dist="19050" w14:dir="2700000" w14:sx="100000" w14:sy="100000" w14:kx="0" w14:ky="0" w14:algn="tl">
+                  <w14:schemeClr w14:val="dk1">
+                    <w14:alpha w14:val="60000"/>
+                  </w14:schemeClr>
+                </w14:shadow>
+                <w14:textOutline w14:w="0" w14:cap="flat" w14:cmpd="sng" w14:algn="ctr">
+                  <w14:noFill/>
+                  <w14:prstDash w14:val="solid"/>
+                  <w14:round/>
+                </w14:textOutline>
+              </w:rPr>
+              <w:t>4</w:t>
+            </w:r>
+          </w:p>
+          <w:p>
+            <w:pPr>
+              <w:jc w:val="center"/>
+              <w:rPr>
+                <w:rFonts w:ascii="Times New Roman" w:hAnsi="Times New Roman" w:cs="Times New Roman"/>
+                <w:bCs/>
+                <w:color w:val="000000" w:themeColor="text1"/>
+                <w:sz w:val="44"/>
+                <w:szCs w:val="44"/>
+                <w14:shadow w14:blurRad="38100" w14:dist="19050" w14:dir="2700000" w14:sx="100000" w14:sy="100000" w14:kx="0" w14:ky="0" w14:algn="tl">
+                  <w14:schemeClr w14:val="dk1">
+                    <w14:alpha w14:val="60000"/>
+                  </w14:schemeClr>
+                </w14:shadow>
+                <w14:textOutline w14:w="0" w14:cap="flat" w14:cmpd="sng" w14:algn="ctr">
+                  <w14:noFill/>
+                  <w14:prstDash w14:val="solid"/>
+                  <w14:round/>
+                </w14:textOutline>
+              </w:rPr>
+            </w:pPr>
+            <w:r>
+              <w:rPr>
+                <w:rFonts w:ascii="Times New Roman" w:hAnsi="Times New Roman" w:cs="Times New Roman"/>
+                <w:bCs/>
+                <w:color w:val="000000" w:themeColor="text1"/>
+                <w:sz w:val="44"/>
+                <w:szCs w:val="44"/>
+                <w14:shadow w14:blurRad="38100" w14:dist="19050" w14:dir="2700000" w14:sx="100000" w14:sy="100000" w14:kx="0" w14:ky="0" w14:algn="tl">
+                  <w14:schemeClr w14:val="dk1">
+                    <w14:alpha w14:val="60000"/>
+                  </w14:schemeClr>
+                </w14:shadow>
+                <w14:textOutline w14:w="0" w14:cap="flat" w14:cmpd="sng" w14:algn="ctr">
+                  <w14:noFill/>
+                  <w14:prstDash w14:val="solid"/>
+                  <w14:round/>
+                </w14:textOutline>
+              </w:rPr>
+              <w:t xml:space="preserve">Room no. </w:t>
+            </w:r>
+            <w:r>
+              <w:rPr>
+                <w:rFonts w:ascii="Times New Roman" w:hAnsi="Times New Roman" w:cs="Times New Roman"/>
+                <w:bCs/>
+                <w:color w:val="000000" w:themeColor="text1"/>
+                <w:sz w:val="44"/>
+                <w:szCs w:val="44"/>
+                <w14:shadow w14:blurRad="38100" w14:dist="19050" w14:dir="2700000" w14:sx="100000" w14:sy="100000" w14:kx="0" w14:ky="0" w14:algn="tl">
+                  <w14:schemeClr w14:val="dk1">
+                    <w14:alpha w14:val="60000"/>
+                  </w14:schemeClr>
+                </w14:shadow>
+                <w14:textOutline w14:w="0" w14:cap="flat" w14:cmpd="sng" w14:algn="ctr">
+                  <w14:noFill/>
+                  <w14:prstDash w14:val="solid"/>
+                  <w14:round/>
+                </w14:textOutline>
+              </w:rPr>
+              <w:t>41</w:t>
+            </w:r>
+            <w:r>
+              <w:rPr>
+                <w:rFonts w:ascii="Times New Roman" w:hAnsi="Times New Roman" w:cs="Times New Roman"/>
+                <w:bCs/>
+                <w:color w:val="000000" w:themeColor="text1"/>
+                <w:sz w:val="44"/>
+                <w:szCs w:val="44"/>
+                <w14:shadow w14:blurRad="38100" w14:dist="19050" w14:dir="2700000" w14:sx="100000" w14:sy="100000" w14:kx="0" w14:ky="0" w14:algn="tl">
+                  <w14:schemeClr w14:val="dk1">
+                    <w14:alpha w14:val="60000"/>
+                  </w14:schemeClr>
+                </w14:shadow>
+                <w14:textOutline w14:w="0" w14:cap="flat" w14:cmpd="sng" w14:algn="ctr">
+                  <w14:noFill/>
+                  <w14:prstDash w14:val="solid"/>
+                  <w14:round/>
+                </w14:textOutline>
+              </w:rPr>
+              <w:t>8</w:t>
+            </w:r>
+          </w:p>
+          <w:p>
+            <w:pPr>
+              <w:jc w:val="center"/>
+              <w:rPr>
+                <w:rFonts w:ascii="Times New Roman" w:hAnsi="Times New Roman" w:cs="Times New Roman"/>
+                <w:bCs/>
+                <w:color w:val="000000" w:themeColor="text1"/>
+                <w:sz w:val="44"/>
+                <w:szCs w:val="44"/>
+                <w14:shadow w14:blurRad="38100" w14:dist="19050" w14:dir="2700000" w14:sx="100000" w14:sy="100000" w14:kx="0" w14:ky="0" w14:algn="tl">
+                  <w14:schemeClr w14:val="dk1">
+                    <w14:alpha w14:val="60000"/>
+                  </w14:schemeClr>
+                </w14:shadow>
+                <w14:textOutline w14:w="0" w14:cap="flat" w14:cmpd="sng" w14:algn="ctr">
+                  <w14:noFill/>
+                  <w14:prstDash w14:val="solid"/>
+                  <w14:round/>
+                </w14:textOutline>
+              </w:rPr>
+            </w:pPr>
+            <w:r>
+              <w:rPr>
+                <w:rFonts w:ascii="Times New Roman" w:hAnsi="Times New Roman" w:cs="Times New Roman"/>
+                <w:bCs/>
+                <w:color w:val="000000" w:themeColor="text1"/>
+                <w:sz w:val="44"/>
+                <w:szCs w:val="44"/>
+                <w14:shadow w14:blurRad="38100" w14:dist="19050" w14:dir="2700000" w14:sx="100000" w14:sy="100000" w14:kx="0" w14:ky="0" w14:algn="tl">
+                  <w14:schemeClr w14:val="dk1">
+                    <w14:alpha w14:val="60000"/>
+                  </w14:schemeClr>
+                </w14:shadow>
+                <w14:textOutline w14:w="0" w14:cap="flat" w14:cmpd="sng" w14:algn="ctr">
+                  <w14:noFill/>
+                  <w14:prstDash w14:val="solid"/>
+                  <w14:round/>
+                </w14:textOutline>
+              </w:rPr>
+              <w:t>Humayara Ma’am</w:t>
+            </w:r>
           </w:p>
         </w:tc>
         <w:tc>
@@ -5690,7 +4764,26 @@
                   <w14:round/>
                 </w14:textOutline>
               </w:rPr>
-              <w:t>CSE 4104</w:t>
+              <w:t>CSE 4</w:t>
+            </w:r>
+            <w:r>
+              <w:rPr>
+                <w:rFonts w:ascii="Times New Roman" w:hAnsi="Times New Roman" w:cs="Times New Roman"/>
+                <w:bCs/>
+                <w:sz w:val="44"/>
+                <w:szCs w:val="44"/>
+                <w14:shadow w14:blurRad="38100" w14:dist="19050" w14:dir="2700000" w14:sx="100000" w14:sy="100000" w14:kx="0" w14:ky="0" w14:algn="tl">
+                  <w14:schemeClr w14:val="dk1">
+                    <w14:alpha w14:val="60000"/>
+                  </w14:schemeClr>
+                </w14:shadow>
+                <w14:textOutline w14:w="0" w14:cap="flat" w14:cmpd="sng" w14:algn="ctr">
+                  <w14:noFill/>
+                  <w14:prstDash w14:val="solid"/>
+                  <w14:round/>
+                </w14:textOutline>
+              </w:rPr>
+              <w:t>214</w:t>
             </w:r>
           </w:p>
           <w:p>
@@ -5752,49 +4845,69 @@
                   <w14:round/>
                 </w14:textOutline>
               </w:rPr>
-              <w:t>418</w:t>
-            </w:r>
-          </w:p>
-          <w:p>
-            <w:pPr>
-              <w:jc w:val="center"/>
-              <w:rPr>
-                <w:rFonts w:ascii="Times New Roman" w:hAnsi="Times New Roman" w:cs="Times New Roman"/>
-                <w:bCs/>
-                <w:color w:val="000000" w:themeColor="text1"/>
-                <w:sz w:val="44"/>
-                <w:szCs w:val="44"/>
-                <w14:shadow w14:blurRad="38100" w14:dist="19050" w14:dir="2700000" w14:sx="100000" w14:sy="100000" w14:kx="0" w14:ky="0" w14:algn="tl">
-                  <w14:schemeClr w14:val="dk1">
-                    <w14:alpha w14:val="60000"/>
-                  </w14:schemeClr>
-                </w14:shadow>
-                <w14:textOutline w14:w="0" w14:cap="flat" w14:cmpd="sng" w14:algn="ctr">
-                  <w14:noFill/>
-                  <w14:prstDash w14:val="solid"/>
-                  <w14:round/>
-                </w14:textOutline>
-              </w:rPr>
-            </w:pPr>
-            <w:r>
-              <w:rPr>
-                <w:rFonts w:ascii="Times New Roman" w:hAnsi="Times New Roman" w:cs="Times New Roman"/>
-                <w:bCs/>
-                <w:color w:val="000000" w:themeColor="text1"/>
-                <w:sz w:val="44"/>
-                <w:szCs w:val="44"/>
-                <w14:shadow w14:blurRad="38100" w14:dist="19050" w14:dir="2700000" w14:sx="100000" w14:sy="100000" w14:kx="0" w14:ky="0" w14:algn="tl">
-                  <w14:schemeClr w14:val="dk1">
-                    <w14:alpha w14:val="60000"/>
-                  </w14:schemeClr>
-                </w14:shadow>
-                <w14:textOutline w14:w="0" w14:cap="flat" w14:cmpd="sng" w14:algn="ctr">
-                  <w14:noFill/>
-                  <w14:prstDash w14:val="solid"/>
-                  <w14:round/>
-                </w14:textOutline>
-              </w:rPr>
-              <w:t xml:space="preserve">Tabeen </w:t>
+              <w:t>41</w:t>
+            </w:r>
+            <w:r>
+              <w:rPr>
+                <w:rFonts w:ascii="Times New Roman" w:hAnsi="Times New Roman" w:cs="Times New Roman"/>
+                <w:bCs/>
+                <w:color w:val="000000" w:themeColor="text1"/>
+                <w:sz w:val="44"/>
+                <w:szCs w:val="44"/>
+                <w14:shadow w14:blurRad="38100" w14:dist="19050" w14:dir="2700000" w14:sx="100000" w14:sy="100000" w14:kx="0" w14:ky="0" w14:algn="tl">
+                  <w14:schemeClr w14:val="dk1">
+                    <w14:alpha w14:val="60000"/>
+                  </w14:schemeClr>
+                </w14:shadow>
+                <w14:textOutline w14:w="0" w14:cap="flat" w14:cmpd="sng" w14:algn="ctr">
+                  <w14:noFill/>
+                  <w14:prstDash w14:val="solid"/>
+                  <w14:round/>
+                </w14:textOutline>
+              </w:rPr>
+              <w:t>8</w:t>
+            </w:r>
+          </w:p>
+          <w:p>
+            <w:pPr>
+              <w:jc w:val="center"/>
+              <w:rPr>
+                <w:rFonts w:ascii="Times New Roman" w:hAnsi="Times New Roman" w:cs="Times New Roman"/>
+                <w:bCs/>
+                <w:color w:val="000000" w:themeColor="text1"/>
+                <w:sz w:val="44"/>
+                <w:szCs w:val="44"/>
+                <w14:shadow w14:blurRad="38100" w14:dist="19050" w14:dir="2700000" w14:sx="100000" w14:sy="100000" w14:kx="0" w14:ky="0" w14:algn="tl">
+                  <w14:schemeClr w14:val="dk1">
+                    <w14:alpha w14:val="60000"/>
+                  </w14:schemeClr>
+                </w14:shadow>
+                <w14:textOutline w14:w="0" w14:cap="flat" w14:cmpd="sng" w14:algn="ctr">
+                  <w14:noFill/>
+                  <w14:prstDash w14:val="solid"/>
+                  <w14:round/>
+                </w14:textOutline>
+              </w:rPr>
+            </w:pPr>
+            <w:r>
+              <w:rPr>
+                <w:rFonts w:ascii="Times New Roman" w:hAnsi="Times New Roman" w:cs="Times New Roman"/>
+                <w:bCs/>
+                <w:color w:val="000000" w:themeColor="text1"/>
+                <w:sz w:val="44"/>
+                <w:szCs w:val="44"/>
+                <w14:shadow w14:blurRad="38100" w14:dist="19050" w14:dir="2700000" w14:sx="100000" w14:sy="100000" w14:kx="0" w14:ky="0" w14:algn="tl">
+                  <w14:schemeClr w14:val="dk1">
+                    <w14:alpha w14:val="60000"/>
+                  </w14:schemeClr>
+                </w14:shadow>
+                <w14:textOutline w14:w="0" w14:cap="flat" w14:cmpd="sng" w14:algn="ctr">
+                  <w14:noFill/>
+                  <w14:prstDash w14:val="solid"/>
+                  <w14:round/>
+                </w14:textOutline>
+              </w:rPr>
+              <w:t xml:space="preserve">Saiful Sir </w:t>
             </w:r>
           </w:p>
         </w:tc>
@@ -5814,6 +4927,110 @@
               <w:rPr>
                 <w:rFonts w:ascii="Times New Roman" w:hAnsi="Times New Roman" w:cs="Times New Roman"/>
                 <w:bCs/>
+                <w:color w:val="1F4E79" w:themeColor="accent5" w:themeShade="80"/>
+                <w:sz w:val="44"/>
+                <w:szCs w:val="44"/>
+                <w14:shadow w14:blurRad="38100" w14:dist="19050" w14:dir="2700000" w14:sx="100000" w14:sy="100000" w14:kx="0" w14:ky="0" w14:algn="tl">
+                  <w14:schemeClr w14:val="dk1">
+                    <w14:alpha w14:val="60000"/>
+                  </w14:schemeClr>
+                </w14:shadow>
+                <w14:textOutline w14:w="0" w14:cap="flat" w14:cmpd="sng" w14:algn="ctr">
+                  <w14:noFill/>
+                  <w14:prstDash w14:val="solid"/>
+                  <w14:round/>
+                </w14:textOutline>
+              </w:rPr>
+            </w:pPr>
+            <w:r>
+              <w:rPr>
+                <w:rFonts w:ascii="Times New Roman" w:hAnsi="Times New Roman" w:cs="Times New Roman"/>
+                <w:bCs/>
+                <w:color w:val="1F4E79" w:themeColor="accent5" w:themeShade="80"/>
+                <w:sz w:val="44"/>
+                <w:szCs w:val="44"/>
+                <w14:shadow w14:blurRad="38100" w14:dist="19050" w14:dir="2700000" w14:sx="100000" w14:sy="100000" w14:kx="0" w14:ky="0" w14:algn="tl">
+                  <w14:schemeClr w14:val="dk1">
+                    <w14:alpha w14:val="60000"/>
+                  </w14:schemeClr>
+                </w14:shadow>
+                <w14:textOutline w14:w="0" w14:cap="flat" w14:cmpd="sng" w14:algn="ctr">
+                  <w14:noFill/>
+                  <w14:prstDash w14:val="solid"/>
+                  <w14:round/>
+                </w14:textOutline>
+              </w:rPr>
+              <w:t>CSE 4213</w:t>
+            </w:r>
+          </w:p>
+          <w:p>
+            <w:pPr>
+              <w:jc w:val="center"/>
+              <w:rPr>
+                <w:rFonts w:ascii="Times New Roman" w:hAnsi="Times New Roman" w:cs="Times New Roman"/>
+                <w:bCs/>
+                <w:color w:val="000000" w:themeColor="text1"/>
+                <w:sz w:val="44"/>
+                <w:szCs w:val="44"/>
+                <w14:shadow w14:blurRad="38100" w14:dist="19050" w14:dir="2700000" w14:sx="100000" w14:sy="100000" w14:kx="0" w14:ky="0" w14:algn="tl">
+                  <w14:schemeClr w14:val="dk1">
+                    <w14:alpha w14:val="60000"/>
+                  </w14:schemeClr>
+                </w14:shadow>
+                <w14:textOutline w14:w="0" w14:cap="flat" w14:cmpd="sng" w14:algn="ctr">
+                  <w14:noFill/>
+                  <w14:prstDash w14:val="solid"/>
+                  <w14:round/>
+                </w14:textOutline>
+              </w:rPr>
+            </w:pPr>
+            <w:r>
+              <w:rPr>
+                <w:rFonts w:ascii="Times New Roman" w:hAnsi="Times New Roman" w:cs="Times New Roman"/>
+                <w:bCs/>
+                <w:color w:val="000000" w:themeColor="text1"/>
+                <w:sz w:val="44"/>
+                <w:szCs w:val="44"/>
+                <w14:shadow w14:blurRad="38100" w14:dist="19050" w14:dir="2700000" w14:sx="100000" w14:sy="100000" w14:kx="0" w14:ky="0" w14:algn="tl">
+                  <w14:schemeClr w14:val="dk1">
+                    <w14:alpha w14:val="60000"/>
+                  </w14:schemeClr>
+                </w14:shadow>
+                <w14:textOutline w14:w="0" w14:cap="flat" w14:cmpd="sng" w14:algn="ctr">
+                  <w14:noFill/>
+                  <w14:prstDash w14:val="solid"/>
+                  <w14:round/>
+                </w14:textOutline>
+              </w:rPr>
+              <w:t xml:space="preserve">Room no. </w:t>
+            </w:r>
+            <w:r>
+              <w:rPr>
+                <w:rFonts w:ascii="Times New Roman" w:hAnsi="Times New Roman" w:cs="Times New Roman"/>
+                <w:bCs/>
+                <w:color w:val="000000" w:themeColor="text1"/>
+                <w:sz w:val="44"/>
+                <w:szCs w:val="44"/>
+                <w14:shadow w14:blurRad="38100" w14:dist="19050" w14:dir="2700000" w14:sx="100000" w14:sy="100000" w14:kx="0" w14:ky="0" w14:algn="tl">
+                  <w14:schemeClr w14:val="dk1">
+                    <w14:alpha w14:val="60000"/>
+                  </w14:schemeClr>
+                </w14:shadow>
+                <w14:textOutline w14:w="0" w14:cap="flat" w14:cmpd="sng" w14:algn="ctr">
+                  <w14:noFill/>
+                  <w14:prstDash w14:val="solid"/>
+                  <w14:round/>
+                </w14:textOutline>
+              </w:rPr>
+              <w:t>310</w:t>
+            </w:r>
+          </w:p>
+          <w:p>
+            <w:pPr>
+              <w:jc w:val="center"/>
+              <w:rPr>
+                <w:rFonts w:ascii="Times New Roman" w:hAnsi="Times New Roman" w:cs="Times New Roman"/>
+                <w:bCs/>
                 <w:color w:val="4472C4" w:themeColor="accent1"/>
                 <w:sz w:val="44"/>
                 <w:szCs w:val="44"/>
@@ -5829,6 +5046,26 @@
                 </w14:textOutline>
               </w:rPr>
             </w:pPr>
+            <w:r>
+              <w:rPr>
+                <w:rFonts w:ascii="Times New Roman" w:hAnsi="Times New Roman" w:cs="Times New Roman"/>
+                <w:bCs/>
+                <w:color w:val="000000" w:themeColor="text1"/>
+                <w:sz w:val="44"/>
+                <w:szCs w:val="44"/>
+                <w14:shadow w14:blurRad="38100" w14:dist="19050" w14:dir="2700000" w14:sx="100000" w14:sy="100000" w14:kx="0" w14:ky="0" w14:algn="tl">
+                  <w14:schemeClr w14:val="dk1">
+                    <w14:alpha w14:val="60000"/>
+                  </w14:schemeClr>
+                </w14:shadow>
+                <w14:textOutline w14:w="0" w14:cap="flat" w14:cmpd="sng" w14:algn="ctr">
+                  <w14:noFill/>
+                  <w14:prstDash w14:val="solid"/>
+                  <w14:round/>
+                </w14:textOutline>
+              </w:rPr>
+              <w:t>Tahmid Sir</w:t>
+            </w:r>
           </w:p>
         </w:tc>
         <w:tc>
@@ -5947,7 +5184,7 @@
                   <w14:round/>
                 </w14:textOutline>
               </w:rPr>
-              <w:t>3.2</w:t>
+              <w:t>3.</w:t>
             </w:r>
             <w:r>
               <w:rPr>
@@ -5967,7 +5204,7 @@
                   <w14:round/>
                 </w14:textOutline>
               </w:rPr>
-              <w:t>0</w:t>
+              <w:t>15</w:t>
             </w:r>
             <w:r>
               <w:rPr>
@@ -5987,7 +5224,7 @@
                   <w14:round/>
                 </w14:textOutline>
               </w:rPr>
-              <w:t xml:space="preserve"> pm-4.4</w:t>
+              <w:t xml:space="preserve"> pm-4.</w:t>
             </w:r>
             <w:r>
               <w:rPr>
@@ -6007,7 +5244,7 @@
                   <w14:round/>
                 </w14:textOutline>
               </w:rPr>
-              <w:t>0</w:t>
+              <w:t>35</w:t>
             </w:r>
             <w:r>
               <w:rPr>
@@ -6136,21 +5373,162 @@
               <w:rPr>
                 <w:rFonts w:ascii="Times New Roman" w:hAnsi="Times New Roman" w:cs="Times New Roman"/>
                 <w:bCs/>
-                <w:color w:val="000000" w:themeColor="text1"/>
-                <w:sz w:val="44"/>
-                <w:szCs w:val="44"/>
-                <w14:shadow w14:blurRad="38100" w14:dist="19050" w14:dir="2700000" w14:sx="100000" w14:sy="100000" w14:kx="0" w14:ky="0" w14:algn="tl">
-                  <w14:schemeClr w14:val="dk1">
-                    <w14:alpha w14:val="60000"/>
-                  </w14:schemeClr>
-                </w14:shadow>
-                <w14:textOutline w14:w="0" w14:cap="flat" w14:cmpd="sng" w14:algn="ctr">
-                  <w14:noFill/>
-                  <w14:prstDash w14:val="solid"/>
-                  <w14:round/>
-                </w14:textOutline>
-              </w:rPr>
-            </w:pPr>
+                <w:sz w:val="44"/>
+                <w:szCs w:val="44"/>
+                <w14:shadow w14:blurRad="38100" w14:dist="19050" w14:dir="2700000" w14:sx="100000" w14:sy="100000" w14:kx="0" w14:ky="0" w14:algn="tl">
+                  <w14:schemeClr w14:val="dk1">
+                    <w14:alpha w14:val="60000"/>
+                  </w14:schemeClr>
+                </w14:shadow>
+                <w14:textOutline w14:w="0" w14:cap="flat" w14:cmpd="sng" w14:algn="ctr">
+                  <w14:noFill/>
+                  <w14:prstDash w14:val="solid"/>
+                  <w14:round/>
+                </w14:textOutline>
+              </w:rPr>
+            </w:pPr>
+            <w:r>
+              <w:rPr>
+                <w:rFonts w:ascii="Times New Roman" w:hAnsi="Times New Roman" w:cs="Times New Roman"/>
+                <w:bCs/>
+                <w:sz w:val="44"/>
+                <w:szCs w:val="44"/>
+                <w14:shadow w14:blurRad="38100" w14:dist="19050" w14:dir="2700000" w14:sx="100000" w14:sy="100000" w14:kx="0" w14:ky="0" w14:algn="tl">
+                  <w14:schemeClr w14:val="dk1">
+                    <w14:alpha w14:val="60000"/>
+                  </w14:schemeClr>
+                </w14:shadow>
+                <w14:textOutline w14:w="0" w14:cap="flat" w14:cmpd="sng" w14:algn="ctr">
+                  <w14:noFill/>
+                  <w14:prstDash w14:val="solid"/>
+                  <w14:round/>
+                </w14:textOutline>
+              </w:rPr>
+              <w:t xml:space="preserve">CSE </w:t>
+            </w:r>
+            <w:r>
+              <w:rPr>
+                <w:rFonts w:ascii="Times New Roman" w:hAnsi="Times New Roman" w:cs="Times New Roman"/>
+                <w:bCs/>
+                <w:sz w:val="44"/>
+                <w:szCs w:val="44"/>
+                <w14:shadow w14:blurRad="38100" w14:dist="19050" w14:dir="2700000" w14:sx="100000" w14:sy="100000" w14:kx="0" w14:ky="0" w14:algn="tl">
+                  <w14:schemeClr w14:val="dk1">
+                    <w14:alpha w14:val="60000"/>
+                  </w14:schemeClr>
+                </w14:shadow>
+                <w14:textOutline w14:w="0" w14:cap="flat" w14:cmpd="sng" w14:algn="ctr">
+                  <w14:noFill/>
+                  <w14:prstDash w14:val="solid"/>
+                  <w14:round/>
+                </w14:textOutline>
+              </w:rPr>
+              <w:t>4204</w:t>
+            </w:r>
+          </w:p>
+          <w:p>
+            <w:pPr>
+              <w:jc w:val="center"/>
+              <w:rPr>
+                <w:rFonts w:ascii="Times New Roman" w:hAnsi="Times New Roman" w:cs="Times New Roman"/>
+                <w:bCs/>
+                <w:color w:val="000000" w:themeColor="text1"/>
+                <w:sz w:val="44"/>
+                <w:szCs w:val="44"/>
+                <w14:shadow w14:blurRad="38100" w14:dist="19050" w14:dir="2700000" w14:sx="100000" w14:sy="100000" w14:kx="0" w14:ky="0" w14:algn="tl">
+                  <w14:schemeClr w14:val="dk1">
+                    <w14:alpha w14:val="60000"/>
+                  </w14:schemeClr>
+                </w14:shadow>
+                <w14:textOutline w14:w="0" w14:cap="flat" w14:cmpd="sng" w14:algn="ctr">
+                  <w14:noFill/>
+                  <w14:prstDash w14:val="solid"/>
+                  <w14:round/>
+                </w14:textOutline>
+              </w:rPr>
+            </w:pPr>
+            <w:r>
+              <w:rPr>
+                <w:rFonts w:ascii="Times New Roman" w:hAnsi="Times New Roman" w:cs="Times New Roman"/>
+                <w:bCs/>
+                <w:color w:val="000000" w:themeColor="text1"/>
+                <w:sz w:val="44"/>
+                <w:szCs w:val="44"/>
+                <w14:shadow w14:blurRad="38100" w14:dist="19050" w14:dir="2700000" w14:sx="100000" w14:sy="100000" w14:kx="0" w14:ky="0" w14:algn="tl">
+                  <w14:schemeClr w14:val="dk1">
+                    <w14:alpha w14:val="60000"/>
+                  </w14:schemeClr>
+                </w14:shadow>
+                <w14:textOutline w14:w="0" w14:cap="flat" w14:cmpd="sng" w14:algn="ctr">
+                  <w14:noFill/>
+                  <w14:prstDash w14:val="solid"/>
+                  <w14:round/>
+                </w14:textOutline>
+              </w:rPr>
+              <w:t xml:space="preserve">Room no. </w:t>
+            </w:r>
+            <w:r>
+              <w:rPr>
+                <w:rFonts w:ascii="Times New Roman" w:hAnsi="Times New Roman" w:cs="Times New Roman"/>
+                <w:bCs/>
+                <w:color w:val="000000" w:themeColor="text1"/>
+                <w:sz w:val="44"/>
+                <w:szCs w:val="44"/>
+                <w14:shadow w14:blurRad="38100" w14:dist="19050" w14:dir="2700000" w14:sx="100000" w14:sy="100000" w14:kx="0" w14:ky="0" w14:algn="tl">
+                  <w14:schemeClr w14:val="dk1">
+                    <w14:alpha w14:val="60000"/>
+                  </w14:schemeClr>
+                </w14:shadow>
+                <w14:textOutline w14:w="0" w14:cap="flat" w14:cmpd="sng" w14:algn="ctr">
+                  <w14:noFill/>
+                  <w14:prstDash w14:val="solid"/>
+                  <w14:round/>
+                </w14:textOutline>
+              </w:rPr>
+              <w:t>418</w:t>
+            </w:r>
+          </w:p>
+          <w:p>
+            <w:pPr>
+              <w:jc w:val="center"/>
+              <w:rPr>
+                <w:rFonts w:ascii="Times New Roman" w:hAnsi="Times New Roman" w:cs="Times New Roman"/>
+                <w:bCs/>
+                <w:color w:val="000000" w:themeColor="text1"/>
+                <w:sz w:val="44"/>
+                <w:szCs w:val="44"/>
+                <w14:shadow w14:blurRad="38100" w14:dist="19050" w14:dir="2700000" w14:sx="100000" w14:sy="100000" w14:kx="0" w14:ky="0" w14:algn="tl">
+                  <w14:schemeClr w14:val="dk1">
+                    <w14:alpha w14:val="60000"/>
+                  </w14:schemeClr>
+                </w14:shadow>
+                <w14:textOutline w14:w="0" w14:cap="flat" w14:cmpd="sng" w14:algn="ctr">
+                  <w14:noFill/>
+                  <w14:prstDash w14:val="solid"/>
+                  <w14:round/>
+                </w14:textOutline>
+              </w:rPr>
+            </w:pPr>
+            <w:r>
+              <w:rPr>
+                <w:rFonts w:ascii="Times New Roman" w:hAnsi="Times New Roman" w:cs="Times New Roman"/>
+                <w:bCs/>
+                <w:color w:val="000000" w:themeColor="text1"/>
+                <w:sz w:val="44"/>
+                <w:szCs w:val="44"/>
+                <w14:shadow w14:blurRad="38100" w14:dist="19050" w14:dir="2700000" w14:sx="100000" w14:sy="100000" w14:kx="0" w14:ky="0" w14:algn="tl">
+                  <w14:schemeClr w14:val="dk1">
+                    <w14:alpha w14:val="60000"/>
+                  </w14:schemeClr>
+                </w14:shadow>
+                <w14:textOutline w14:w="0" w14:cap="flat" w14:cmpd="sng" w14:algn="ctr">
+                  <w14:noFill/>
+                  <w14:prstDash w14:val="solid"/>
+                  <w14:round/>
+                </w14:textOutline>
+              </w:rPr>
+              <w:t>Humayara Ma’am</w:t>
+            </w:r>
           </w:p>
         </w:tc>
         <w:tc>
@@ -6200,7 +5578,7 @@
                   <w14:round/>
                 </w14:textOutline>
               </w:rPr>
-              <w:t>CSE 4104</w:t>
+              <w:t>CSE 4214</w:t>
             </w:r>
           </w:p>
           <w:p>
@@ -6304,7 +5682,7 @@
                   <w14:round/>
                 </w14:textOutline>
               </w:rPr>
-              <w:t>Tabeen</w:t>
+              <w:t>Saiful Sir</w:t>
             </w:r>
           </w:p>
         </w:tc>
@@ -6339,46 +5717,6 @@
                 </w14:textOutline>
               </w:rPr>
             </w:pPr>
-            <w:r>
-              <w:rPr>
-                <w:rFonts w:ascii="Times New Roman" w:hAnsi="Times New Roman" w:cs="Times New Roman"/>
-                <w:bCs/>
-                <w:color w:val="4472C4" w:themeColor="accent1"/>
-                <w:sz w:val="44"/>
-                <w:szCs w:val="44"/>
-                <w14:shadow w14:blurRad="38100" w14:dist="25400" w14:dir="5400000" w14:sx="100000" w14:sy="100000" w14:kx="0" w14:ky="0" w14:algn="ctr">
-                  <w14:srgbClr w14:val="6E747A">
-                    <w14:alpha w14:val="57000"/>
-                  </w14:srgbClr>
-                </w14:shadow>
-                <w14:textOutline w14:w="0" w14:cap="flat" w14:cmpd="sng" w14:algn="ctr">
-                  <w14:noFill/>
-                  <w14:prstDash w14:val="solid"/>
-                  <w14:round/>
-                </w14:textOutline>
-              </w:rPr>
-              <w:t>CSE Programing Contest Practic</w:t>
-            </w:r>
-            <w:r>
-              <w:rPr>
-                <w:rFonts w:ascii="Times New Roman" w:hAnsi="Times New Roman" w:cs="Times New Roman"/>
-                <w:bCs/>
-                <w:color w:val="4472C4" w:themeColor="accent1"/>
-                <w:sz w:val="44"/>
-                <w:szCs w:val="44"/>
-                <w14:shadow w14:blurRad="38100" w14:dist="25400" w14:dir="5400000" w14:sx="100000" w14:sy="100000" w14:kx="0" w14:ky="0" w14:algn="ctr">
-                  <w14:srgbClr w14:val="6E747A">
-                    <w14:alpha w14:val="57000"/>
-                  </w14:srgbClr>
-                </w14:shadow>
-                <w14:textOutline w14:w="0" w14:cap="flat" w14:cmpd="sng" w14:algn="ctr">
-                  <w14:noFill/>
-                  <w14:prstDash w14:val="solid"/>
-                  <w14:round/>
-                </w14:textOutline>
-              </w:rPr>
-              <w:t>e</w:t>
-            </w:r>
           </w:p>
         </w:tc>
         <w:tc>
@@ -6997,7 +6335,7 @@
   <w:style w:type="paragraph" w:default="1" w:styleId="Normal">
     <w:name w:val="Normal"/>
     <w:qFormat/>
-    <w:rsid w:val="00242E5F"/>
+    <w:rsid w:val="009A4BE8"/>
   </w:style>
   <w:style w:type="character" w:default="1" w:styleId="DefaultParagraphFont">
     <w:name w:val="Default Paragraph Font"/>
